--- a/downloads/workbook/ai-3-week-26.docx
+++ b/downloads/workbook/ai-3-week-26.docx
@@ -1577,6 +1577,178 @@
         <w:t>Project connection: For your Verified Study Buddy, save the input, procedure, observed result and limitation of this check. Label this worked example as practice; use a different, previously unreviewed case when checking independent understanding.</w:t>
       </w:r>
     </w:p>
+    <w:p>
+      <w:pPr>
+        <w:pStyle w:val="Heading1"/>
+      </w:pPr>
+      <w:r>
+        <w:t>24. Project portfolio milestone</w:t>
+      </w:r>
+    </w:p>
+    <w:p>
+      <w:r>
+        <w:t>Project: Verified Study Buddy</w:t>
+      </w:r>
+    </w:p>
+    <w:p>
+      <w:r>
+        <w:t>Current milestone: Prepare the demonstration. Gather reproducible instructions, evidence, access checks and remaining limitations.</w:t>
+      </w:r>
+    </w:p>
+    <w:p>
+      <w:r>
+        <w:t>For your Verified Study Buddy, save the input, procedure, observed result and limitation of this check. Label this worked example as practice; use a different, previously unreviewed case when checking independent understanding.</w:t>
+      </w:r>
+    </w:p>
+    <w:tbl>
+      <w:tblPr>
+        <w:tblStyle w:val="LightShading-Accent1"/>
+        <w:tblW w:type="auto" w:w="0"/>
+        <w:tblLook w:firstColumn="1" w:firstRow="1" w:lastColumn="0" w:lastRow="0" w:noHBand="0" w:noVBand="1" w:val="04A0"/>
+      </w:tblPr>
+      <w:tblGrid>
+        <w:gridCol w:w="5112"/>
+        <w:gridCol w:w="5112"/>
+      </w:tblGrid>
+      <w:tr>
+        <w:trPr>
+          <w:tblHeader/>
+        </w:trPr>
+        <w:tc>
+          <w:tcPr>
+            <w:tcW w:type="dxa" w:w="5112"/>
+          </w:tcPr>
+          <w:p>
+            <w:r>
+              <w:t>Evidence to keep</w:t>
+            </w:r>
+          </w:p>
+        </w:tc>
+        <w:tc>
+          <w:tcPr>
+            <w:tcW w:type="dxa" w:w="5112"/>
+          </w:tcPr>
+          <w:p>
+            <w:r>
+              <w:t>My record</w:t>
+            </w:r>
+          </w:p>
+        </w:tc>
+      </w:tr>
+      <w:tr>
+        <w:tc>
+          <w:tcPr>
+            <w:tcW w:type="dxa" w:w="5112"/>
+          </w:tcPr>
+          <w:p>
+            <w:r>
+              <w:t>This week’s input and deciding step</w:t>
+            </w:r>
+          </w:p>
+        </w:tc>
+        <w:tc>
+          <w:tcPr>
+            <w:tcW w:type="dxa" w:w="5112"/>
+          </w:tcPr>
+          <w:p>
+            <w:r/>
+          </w:p>
+        </w:tc>
+      </w:tr>
+      <w:tr>
+        <w:tc>
+          <w:tcPr>
+            <w:tcW w:type="dxa" w:w="5112"/>
+          </w:tcPr>
+          <w:p>
+            <w:r>
+              <w:t>Prediction and actual result (or labelled paper trace)</w:t>
+            </w:r>
+          </w:p>
+        </w:tc>
+        <w:tc>
+          <w:tcPr>
+            <w:tcW w:type="dxa" w:w="5112"/>
+          </w:tcPr>
+          <w:p>
+            <w:r/>
+          </w:p>
+        </w:tc>
+      </w:tr>
+      <w:tr>
+        <w:tc>
+          <w:tcPr>
+            <w:tcW w:type="dxa" w:w="5112"/>
+          </w:tcPr>
+          <w:p>
+            <w:r>
+              <w:t>One change since the previous checkpoint and why</w:t>
+            </w:r>
+          </w:p>
+        </w:tc>
+        <w:tc>
+          <w:tcPr>
+            <w:tcW w:type="dxa" w:w="5112"/>
+          </w:tcPr>
+          <w:p>
+            <w:r/>
+          </w:p>
+        </w:tc>
+      </w:tr>
+      <w:tr>
+        <w:tc>
+          <w:tcPr>
+            <w:tcW w:type="dxa" w:w="5112"/>
+          </w:tcPr>
+          <w:p>
+            <w:r>
+              <w:t>One error or limit and the next test</w:t>
+            </w:r>
+          </w:p>
+        </w:tc>
+        <w:tc>
+          <w:tcPr>
+            <w:tcW w:type="dxa" w:w="5112"/>
+          </w:tcPr>
+          <w:p>
+            <w:r/>
+          </w:p>
+        </w:tc>
+      </w:tr>
+    </w:tbl>
+    <w:p>
+      <w:pPr>
+        <w:pStyle w:val="Heading3"/>
+      </w:pPr>
+      <w:r>
+        <w:t>Explain what this week adds to your project. Reuse last week’s record rather than starting again.</w:t>
+      </w:r>
+    </w:p>
+    <w:p>
+      <w:r>
+        <w:t>________________________________________________________________</w:t>
+      </w:r>
+    </w:p>
+    <w:p>
+      <w:r>
+        <w:t>________________________________________________________________</w:t>
+      </w:r>
+    </w:p>
+    <w:p>
+      <w:r>
+        <w:t>________________________________________________________________</w:t>
+      </w:r>
+    </w:p>
+    <w:p>
+      <w:r>
+        <w:t>________________________________________________________________</w:t>
+      </w:r>
+    </w:p>
+    <w:p>
+      <w:r>
+        <w:t>________________________________________________________________</w:t>
+      </w:r>
+    </w:p>
     <w:sectPr>
       <w:pgSz w:w="12240" w:h="15840"/>
       <w:pgMar w:top="936" w:right="1008" w:bottom="936" w:left="1008" w:header="720" w:footer="720" w:gutter="0"/>

--- a/downloads/workbook/ai-3-week-26.docx
+++ b/downloads/workbook/ai-3-week-26.docx
@@ -1749,6 +1749,235 @@
         <w:t>________________________________________________________________</w:t>
       </w:r>
     </w:p>
+    <w:p>
+      <w:pPr>
+        <w:pStyle w:val="Heading1"/>
+      </w:pPr>
+      <w:r>
+        <w:t>25. Supported practice and learning evidence</w:t>
+      </w:r>
+    </w:p>
+    <w:p>
+      <w:r>
+        <w:t>Use this supported practice once, in the browser or on paper. Keep the reserved independent assessment for a separate first attempt before teacher feedback.</w:t>
+      </w:r>
+    </w:p>
+    <w:p>
+      <w:r>
+        <w:t>Design an evaluation set that checks answering and appropriate uncertainty separately.</w:t>
+      </w:r>
+    </w:p>
+    <w:p>
+      <w:pPr>
+        <w:pStyle w:val="Heading3"/>
+      </w:pPr>
+      <w:r>
+        <w:t>Practice 1: explain the deciding evidence</w:t>
+      </w:r>
+    </w:p>
+    <w:p>
+      <w:r>
+        <w:t>Which labelled step matches this detail? Five of six pass overall; the perfect missing-evidence group hides one answering failure if only totals are discussed.</w:t>
+      </w:r>
+    </w:p>
+    <w:p>
+      <w:r>
+        <w:t>1. Separate cases</w:t>
+      </w:r>
+    </w:p>
+    <w:p>
+      <w:r>
+        <w:t>2. Calculate rates</w:t>
+      </w:r>
+    </w:p>
+    <w:p>
+      <w:r>
+        <w:t>3. Report total</w:t>
+      </w:r>
+    </w:p>
+    <w:p>
+      <w:pPr>
+        <w:pStyle w:val="Heading3"/>
+      </w:pPr>
+      <w:r>
+        <w:t>My selected conclusion, deciding fact and explanation</w:t>
+      </w:r>
+    </w:p>
+    <w:p>
+      <w:r>
+        <w:t>________________________________________________________________</w:t>
+      </w:r>
+    </w:p>
+    <w:p>
+      <w:r>
+        <w:t>________________________________________________________________</w:t>
+      </w:r>
+    </w:p>
+    <w:p>
+      <w:r>
+        <w:t>________________________________________________________________</w:t>
+      </w:r>
+    </w:p>
+    <w:p>
+      <w:r>
+        <w:t>________________________________________________________________</w:t>
+      </w:r>
+    </w:p>
+    <w:p>
+      <w:r>
+        <w:t>________________________________________________________________</w:t>
+      </w:r>
+    </w:p>
+    <w:p>
+      <w:r>
+        <w:t>Hint if needed: Read the steps in the pictorial case. Match the supplied detail to the stage that performs or records it.</w:t>
+      </w:r>
+    </w:p>
+    <w:p>
+      <w:r>
+        <w:t>After your attempt, compare with the supported explanation: Report total Five of six pass overall; the perfect missing-evidence group hides one answering failure if only totals are discussed. Read the picture in order. Five of six pass overall; the perfect missing-evidence group hides one answering failure if only totals are discussed. The arrows show which recorded input or intermediate result each decision uses. Explain the deciding step aloud before checking the changed case; pointing to the final answer alone does not show how it follows.</w:t>
+      </w:r>
+    </w:p>
+    <w:p>
+      <w:pPr>
+        <w:pStyle w:val="Heading3"/>
+      </w:pPr>
+      <w:r>
+        <w:t>Practice 2: explain the deciding evidence</w:t>
+      </w:r>
+    </w:p>
+    <w:p>
+      <w:r>
+        <w:t>Changed-case practice: Add three missing-evidence cases that all pass. Which conclusion is supported by the supplied facts?</w:t>
+      </w:r>
+    </w:p>
+    <w:p>
+      <w:r>
+        <w:t>1. We can decide the result without examining the changed input or the procedure.</w:t>
+      </w:r>
+    </w:p>
+    <w:p>
+      <w:r>
+        <w:t>2. Overall becomes 8/9, but supported answering remains 2/3.</w:t>
+      </w:r>
+    </w:p>
+    <w:p>
+      <w:r>
+        <w:t>3. This one example guarantees correct results for every future input.</w:t>
+      </w:r>
+    </w:p>
+    <w:p>
+      <w:pPr>
+        <w:pStyle w:val="Heading3"/>
+      </w:pPr>
+      <w:r>
+        <w:t>My selected conclusion, deciding fact and explanation</w:t>
+      </w:r>
+    </w:p>
+    <w:p>
+      <w:r>
+        <w:t>________________________________________________________________</w:t>
+      </w:r>
+    </w:p>
+    <w:p>
+      <w:r>
+        <w:t>________________________________________________________________</w:t>
+      </w:r>
+    </w:p>
+    <w:p>
+      <w:r>
+        <w:t>________________________________________________________________</w:t>
+      </w:r>
+    </w:p>
+    <w:p>
+      <w:r>
+        <w:t>________________________________________________________________</w:t>
+      </w:r>
+    </w:p>
+    <w:p>
+      <w:r>
+        <w:t>________________________________________________________________</w:t>
+      </w:r>
+    </w:p>
+    <w:p>
+      <w:r>
+        <w:t>Hint if needed: Use the changed condition and the deciding step in the pictorial trace. The answer must say what follows from those facts.</w:t>
+      </w:r>
+    </w:p>
+    <w:p>
+      <w:r>
+        <w:t>After your attempt, compare with the supported explanation: Overall becomes 8/9, but supported answering remains 2/3. Changing the case mixture raises the pooled rate without improving any existing answerable result.</w:t>
+      </w:r>
+    </w:p>
+    <w:p>
+      <w:pPr>
+        <w:pStyle w:val="Heading3"/>
+      </w:pPr>
+      <w:r>
+        <w:t>Repair a missing building block</w:t>
+      </w:r>
+    </w:p>
+    <w:p>
+      <w:r>
+        <w:t>Review Quality Rubrics (ai-3/25). Goal: Explain the mechanism and terminology of system evaluation sets. Short practice: Why is “one out of two checks passed” an insufficient release decision? Point to the relevant step in the picture, then write the changed result and the rule or evidence that supports it.. Return to this week and explain what you changed.</w:t>
+      </w:r>
+    </w:p>
+    <w:p>
+      <w:r>
+        <w:t>Review Block to Python Bridge (ai-3/23). Goal: Translate a short paper calculation into a Python script. Short practice: Trace the changed list and identify where the result differs. Point to the relevant step in the picture, then write the changed result and the rule or evidence that supports it.. Return to this week and explain what you changed.</w:t>
+      </w:r>
+    </w:p>
+    <w:p>
+      <w:r>
+        <w:t>Review Conversation State and Memory (ai-3/20). Goal: Explain the mechanism and terminology of conversation state and retention. Short practice: What is selected_book after the correction and after exit? Point to the relevant step in the picture, then write the changed result and the rule or evidence that supports it.. Return to this week and explain what you changed.</w:t>
+      </w:r>
+    </w:p>
+    <w:p>
+      <w:pPr>
+        <w:pStyle w:val="Heading3"/>
+      </w:pPr>
+      <w:r>
+        <w:t>Keep your completed work</w:t>
+      </w:r>
+    </w:p>
+    <w:p>
+      <w:r>
+        <w:t>Use Download completed work in the hosted lesson to export your answers, reflections, practice feedback and code-run evidence. Open the HTML copy to read or print it. Drafts stay in this browser when storage is available; clear drafts on a shared device.</w:t>
+      </w:r>
+    </w:p>
+    <w:p>
+      <w:pPr>
+        <w:pStyle w:val="Heading3"/>
+      </w:pPr>
+      <w:r>
+        <w:t>What I repaired, the evidence I kept and the next test</w:t>
+      </w:r>
+    </w:p>
+    <w:p>
+      <w:r>
+        <w:t>________________________________________________________________</w:t>
+      </w:r>
+    </w:p>
+    <w:p>
+      <w:r>
+        <w:t>________________________________________________________________</w:t>
+      </w:r>
+    </w:p>
+    <w:p>
+      <w:r>
+        <w:t>________________________________________________________________</w:t>
+      </w:r>
+    </w:p>
+    <w:p>
+      <w:r>
+        <w:t>________________________________________________________________</w:t>
+      </w:r>
+    </w:p>
+    <w:p>
+      <w:r>
+        <w:t>________________________________________________________________</w:t>
+      </w:r>
+    </w:p>
     <w:sectPr>
       <w:pgSz w:w="12240" w:h="15840"/>
       <w:pgMar w:top="936" w:right="1008" w:bottom="936" w:left="1008" w:header="720" w:footer="720" w:gutter="0"/>

--- a/downloads/workbook/ai-3-week-26.docx
+++ b/downloads/workbook/ai-3-week-26.docx
@@ -30,6 +30,17 @@
     </w:p>
     <w:p>
       <w:r>
+        <w:t>Record your starting explanation for Evaluation Sets before opening notes. Show any later correction separately.</w:t>
+      </w:r>
+    </w:p>
+    <w:p>
+      <w:pPr>
+        <w:spacing w:line="336" w:lineRule="auto" w:after="180"/>
+      </w:pPr>
+      <w:r>
+        <w:rPr>
+          <w:b w:val="0"/>
+        </w:rPr>
         <w:t>Try the recall before opening notes. Then use a different colour or a labelled second line to correct your explanation.</w:t>
       </w:r>
     </w:p>
@@ -42,7 +53,13 @@
       </w:r>
     </w:p>
     <w:p>
-      <w:r>
+      <w:pPr>
+        <w:spacing w:line="336" w:lineRule="auto" w:after="180"/>
+      </w:pPr>
+      <w:r>
+        <w:rPr>
+          <w:b w:val="0"/>
+        </w:rPr>
         <w:t>Without opening the old lesson, explain one key idea from Quality Rubrics. Give an example and a mistake that the idea helps you avoid.</w:t>
       </w:r>
     </w:p>
@@ -78,7 +95,13 @@
       </w:r>
     </w:p>
     <w:p>
-      <w:r>
+      <w:pPr>
+        <w:spacing w:line="336" w:lineRule="auto" w:after="180"/>
+      </w:pPr>
+      <w:r>
+        <w:rPr>
+          <w:b w:val="0"/>
+        </w:rPr>
         <w:t>Without opening the old lesson, explain one key idea from Block to Python Bridge. Give an example and a mistake that the idea helps you avoid.</w:t>
       </w:r>
     </w:p>
@@ -114,7 +137,13 @@
       </w:r>
     </w:p>
     <w:p>
-      <w:r>
+      <w:pPr>
+        <w:spacing w:line="336" w:lineRule="auto" w:after="180"/>
+      </w:pPr>
+      <w:r>
+        <w:rPr>
+          <w:b w:val="0"/>
+        </w:rPr>
         <w:t>Without opening the old lesson, explain one key idea from Conversation State and Memory. Give an example and a mistake that the idea helps you avoid.</w:t>
       </w:r>
     </w:p>
@@ -151,7 +180,30 @@
     </w:p>
     <w:p>
       <w:r>
-        <w:t>Use W2: Trace the worked case for System evaluation sets. Record the answer once; the lesson and workbook refer to the same attempt.</w:t>
+        <w:t>Complete the supported Evaluation Sets trace and record the first step you can explain without help.</w:t>
+      </w:r>
+    </w:p>
+    <w:p>
+      <w:pPr>
+        <w:spacing w:line="336" w:lineRule="auto" w:after="180"/>
+      </w:pPr>
+      <w:r>
+        <w:rPr>
+          <w:b w:val="0"/>
+        </w:rPr>
+        <w:t xml:space="preserve">Use W2: Trace the worked case for System </w:t>
+      </w:r>
+      <w:r>
+        <w:rPr>
+          <w:b/>
+        </w:rPr>
+        <w:t>evaluation set</w:t>
+      </w:r>
+      <w:r>
+        <w:rPr>
+          <w:b w:val="0"/>
+        </w:rPr>
+        <w:t>s. Record the answer once; the lesson and workbook refer to the same attempt.</w:t>
       </w:r>
     </w:p>
     <w:tbl>
@@ -279,7 +331,41 @@
     </w:p>
     <w:p>
       <w:r>
-        <w:t>Use the worked case for System evaluation sets. Proposed explanation: “The worked result establishes every future case”. Decide whether this explanation is supported. Point to the step or supplied fact that decides; explain your repair if needed.</w:t>
+        <w:t>Check the proposed Evaluation Sets explanation against the supplied facts before discussing it.</w:t>
+      </w:r>
+    </w:p>
+    <w:p>
+      <w:pPr>
+        <w:spacing w:line="336" w:lineRule="auto" w:after="180"/>
+      </w:pPr>
+      <w:r>
+        <w:rPr>
+          <w:b w:val="0"/>
+        </w:rPr>
+        <w:t xml:space="preserve">Use the worked case for System </w:t>
+      </w:r>
+      <w:r>
+        <w:rPr>
+          <w:b/>
+        </w:rPr>
+        <w:t>evaluation set</w:t>
+      </w:r>
+      <w:r>
+        <w:rPr>
+          <w:b w:val="0"/>
+        </w:rPr>
+        <w:t>s. Proposed explanation: “The worked result establishes every future case”. Decide whether this explanation is supported.</w:t>
+      </w:r>
+    </w:p>
+    <w:p>
+      <w:pPr>
+        <w:spacing w:line="336" w:lineRule="auto" w:after="180"/>
+      </w:pPr>
+      <w:r>
+        <w:rPr>
+          <w:b w:val="0"/>
+        </w:rPr>
+        <w:t>Point to the step or supplied fact that decides; explain your repair if needed.</w:t>
       </w:r>
     </w:p>
     <w:p>
@@ -319,6 +405,11 @@
       </w:r>
     </w:p>
     <w:p>
+      <w:r>
+        <w:t>Write one first attempt at the reserved independent case before feedback. Repeated copies of that case refer to the same recorded attempt.</w:t>
+      </w:r>
+    </w:p>
+    <w:p>
       <w:pPr>
         <w:pStyle w:val="Heading3"/>
       </w:pPr>
@@ -327,7 +418,13 @@
       </w:r>
     </w:p>
     <w:p>
-      <w:r>
+      <w:pPr>
+        <w:spacing w:line="336" w:lineRule="auto" w:after="180"/>
+      </w:pPr>
+      <w:r>
+        <w:rPr>
+          <w:b w:val="0"/>
+        </w:rPr>
         <w:t>Approved notes: Robotics Tuesday Room2; Art Wednesday Room5. Requests: “Where does the club meet?” and “Who leads drama?” An unversioned added note says Robotics Room3. Design checks and safe responses.</w:t>
       </w:r>
     </w:p>
@@ -375,7 +472,13 @@
       </w:r>
     </w:p>
     <w:p>
-      <w:r>
+      <w:pPr>
+        <w:spacing w:line="336" w:lineRule="auto" w:after="180"/>
+      </w:pPr>
+      <w:r>
+        <w:rPr>
+          <w:b w:val="0"/>
+        </w:rPr>
         <w:t>Attempt this case before feedback. Record any help. Earlier examples below are further practice; a case already practised with feedback cannot establish fresh transfer.</w:t>
       </w:r>
     </w:p>
@@ -389,6 +492,17 @@
     </w:p>
     <w:p>
       <w:r>
+        <w:t>Connect the Evaluation Sets target to a trace and a justified conclusion.</w:t>
+      </w:r>
+    </w:p>
+    <w:p>
+      <w:pPr>
+        <w:spacing w:line="336" w:lineRule="auto" w:after="180"/>
+      </w:pPr>
+      <w:r>
+        <w:rPr>
+          <w:b w:val="0"/>
+        </w:rPr>
         <w:t>A test set contains ten easy questions with direct answers in the notes. Add three different kinds of cases that probe fallback behaviour and define expected outcomes.</w:t>
       </w:r>
     </w:p>
@@ -402,17 +516,47 @@
     </w:p>
     <w:p>
       <w:r>
+        <w:t>Solve the supplied Evaluation Sets case and show the deciding evidence.</w:t>
+      </w:r>
+    </w:p>
+    <w:p>
+      <w:pPr>
+        <w:spacing w:line="336" w:lineRule="auto" w:after="180"/>
+      </w:pPr>
+      <w:r>
+        <w:rPr>
+          <w:b w:val="0"/>
+        </w:rPr>
         <w:t>Ten evaluation questions are easy definitions; none lacks a source.</w:t>
       </w:r>
     </w:p>
     <w:p>
-      <w:r>
+      <w:pPr>
+        <w:spacing w:line="336" w:lineRule="auto" w:after="180"/>
+        <w:shd w:fill="F5F1FB"/>
+      </w:pPr>
+      <w:r>
+        <w:rPr>
+          <w:b w:val="0"/>
+        </w:rPr>
         <w:t>What is untested?</w:t>
       </w:r>
     </w:p>
     <w:p>
-      <w:r>
-        <w:t>Show your trace, calculation or evidence</w:t>
+      <w:pPr>
+        <w:spacing w:line="336" w:lineRule="auto" w:after="180"/>
+      </w:pPr>
+      <w:r>
+        <w:rPr>
+          <w:b w:val="0"/>
+        </w:rPr>
+        <w:t xml:space="preserve">Show your trace, calculation or </w:t>
+      </w:r>
+      <w:r>
+        <w:rPr>
+          <w:b/>
+        </w:rPr>
+        <w:t>evidence</w:t>
       </w:r>
     </w:p>
     <w:p>
@@ -458,11 +602,28 @@
     </w:p>
     <w:p>
       <w:r>
+        <w:t>Apply the procedure to the changed case and record why the conclusion follows.</w:t>
+      </w:r>
+    </w:p>
+    <w:p>
+      <w:pPr>
+        <w:spacing w:line="336" w:lineRule="auto" w:after="180"/>
+      </w:pPr>
+      <w:r>
+        <w:rPr>
+          <w:b w:val="0"/>
+        </w:rPr>
         <w:t>You improve a prompt after reading every test question. Can those questions still provide an untouched final evaluation? Propose a repair.</w:t>
       </w:r>
     </w:p>
     <w:p>
-      <w:r>
+      <w:pPr>
+        <w:spacing w:line="336" w:lineRule="auto" w:after="180"/>
+      </w:pPr>
+      <w:r>
+        <w:rPr>
+          <w:b w:val="0"/>
+        </w:rPr>
         <w:t>My independent answer and reason</w:t>
       </w:r>
     </w:p>
@@ -517,7 +678,30 @@
     </w:p>
     <w:p>
       <w:r>
-        <w:t>Create a changed input, boundary case or missing-information case. Write the expected answer or safe response before testing.</w:t>
+        <w:t>Specify a changed input, expected result and observation separately.</w:t>
+      </w:r>
+    </w:p>
+    <w:p>
+      <w:pPr>
+        <w:spacing w:line="336" w:lineRule="auto" w:after="180"/>
+      </w:pPr>
+      <w:r>
+        <w:rPr>
+          <w:b w:val="0"/>
+        </w:rPr>
+        <w:t xml:space="preserve">Create a changed </w:t>
+      </w:r>
+      <w:r>
+        <w:rPr>
+          <w:b/>
+        </w:rPr>
+        <w:t>input</w:t>
+      </w:r>
+      <w:r>
+        <w:rPr>
+          <w:b w:val="0"/>
+        </w:rPr>
+        <w:t>, boundary case or missing-information case. Write the expected answer or safe response before testing.</w:t>
       </w:r>
     </w:p>
     <w:tbl>
@@ -646,12 +830,41 @@
     </w:p>
     <w:p>
       <w:r>
+        <w:t>Justify what Evaluation Sets adds to Verified Study Buddy and keep the evidence.</w:t>
+      </w:r>
+    </w:p>
+    <w:p>
+      <w:pPr>
+        <w:spacing w:line="336" w:lineRule="auto" w:after="180"/>
+      </w:pPr>
+      <w:r>
+        <w:rPr>
+          <w:b w:val="0"/>
+        </w:rPr>
         <w:t>Maintain a balanced eval set covering utility, grounding, format, privacy, and safety.</w:t>
       </w:r>
     </w:p>
     <w:p>
-      <w:r>
-        <w:t>The project change and evidence I will keep</w:t>
+      <w:pPr>
+        <w:spacing w:line="336" w:lineRule="auto" w:after="180"/>
+      </w:pPr>
+      <w:r>
+        <w:rPr>
+          <w:b w:val="0"/>
+        </w:rPr>
+        <w:t xml:space="preserve">The project change and </w:t>
+      </w:r>
+      <w:r>
+        <w:rPr>
+          <w:b/>
+        </w:rPr>
+        <w:t>evidence</w:t>
+      </w:r>
+      <w:r>
+        <w:rPr>
+          <w:b w:val="0"/>
+        </w:rPr>
+        <w:t xml:space="preserve"> I will keep</w:t>
       </w:r>
     </w:p>
     <w:p>
@@ -697,11 +910,54 @@
     </w:p>
     <w:p>
       <w:r>
-        <w:t>I can explain the mechanism. I can show evidence. I can handle a changed case. I can name a limit. Mark each as not yet, with help or independently, and attach supporting work.</w:t>
-      </w:r>
-    </w:p>
-    <w:p>
-      <w:r>
+        <w:t>Judge explanation, evidence, transfer and limits separately; attach the work behind your judgement.</w:t>
+      </w:r>
+    </w:p>
+    <w:p>
+      <w:pPr>
+        <w:pStyle w:val="ListBullet"/>
+      </w:pPr>
+      <w:r>
+        <w:t>I can explain the mechanism.</w:t>
+      </w:r>
+    </w:p>
+    <w:p>
+      <w:pPr>
+        <w:pStyle w:val="ListBullet"/>
+      </w:pPr>
+      <w:r>
+        <w:t>I can show evidence.</w:t>
+      </w:r>
+    </w:p>
+    <w:p>
+      <w:pPr>
+        <w:pStyle w:val="ListBullet"/>
+      </w:pPr>
+      <w:r>
+        <w:t>I can handle a changed case.</w:t>
+      </w:r>
+    </w:p>
+    <w:p>
+      <w:pPr>
+        <w:pStyle w:val="ListBullet"/>
+      </w:pPr>
+      <w:r>
+        <w:t>I can name a limit.</w:t>
+      </w:r>
+    </w:p>
+    <w:p>
+      <w:r>
+        <w:t>Mark each as not yet, with help or independently, and attach supporting work.</w:t>
+      </w:r>
+    </w:p>
+    <w:p>
+      <w:pPr>
+        <w:spacing w:line="336" w:lineRule="auto" w:after="180"/>
+      </w:pPr>
+      <w:r>
+        <w:rPr>
+          <w:b w:val="0"/>
+        </w:rPr>
         <w:t>Teacher review ____________________  Next step ____________________</w:t>
       </w:r>
     </w:p>
@@ -715,6 +971,17 @@
     </w:p>
     <w:p>
       <w:r>
+        <w:t>Use this earlier case as transfer practice. A case already discussed with feedback is not fresh assessment evidence.</w:t>
+      </w:r>
+    </w:p>
+    <w:p>
+      <w:pPr>
+        <w:spacing w:line="336" w:lineRule="auto" w:after="180"/>
+      </w:pPr>
+      <w:r>
+        <w:rPr>
+          <w:b w:val="0"/>
+        </w:rPr>
         <w:t>A test set contains ten easy questions with direct answers in the notes. Add three different kinds of cases that probe fallback behaviour and define expected outcomes.</w:t>
       </w:r>
     </w:p>
@@ -762,7 +1029,13 @@
       </w:r>
     </w:p>
     <w:p>
-      <w:r>
+      <w:pPr>
+        <w:spacing w:line="336" w:lineRule="auto" w:after="180"/>
+      </w:pPr>
+      <w:r>
+        <w:rPr>
+          <w:b w:val="0"/>
+        </w:rPr>
         <w:t>Record support used: none, hint or teacher explanation.</w:t>
       </w:r>
     </w:p>
@@ -776,7 +1049,54 @@
     </w:p>
     <w:p>
       <w:r>
-        <w:t>Explain the weekly mechanism in your own words. Use the worked scenario to name its input, decision rule and output.</w:t>
+        <w:t>Explain the mechanism. Apply the supplied Evaluation Sets facts and keep your reasoning.</w:t>
+      </w:r>
+    </w:p>
+    <w:p>
+      <w:pPr>
+        <w:spacing w:line="336" w:lineRule="auto" w:after="180"/>
+      </w:pPr>
+      <w:r>
+        <w:rPr>
+          <w:b w:val="0"/>
+        </w:rPr>
+        <w:t xml:space="preserve">Explain the weekly </w:t>
+      </w:r>
+      <w:r>
+        <w:rPr>
+          <w:b/>
+        </w:rPr>
+        <w:t>mechanism</w:t>
+      </w:r>
+      <w:r>
+        <w:rPr>
+          <w:b w:val="0"/>
+        </w:rPr>
+        <w:t xml:space="preserve"> in your own words. Use the worked scenario to name its </w:t>
+      </w:r>
+      <w:r>
+        <w:rPr>
+          <w:b/>
+        </w:rPr>
+        <w:t>input</w:t>
+      </w:r>
+      <w:r>
+        <w:rPr>
+          <w:b w:val="0"/>
+        </w:rPr>
+        <w:t xml:space="preserve">, decision rule and </w:t>
+      </w:r>
+      <w:r>
+        <w:rPr>
+          <w:b/>
+        </w:rPr>
+        <w:t>output</w:t>
+      </w:r>
+      <w:r>
+        <w:rPr>
+          <w:b w:val="0"/>
+        </w:rPr>
+        <w:t>.</w:t>
       </w:r>
     </w:p>
     <w:p>
@@ -827,7 +1147,30 @@
     </w:p>
     <w:p>
       <w:r>
-        <w:t>Ten cases include six answerable and four missing-evidence cases. System answers five answerable correctly and abstains appropriately on three missing cases. Show the intermediate steps and give the conclusion with its scope.</w:t>
+        <w:t>Trace the worked case. Apply the supplied Evaluation Sets facts and keep your reasoning.</w:t>
+      </w:r>
+    </w:p>
+    <w:p>
+      <w:pPr>
+        <w:spacing w:line="336" w:lineRule="auto" w:after="180"/>
+      </w:pPr>
+      <w:r>
+        <w:rPr>
+          <w:b w:val="0"/>
+        </w:rPr>
+        <w:t>Ten cases include six answerable and four missing-</w:t>
+      </w:r>
+      <w:r>
+        <w:rPr>
+          <w:b/>
+        </w:rPr>
+        <w:t>evidence</w:t>
+      </w:r>
+      <w:r>
+        <w:rPr>
+          <w:b w:val="0"/>
+        </w:rPr>
+        <w:t xml:space="preserve"> cases. System answers five answerable correctly and abstains appropriately on three missing cases. Show the intermediate steps and give the conclusion with its scope.</w:t>
       </w:r>
     </w:p>
     <w:p>
@@ -883,7 +1226,41 @@
     </w:p>
     <w:p>
       <w:r>
-        <w:t>A report omits this qualification: Evaluation coverage limits the claim; prompts tuned on these cases need new reserved final cases. Explain how omitting it could change a reader's interpretation, and write an accurate replacement.</w:t>
+        <w:t>Audit the limit. Apply the supplied Evaluation Sets facts and keep your reasoning.</w:t>
+      </w:r>
+    </w:p>
+    <w:p>
+      <w:pPr>
+        <w:spacing w:line="336" w:lineRule="auto" w:after="180"/>
+      </w:pPr>
+      <w:r>
+        <w:rPr>
+          <w:b w:val="0"/>
+        </w:rPr>
+        <w:t xml:space="preserve">A report omits this qualification: Evaluation </w:t>
+      </w:r>
+      <w:r>
+        <w:rPr>
+          <w:b/>
+        </w:rPr>
+        <w:t>coverage</w:t>
+      </w:r>
+      <w:r>
+        <w:rPr>
+          <w:b w:val="0"/>
+        </w:rPr>
+        <w:t xml:space="preserve"> limits the claim; prompts tuned on these cases need new reserved final cases.</w:t>
+      </w:r>
+    </w:p>
+    <w:p>
+      <w:pPr>
+        <w:spacing w:line="336" w:lineRule="auto" w:after="180"/>
+      </w:pPr>
+      <w:r>
+        <w:rPr>
+          <w:b w:val="0"/>
+        </w:rPr>
+        <w:t>Explain how omitting it could change a reader's interpretation, and write an accurate replacement.</w:t>
       </w:r>
     </w:p>
     <w:p>
@@ -934,6 +1311,17 @@
     </w:p>
     <w:p>
       <w:r>
+        <w:t>Attempt before feedback. If this repeats the selected independent case, reuse that first attempt; otherwise keep a separate record. Apply a new case independently. Apply the supplied Evaluation Sets facts and keep your reasoning.</w:t>
+      </w:r>
+    </w:p>
+    <w:p>
+      <w:pPr>
+        <w:spacing w:line="336" w:lineRule="auto" w:after="180"/>
+      </w:pPr>
+      <w:r>
+        <w:rPr>
+          <w:b w:val="0"/>
+        </w:rPr>
         <w:t>Twelve cases: eight answerable, four unanswerable. Correct answers six; appropriate abstentions two. Compute separate and combined pass rates.</w:t>
       </w:r>
     </w:p>
@@ -995,7 +1383,29 @@
     </w:p>
     <w:p>
       <w:r>
-        <w:t>For the worked scenario, propose one additional case that could reveal a failure, describe its expected outcome before running it, and explain what would need to remain fixed for a fair comparison. Do not reuse W4 as a new final test after receiving feedback.</w:t>
+        <w:t>Design a revealing follow-up. Apply the supplied Evaluation Sets facts and keep your reasoning.</w:t>
+      </w:r>
+    </w:p>
+    <w:p>
+      <w:pPr>
+        <w:spacing w:line="336" w:lineRule="auto" w:after="180"/>
+      </w:pPr>
+      <w:r>
+        <w:rPr>
+          <w:b w:val="0"/>
+        </w:rPr>
+        <w:t>For the worked scenario, propose one additional case that could reveal a failure, describe its expected outcome before running it, and explain what would need to remain fixed for a fair comparison.</w:t>
+      </w:r>
+    </w:p>
+    <w:p>
+      <w:pPr>
+        <w:spacing w:line="336" w:lineRule="auto" w:after="180"/>
+      </w:pPr>
+      <w:r>
+        <w:rPr>
+          <w:b w:val="0"/>
+        </w:rPr>
+        <w:t>Do not reuse W4 as a new final test after receiving feedback.</w:t>
       </w:r>
     </w:p>
     <w:p>
@@ -1051,7 +1461,54 @@
     </w:p>
     <w:p>
       <w:r>
-        <w:t>Explain the weekly mechanism in your own words. Use the worked scenario to name its input, decision rule and output.</w:t>
+        <w:t>Use the supplied Evaluation Sets task to record your reasoning, evidence and next step.</w:t>
+      </w:r>
+    </w:p>
+    <w:p>
+      <w:pPr>
+        <w:spacing w:line="336" w:lineRule="auto" w:after="180"/>
+      </w:pPr>
+      <w:r>
+        <w:rPr>
+          <w:b w:val="0"/>
+        </w:rPr>
+        <w:t xml:space="preserve">Explain the weekly </w:t>
+      </w:r>
+      <w:r>
+        <w:rPr>
+          <w:b/>
+        </w:rPr>
+        <w:t>mechanism</w:t>
+      </w:r>
+      <w:r>
+        <w:rPr>
+          <w:b w:val="0"/>
+        </w:rPr>
+        <w:t xml:space="preserve"> in your own words. Use the worked scenario to name its </w:t>
+      </w:r>
+      <w:r>
+        <w:rPr>
+          <w:b/>
+        </w:rPr>
+        <w:t>input</w:t>
+      </w:r>
+      <w:r>
+        <w:rPr>
+          <w:b w:val="0"/>
+        </w:rPr>
+        <w:t xml:space="preserve">, decision rule and </w:t>
+      </w:r>
+      <w:r>
+        <w:rPr>
+          <w:b/>
+        </w:rPr>
+        <w:t>output</w:t>
+      </w:r>
+      <w:r>
+        <w:rPr>
+          <w:b w:val="0"/>
+        </w:rPr>
+        <w:t>.</w:t>
       </w:r>
     </w:p>
     <w:p>
@@ -1102,6 +1559,17 @@
     </w:p>
     <w:p>
       <w:r>
+        <w:t>Use the supplied Evaluation Sets task to record your reasoning, evidence and next step.</w:t>
+      </w:r>
+    </w:p>
+    <w:p>
+      <w:pPr>
+        <w:spacing w:line="336" w:lineRule="auto" w:after="180"/>
+      </w:pPr>
+      <w:r>
+        <w:rPr>
+          <w:b w:val="0"/>
+        </w:rPr>
         <w:t>Relevant documents are A, C, E. Top three results A, B, C contain two relevant items. Show the intermediate steps and give the conclusion with its scope.</w:t>
       </w:r>
     </w:p>
@@ -1158,7 +1626,41 @@
     </w:p>
     <w:p>
       <w:r>
-        <w:t>A report omits this qualification: Known judgments may be incomplete; a score over one query does not establish coverage over all queries. Explain how omitting it could change a reader's interpretation, and write an accurate replacement.</w:t>
+        <w:t>Use the supplied Evaluation Sets task to record your reasoning, evidence and next step.</w:t>
+      </w:r>
+    </w:p>
+    <w:p>
+      <w:pPr>
+        <w:spacing w:line="336" w:lineRule="auto" w:after="180"/>
+      </w:pPr>
+      <w:r>
+        <w:rPr>
+          <w:b w:val="0"/>
+        </w:rPr>
+        <w:t xml:space="preserve">A report omits this qualification: Known judgments may be incomplete; a score over one query does not establish </w:t>
+      </w:r>
+      <w:r>
+        <w:rPr>
+          <w:b/>
+        </w:rPr>
+        <w:t>coverage</w:t>
+      </w:r>
+      <w:r>
+        <w:rPr>
+          <w:b w:val="0"/>
+        </w:rPr>
+        <w:t xml:space="preserve"> over all queries.</w:t>
+      </w:r>
+    </w:p>
+    <w:p>
+      <w:pPr>
+        <w:spacing w:line="336" w:lineRule="auto" w:after="180"/>
+      </w:pPr>
+      <w:r>
+        <w:rPr>
+          <w:b w:val="0"/>
+        </w:rPr>
+        <w:t>Explain how omitting it could change a reader's interpretation, and write an accurate replacement.</w:t>
       </w:r>
     </w:p>
     <w:p>
@@ -1209,6 +1711,17 @@
     </w:p>
     <w:p>
       <w:r>
+        <w:t>Use the supplied Evaluation Sets task to record your reasoning, evidence and next step.</w:t>
+      </w:r>
+    </w:p>
+    <w:p>
+      <w:pPr>
+        <w:spacing w:line="336" w:lineRule="auto" w:after="180"/>
+      </w:pPr>
+      <w:r>
+        <w:rPr>
+          <w:b w:val="0"/>
+        </w:rPr>
         <w:t>Relevant set A, D, F, G; top three A, B, D. Compute precision and recall. Explain which omitted records affect recall.</w:t>
       </w:r>
     </w:p>
@@ -1270,7 +1783,29 @@
     </w:p>
     <w:p>
       <w:r>
-        <w:t>For the worked scenario, propose one additional case that could reveal a failure, describe its expected outcome before running it, and explain what would need to remain fixed for a fair comparison. Do not reuse W4 as a new final test after receiving feedback.</w:t>
+        <w:t>Use the supplied Evaluation Sets task to record your reasoning, evidence and next step.</w:t>
+      </w:r>
+    </w:p>
+    <w:p>
+      <w:pPr>
+        <w:spacing w:line="336" w:lineRule="auto" w:after="180"/>
+      </w:pPr>
+      <w:r>
+        <w:rPr>
+          <w:b w:val="0"/>
+        </w:rPr>
+        <w:t>For the worked scenario, propose one additional case that could reveal a failure, describe its expected outcome before running it, and explain what would need to remain fixed for a fair comparison.</w:t>
+      </w:r>
+    </w:p>
+    <w:p>
+      <w:pPr>
+        <w:spacing w:line="336" w:lineRule="auto" w:after="180"/>
+      </w:pPr>
+      <w:r>
+        <w:rPr>
+          <w:b w:val="0"/>
+        </w:rPr>
+        <w:t>Do not reuse W4 as a new final test after receiving feedback.</w:t>
       </w:r>
     </w:p>
     <w:p>
@@ -1322,6 +1857,11 @@
       </w:pPr>
       <w:r>
         <w:t>22. Feedback, return check and learning record</w:t>
+      </w:r>
+    </w:p>
+    <w:p>
+      <w:r>
+        <w:t>Record the first repaired step and a different case to revisit after a delay.</w:t>
       </w:r>
     </w:p>
     <w:tbl>
@@ -1461,7 +2001,13 @@
       </w:tr>
     </w:tbl>
     <w:p>
-      <w:r>
+      <w:pPr>
+        <w:spacing w:line="336" w:lineRule="auto" w:after="180"/>
+      </w:pPr>
+      <w:r>
+        <w:rPr>
+          <w:b w:val="0"/>
+        </w:rPr>
         <w:t>Revisit this idea with your teacher after a delay. Familiarity is different from explaining and using it on a changed case.</w:t>
       </w:r>
     </w:p>
@@ -1475,17 +2021,64 @@
     </w:p>
     <w:p>
       <w:r>
-        <w:t>Design an evaluation set that checks answering and appropriate uncertainty separately.</w:t>
-      </w:r>
-    </w:p>
-    <w:p>
-      <w:r>
+        <w:t>Design an evaluation set that checks answering and appropriate uncertainty separately. Explain the labelled step before checking the changed condition.</w:t>
+      </w:r>
+    </w:p>
+    <w:p>
+      <w:pPr>
+        <w:spacing w:line="336" w:lineRule="auto" w:after="180"/>
+      </w:pPr>
+      <w:r>
+        <w:rPr>
+          <w:b w:val="0"/>
+        </w:rPr>
+        <w:t xml:space="preserve">Design an </w:t>
+      </w:r>
+      <w:r>
+        <w:rPr>
+          <w:b/>
+        </w:rPr>
+        <w:t>evaluation set</w:t>
+      </w:r>
+      <w:r>
+        <w:rPr>
+          <w:b w:val="0"/>
+        </w:rPr>
+        <w:t xml:space="preserve"> that checks answering and appropriate uncertainty separately.</w:t>
+      </w:r>
+    </w:p>
+    <w:p>
+      <w:pPr>
+        <w:spacing w:line="336" w:lineRule="auto" w:after="180"/>
+      </w:pPr>
+      <w:r>
+        <w:rPr>
+          <w:b w:val="0"/>
+        </w:rPr>
         <w:t>Six toy questions: three have source answers and three do not. Results: 2 supported answers out of 3; 3 correct “not in source” responses out of 3.</w:t>
       </w:r>
     </w:p>
     <w:p>
-      <w:r>
-        <w:t>All inputs and outcomes in this worked example are invented classroom data; no real model run is claimed.</w:t>
+      <w:pPr>
+        <w:spacing w:line="336" w:lineRule="auto" w:after="180"/>
+      </w:pPr>
+      <w:r>
+        <w:rPr>
+          <w:b w:val="0"/>
+        </w:rPr>
+        <w:t xml:space="preserve">All </w:t>
+      </w:r>
+      <w:r>
+        <w:rPr>
+          <w:b/>
+        </w:rPr>
+        <w:t>input</w:t>
+      </w:r>
+      <w:r>
+        <w:rPr>
+          <w:b w:val="0"/>
+        </w:rPr>
+        <w:t>s and outcomes in this worked example are invented classroom data; no real model run is claimed.</w:t>
       </w:r>
     </w:p>
     <w:p>
@@ -1525,8 +2118,26 @@
       </w:r>
     </w:p>
     <w:p>
-      <w:r>
-        <w:t>Did the added cases demonstrate better answering? Point to the relevant step in the picture, then write the changed result and the rule or evidence that supports it.</w:t>
+      <w:pPr>
+        <w:spacing w:line="336" w:lineRule="auto" w:after="180"/>
+      </w:pPr>
+      <w:r>
+        <w:rPr>
+          <w:b w:val="0"/>
+        </w:rPr>
+        <w:t xml:space="preserve">Did the added cases demonstrate better answering? Point to the relevant step in the picture, then write the changed result and the rule or </w:t>
+      </w:r>
+      <w:r>
+        <w:rPr>
+          <w:b/>
+        </w:rPr>
+        <w:t>evidence</w:t>
+      </w:r>
+      <w:r>
+        <w:rPr>
+          <w:b w:val="0"/>
+        </w:rPr>
+        <w:t xml:space="preserve"> that supports it.</w:t>
       </w:r>
     </w:p>
     <w:p>
@@ -1568,13 +2179,69 @@
       </w:r>
     </w:p>
     <w:p>
-      <w:r>
-        <w:t>Support used: alone / hint / worked example. This record is practice evidence.</w:t>
-      </w:r>
-    </w:p>
-    <w:p>
-      <w:r>
-        <w:t>Project connection: For your Verified Study Buddy, save the input, procedure, observed result and limitation of this check. Label this worked example as practice; use a different, previously unreviewed case when checking independent understanding.</w:t>
+      <w:pPr>
+        <w:pStyle w:val="Heading3"/>
+      </w:pPr>
+      <w:r>
+        <w:t>Record the help used</w:t>
+      </w:r>
+    </w:p>
+    <w:p>
+      <w:pPr>
+        <w:spacing w:line="336" w:lineRule="auto" w:after="180"/>
+        <w:shd w:fill="F1F6F8"/>
+      </w:pPr>
+      <w:r>
+        <w:rPr>
+          <w:b w:val="0"/>
+        </w:rPr>
+        <w:t xml:space="preserve">Support used: alone / hint / worked example. This record is practice </w:t>
+      </w:r>
+      <w:r>
+        <w:rPr>
+          <w:b/>
+        </w:rPr>
+        <w:t>evidence</w:t>
+      </w:r>
+      <w:r>
+        <w:rPr>
+          <w:b w:val="0"/>
+        </w:rPr>
+        <w:t>.</w:t>
+      </w:r>
+    </w:p>
+    <w:p>
+      <w:pPr>
+        <w:spacing w:line="336" w:lineRule="auto" w:after="180"/>
+      </w:pPr>
+      <w:r>
+        <w:rPr>
+          <w:b w:val="0"/>
+        </w:rPr>
+        <w:t xml:space="preserve">Project connection: For your Verified Study Buddy, save the </w:t>
+      </w:r>
+      <w:r>
+        <w:rPr>
+          <w:b/>
+        </w:rPr>
+        <w:t>input</w:t>
+      </w:r>
+      <w:r>
+        <w:rPr>
+          <w:b w:val="0"/>
+        </w:rPr>
+        <w:t>, procedure, observed result and limitation of this check.</w:t>
+      </w:r>
+    </w:p>
+    <w:p>
+      <w:pPr>
+        <w:spacing w:line="336" w:lineRule="auto" w:after="180"/>
+      </w:pPr>
+      <w:r>
+        <w:rPr>
+          <w:b w:val="0"/>
+        </w:rPr>
+        <w:t>Label this worked example as practice; use a different, previously unreviewed case when checking independent understanding.</w:t>
       </w:r>
     </w:p>
     <w:p>
@@ -1587,17 +2254,75 @@
     </w:p>
     <w:p>
       <w:r>
+        <w:t>Keep this week’s input, deciding step, result and limit together in the Verified Study Buddy record.</w:t>
+      </w:r>
+    </w:p>
+    <w:p>
+      <w:pPr>
+        <w:spacing w:line="336" w:lineRule="auto" w:after="180"/>
+      </w:pPr>
+      <w:r>
+        <w:rPr>
+          <w:b w:val="0"/>
+        </w:rPr>
         <w:t>Project: Verified Study Buddy</w:t>
       </w:r>
     </w:p>
     <w:p>
-      <w:r>
-        <w:t>Current milestone: Prepare the demonstration. Gather reproducible instructions, evidence, access checks and remaining limitations.</w:t>
-      </w:r>
-    </w:p>
-    <w:p>
-      <w:r>
-        <w:t>For your Verified Study Buddy, save the input, procedure, observed result and limitation of this check. Label this worked example as practice; use a different, previously unreviewed case when checking independent understanding.</w:t>
+      <w:pPr>
+        <w:spacing w:line="336" w:lineRule="auto" w:after="180"/>
+      </w:pPr>
+      <w:r>
+        <w:rPr>
+          <w:b w:val="0"/>
+        </w:rPr>
+        <w:t xml:space="preserve">Current milestone: Prepare the demonstration. Gather reproducible instructions, </w:t>
+      </w:r>
+      <w:r>
+        <w:rPr>
+          <w:b/>
+        </w:rPr>
+        <w:t>evidence</w:t>
+      </w:r>
+      <w:r>
+        <w:rPr>
+          <w:b w:val="0"/>
+        </w:rPr>
+        <w:t>, access checks and remaining limitations.</w:t>
+      </w:r>
+    </w:p>
+    <w:p>
+      <w:pPr>
+        <w:spacing w:line="336" w:lineRule="auto" w:after="180"/>
+      </w:pPr>
+      <w:r>
+        <w:rPr>
+          <w:b w:val="0"/>
+        </w:rPr>
+        <w:t xml:space="preserve">For your Verified Study Buddy, save the </w:t>
+      </w:r>
+      <w:r>
+        <w:rPr>
+          <w:b/>
+        </w:rPr>
+        <w:t>input</w:t>
+      </w:r>
+      <w:r>
+        <w:rPr>
+          <w:b w:val="0"/>
+        </w:rPr>
+        <w:t>, procedure, observed result and limitation of this check.</w:t>
+      </w:r>
+    </w:p>
+    <w:p>
+      <w:pPr>
+        <w:spacing w:line="336" w:lineRule="auto" w:after="180"/>
+      </w:pPr>
+      <w:r>
+        <w:rPr>
+          <w:b w:val="0"/>
+        </w:rPr>
+        <w:t>Label this worked example as practice; use a different, previously unreviewed case when checking independent understanding.</w:t>
       </w:r>
     </w:p>
     <w:tbl>
@@ -1759,12 +2484,41 @@
     </w:p>
     <w:p>
       <w:r>
+        <w:t>Try the supported questions before comparing with hints and feedback. Record what you repaired and the evidence you retained.</w:t>
+      </w:r>
+    </w:p>
+    <w:p>
+      <w:pPr>
+        <w:spacing w:line="336" w:lineRule="auto" w:after="180"/>
+      </w:pPr>
+      <w:r>
+        <w:rPr>
+          <w:b w:val="0"/>
+        </w:rPr>
         <w:t>Use this supported practice once, in the browser or on paper. Keep the reserved independent assessment for a separate first attempt before teacher feedback.</w:t>
       </w:r>
     </w:p>
     <w:p>
-      <w:r>
-        <w:t>Design an evaluation set that checks answering and appropriate uncertainty separately.</w:t>
+      <w:pPr>
+        <w:spacing w:line="336" w:lineRule="auto" w:after="180"/>
+      </w:pPr>
+      <w:r>
+        <w:rPr>
+          <w:b w:val="0"/>
+        </w:rPr>
+        <w:t xml:space="preserve">Design an </w:t>
+      </w:r>
+      <w:r>
+        <w:rPr>
+          <w:b/>
+        </w:rPr>
+        <w:t>evaluation set</w:t>
+      </w:r>
+      <w:r>
+        <w:rPr>
+          <w:b w:val="0"/>
+        </w:rPr>
+        <w:t xml:space="preserve"> that checks answering and appropriate uncertainty separately.</w:t>
       </w:r>
     </w:p>
     <w:p>
@@ -1776,22 +2530,61 @@
       </w:r>
     </w:p>
     <w:p>
-      <w:r>
-        <w:t>Which labelled step matches this detail? Five of six pass overall; the perfect missing-evidence group hides one answering failure if only totals are discussed.</w:t>
-      </w:r>
-    </w:p>
-    <w:p>
-      <w:r>
+      <w:pPr>
+        <w:spacing w:line="336" w:lineRule="auto" w:after="180"/>
+      </w:pPr>
+      <w:r>
+        <w:rPr>
+          <w:b w:val="0"/>
+        </w:rPr>
+        <w:t>Which labelled step matches this detail? Five of six pass overall; the perfect missing-</w:t>
+      </w:r>
+      <w:r>
+        <w:rPr>
+          <w:b/>
+        </w:rPr>
+        <w:t>evidence</w:t>
+      </w:r>
+      <w:r>
+        <w:rPr>
+          <w:b w:val="0"/>
+        </w:rPr>
+        <w:t xml:space="preserve"> group hides one answering failure if only totals are discussed.</w:t>
+      </w:r>
+    </w:p>
+    <w:p>
+      <w:pPr>
+        <w:spacing w:line="336" w:lineRule="auto" w:after="180"/>
+        <w:shd w:fill="F4F9FC"/>
+      </w:pPr>
+      <w:r>
+        <w:rPr>
+          <w:b w:val="0"/>
+        </w:rPr>
         <w:t>1. Separate cases</w:t>
       </w:r>
     </w:p>
     <w:p>
-      <w:r>
+      <w:pPr>
+        <w:spacing w:line="336" w:lineRule="auto" w:after="180"/>
+        <w:shd w:fill="F4F9FC"/>
+      </w:pPr>
+      <w:r>
+        <w:rPr>
+          <w:b w:val="0"/>
+        </w:rPr>
         <w:t>2. Calculate rates</w:t>
       </w:r>
     </w:p>
     <w:p>
-      <w:r>
+      <w:pPr>
+        <w:spacing w:line="336" w:lineRule="auto" w:after="180"/>
+        <w:shd w:fill="F4F9FC"/>
+      </w:pPr>
+      <w:r>
+        <w:rPr>
+          <w:b w:val="0"/>
+        </w:rPr>
         <w:t>3. Report total</w:t>
       </w:r>
     </w:p>
@@ -1829,41 +2622,203 @@
       </w:r>
     </w:p>
     <w:p>
-      <w:r>
+      <w:pPr>
+        <w:pStyle w:val="Heading3"/>
+      </w:pPr>
+      <w:r>
+        <w:t>Hint · try first</w:t>
+      </w:r>
+    </w:p>
+    <w:p>
+      <w:pPr>
+        <w:spacing w:line="336" w:lineRule="auto" w:after="180"/>
+        <w:shd w:fill="F1F6F8"/>
+      </w:pPr>
+      <w:r>
+        <w:rPr>
+          <w:b w:val="0"/>
+        </w:rPr>
         <w:t>Hint if needed: Read the steps in the pictorial case. Match the supplied detail to the stage that performs or records it.</w:t>
       </w:r>
     </w:p>
     <w:p>
-      <w:r>
-        <w:t>After your attempt, compare with the supported explanation: Report total Five of six pass overall; the perfect missing-evidence group hides one answering failure if only totals are discussed. Read the picture in order. Five of six pass overall; the perfect missing-evidence group hides one answering failure if only totals are discussed. The arrows show which recorded input or intermediate result each decision uses. Explain the deciding step aloud before checking the changed case; pointing to the final answer alone does not show how it follows.</w:t>
-      </w:r>
-    </w:p>
-    <w:p>
       <w:pPr>
         <w:pStyle w:val="Heading3"/>
       </w:pPr>
       <w:r>
+        <w:t>Feedback · compare after trying</w:t>
+      </w:r>
+    </w:p>
+    <w:p>
+      <w:pPr>
+        <w:spacing w:line="336" w:lineRule="auto" w:after="180"/>
+        <w:shd w:fill="F1F6FC"/>
+      </w:pPr>
+      <w:r>
+        <w:rPr>
+          <w:b w:val="0"/>
+        </w:rPr>
+        <w:t>After your attempt, compare with the supported explanation: Report total Five of six pass overall; the perfect missing-</w:t>
+      </w:r>
+      <w:r>
+        <w:rPr>
+          <w:b/>
+        </w:rPr>
+        <w:t>evidence</w:t>
+      </w:r>
+      <w:r>
+        <w:rPr>
+          <w:b w:val="0"/>
+        </w:rPr>
+        <w:t xml:space="preserve"> group hides one answering failure if only totals are discussed. Read the picture in order.</w:t>
+      </w:r>
+    </w:p>
+    <w:p>
+      <w:pPr>
+        <w:spacing w:line="336" w:lineRule="auto" w:after="180"/>
+        <w:shd w:fill="F1F6FC"/>
+      </w:pPr>
+      <w:r>
+        <w:rPr>
+          <w:b w:val="0"/>
+        </w:rPr>
+        <w:t>Five of six pass overall; the perfect missing-</w:t>
+      </w:r>
+      <w:r>
+        <w:rPr>
+          <w:b/>
+        </w:rPr>
+        <w:t>evidence</w:t>
+      </w:r>
+      <w:r>
+        <w:rPr>
+          <w:b w:val="0"/>
+        </w:rPr>
+        <w:t xml:space="preserve"> group hides one answering failure if only totals are discussed. The arrows show which recorded </w:t>
+      </w:r>
+      <w:r>
+        <w:rPr>
+          <w:b/>
+        </w:rPr>
+        <w:t>input</w:t>
+      </w:r>
+      <w:r>
+        <w:rPr>
+          <w:b w:val="0"/>
+        </w:rPr>
+        <w:t xml:space="preserve"> or intermediate result each decision uses.</w:t>
+      </w:r>
+    </w:p>
+    <w:p>
+      <w:pPr>
+        <w:spacing w:line="336" w:lineRule="auto" w:after="180"/>
+        <w:shd w:fill="F1F6FC"/>
+      </w:pPr>
+      <w:r>
+        <w:rPr>
+          <w:b w:val="0"/>
+        </w:rPr>
+        <w:t>Explain the deciding step aloud before checking the changed case; pointing to the final answer alone does not show how it follows.</w:t>
+      </w:r>
+    </w:p>
+    <w:p>
+      <w:pPr>
+        <w:pStyle w:val="Heading3"/>
+      </w:pPr>
+      <w:r>
         <w:t>Practice 2: explain the deciding evidence</w:t>
       </w:r>
     </w:p>
     <w:p>
-      <w:r>
-        <w:t>Changed-case practice: Add three missing-evidence cases that all pass. Which conclusion is supported by the supplied facts?</w:t>
-      </w:r>
-    </w:p>
-    <w:p>
-      <w:r>
-        <w:t>1. We can decide the result without examining the changed input or the procedure.</w:t>
-      </w:r>
-    </w:p>
-    <w:p>
-      <w:r>
+      <w:pPr>
+        <w:pStyle w:val="Heading3"/>
+      </w:pPr>
+      <w:r>
+        <w:t>Changed case · predict first</w:t>
+      </w:r>
+    </w:p>
+    <w:p>
+      <w:pPr>
+        <w:spacing w:line="336" w:lineRule="auto" w:after="180"/>
+        <w:shd w:fill="F5F1FB"/>
+      </w:pPr>
+      <w:r>
+        <w:rPr>
+          <w:b w:val="0"/>
+        </w:rPr>
+        <w:t>Changed-case practice: Add three missing-</w:t>
+      </w:r>
+      <w:r>
+        <w:rPr>
+          <w:b/>
+        </w:rPr>
+        <w:t>evidence</w:t>
+      </w:r>
+      <w:r>
+        <w:rPr>
+          <w:b w:val="0"/>
+        </w:rPr>
+        <w:t xml:space="preserve"> cases that all pass. Which conclusion is supported by the supplied facts?</w:t>
+      </w:r>
+    </w:p>
+    <w:p>
+      <w:pPr>
+        <w:spacing w:line="336" w:lineRule="auto" w:after="180"/>
+        <w:shd w:fill="F4F9FC"/>
+      </w:pPr>
+      <w:r>
+        <w:rPr>
+          <w:b w:val="0"/>
+        </w:rPr>
+        <w:t xml:space="preserve">1. We can decide the result without examining the changed </w:t>
+      </w:r>
+      <w:r>
+        <w:rPr>
+          <w:b/>
+        </w:rPr>
+        <w:t>input</w:t>
+      </w:r>
+      <w:r>
+        <w:rPr>
+          <w:b w:val="0"/>
+        </w:rPr>
+        <w:t xml:space="preserve"> or the procedure.</w:t>
+      </w:r>
+    </w:p>
+    <w:p>
+      <w:pPr>
+        <w:spacing w:line="336" w:lineRule="auto" w:after="180"/>
+        <w:shd w:fill="F4F9FC"/>
+      </w:pPr>
+      <w:r>
+        <w:rPr>
+          <w:b w:val="0"/>
+        </w:rPr>
         <w:t>2. Overall becomes 8/9, but supported answering remains 2/3.</w:t>
       </w:r>
     </w:p>
     <w:p>
-      <w:r>
-        <w:t>3. This one example guarantees correct results for every future input.</w:t>
+      <w:pPr>
+        <w:spacing w:line="336" w:lineRule="auto" w:after="180"/>
+        <w:shd w:fill="F4F9FC"/>
+      </w:pPr>
+      <w:r>
+        <w:rPr>
+          <w:b w:val="0"/>
+        </w:rPr>
+        <w:t xml:space="preserve">3. This one example guarantees correct results for every future </w:t>
+      </w:r>
+      <w:r>
+        <w:rPr>
+          <w:b/>
+        </w:rPr>
+        <w:t>input</w:t>
+      </w:r>
+      <w:r>
+        <w:rPr>
+          <w:b w:val="0"/>
+        </w:rPr>
+        <w:t>.</w:t>
       </w:r>
     </w:p>
     <w:p>
@@ -1900,12 +2855,42 @@
       </w:r>
     </w:p>
     <w:p>
-      <w:r>
+      <w:pPr>
+        <w:pStyle w:val="Heading3"/>
+      </w:pPr>
+      <w:r>
+        <w:t>Hint · try first</w:t>
+      </w:r>
+    </w:p>
+    <w:p>
+      <w:pPr>
+        <w:spacing w:line="336" w:lineRule="auto" w:after="180"/>
+        <w:shd w:fill="F1F6F8"/>
+      </w:pPr>
+      <w:r>
+        <w:rPr>
+          <w:b w:val="0"/>
+        </w:rPr>
         <w:t>Hint if needed: Use the changed condition and the deciding step in the pictorial trace. The answer must say what follows from those facts.</w:t>
       </w:r>
     </w:p>
     <w:p>
-      <w:r>
+      <w:pPr>
+        <w:pStyle w:val="Heading3"/>
+      </w:pPr>
+      <w:r>
+        <w:t>Feedback · compare after trying</w:t>
+      </w:r>
+    </w:p>
+    <w:p>
+      <w:pPr>
+        <w:spacing w:line="336" w:lineRule="auto" w:after="180"/>
+        <w:shd w:fill="F1F6FC"/>
+      </w:pPr>
+      <w:r>
+        <w:rPr>
+          <w:b w:val="0"/>
+        </w:rPr>
         <w:t>After your attempt, compare with the supported explanation: Overall becomes 8/9, but supported answering remains 2/3. Changing the case mixture raises the pooled rate without improving any existing answerable result.</w:t>
       </w:r>
     </w:p>
@@ -1918,18 +2903,141 @@
       </w:r>
     </w:p>
     <w:p>
-      <w:r>
-        <w:t>Review Quality Rubrics (ai-3/25). Goal: Explain the mechanism and terminology of system evaluation sets. Short practice: Why is “one out of two checks passed” an insufficient release decision? Point to the relevant step in the picture, then write the changed result and the rule or evidence that supports it.. Return to this week and explain what you changed.</w:t>
-      </w:r>
-    </w:p>
-    <w:p>
-      <w:r>
-        <w:t>Review Block to Python Bridge (ai-3/23). Goal: Translate a short paper calculation into a Python script. Short practice: Trace the changed list and identify where the result differs. Point to the relevant step in the picture, then write the changed result and the rule or evidence that supports it.. Return to this week and explain what you changed.</w:t>
-      </w:r>
-    </w:p>
-    <w:p>
-      <w:r>
-        <w:t>Review Conversation State and Memory (ai-3/20). Goal: Explain the mechanism and terminology of conversation state and retention. Short practice: What is selected_book after the correction and after exit? Point to the relevant step in the picture, then write the changed result and the rule or evidence that supports it.. Return to this week and explain what you changed.</w:t>
+      <w:pPr>
+        <w:spacing w:line="336" w:lineRule="auto" w:after="180"/>
+      </w:pPr>
+      <w:r>
+        <w:rPr>
+          <w:b w:val="0"/>
+        </w:rPr>
+        <w:t xml:space="preserve">Review Quality Rubrics (ai-3/25). Goal: Explain the </w:t>
+      </w:r>
+      <w:r>
+        <w:rPr>
+          <w:b/>
+        </w:rPr>
+        <w:t>mechanism</w:t>
+      </w:r>
+      <w:r>
+        <w:rPr>
+          <w:b w:val="0"/>
+        </w:rPr>
+        <w:t xml:space="preserve"> and terminology of system </w:t>
+      </w:r>
+      <w:r>
+        <w:rPr>
+          <w:b/>
+        </w:rPr>
+        <w:t>evaluation set</w:t>
+      </w:r>
+      <w:r>
+        <w:rPr>
+          <w:b w:val="0"/>
+        </w:rPr>
+        <w:t>s. Short practice: Why is “one out of two checks passed” an insufficient release decision?</w:t>
+      </w:r>
+    </w:p>
+    <w:p>
+      <w:pPr>
+        <w:spacing w:line="336" w:lineRule="auto" w:after="180"/>
+      </w:pPr>
+      <w:r>
+        <w:rPr>
+          <w:b w:val="0"/>
+        </w:rPr>
+        <w:t xml:space="preserve">Point to the relevant step in the picture, then write the changed result and the rule or </w:t>
+      </w:r>
+      <w:r>
+        <w:rPr>
+          <w:b/>
+        </w:rPr>
+        <w:t>evidence</w:t>
+      </w:r>
+      <w:r>
+        <w:rPr>
+          <w:b w:val="0"/>
+        </w:rPr>
+        <w:t xml:space="preserve"> that supports it.. Return to this week and explain what you changed.</w:t>
+      </w:r>
+    </w:p>
+    <w:p>
+      <w:pPr>
+        <w:spacing w:line="336" w:lineRule="auto" w:after="180"/>
+      </w:pPr>
+      <w:r>
+        <w:rPr>
+          <w:b w:val="0"/>
+        </w:rPr>
+        <w:t>Review Block to Python Bridge (ai-3/23). Goal: Translate a short paper calculation into a Python script. Short practice: Trace the changed list and identify where the result differs.</w:t>
+      </w:r>
+    </w:p>
+    <w:p>
+      <w:pPr>
+        <w:spacing w:line="336" w:lineRule="auto" w:after="180"/>
+      </w:pPr>
+      <w:r>
+        <w:rPr>
+          <w:b w:val="0"/>
+        </w:rPr>
+        <w:t xml:space="preserve">Point to the relevant step in the picture, then write the changed result and the rule or </w:t>
+      </w:r>
+      <w:r>
+        <w:rPr>
+          <w:b/>
+        </w:rPr>
+        <w:t>evidence</w:t>
+      </w:r>
+      <w:r>
+        <w:rPr>
+          <w:b w:val="0"/>
+        </w:rPr>
+        <w:t xml:space="preserve"> that supports it.. Return to this week and explain what you changed.</w:t>
+      </w:r>
+    </w:p>
+    <w:p>
+      <w:pPr>
+        <w:spacing w:line="336" w:lineRule="auto" w:after="180"/>
+      </w:pPr>
+      <w:r>
+        <w:rPr>
+          <w:b w:val="0"/>
+        </w:rPr>
+        <w:t xml:space="preserve">Review Conversation State and Memory (ai-3/20). Goal: Explain the </w:t>
+      </w:r>
+      <w:r>
+        <w:rPr>
+          <w:b/>
+        </w:rPr>
+        <w:t>mechanism</w:t>
+      </w:r>
+      <w:r>
+        <w:rPr>
+          <w:b w:val="0"/>
+        </w:rPr>
+        <w:t xml:space="preserve"> and terminology of conversation state and retention. Short practice: What is selected_book after the correction and after exit?</w:t>
+      </w:r>
+    </w:p>
+    <w:p>
+      <w:pPr>
+        <w:spacing w:line="336" w:lineRule="auto" w:after="180"/>
+      </w:pPr>
+      <w:r>
+        <w:rPr>
+          <w:b w:val="0"/>
+        </w:rPr>
+        <w:t xml:space="preserve">Point to the relevant step in the picture, then write the changed result and the rule or </w:t>
+      </w:r>
+      <w:r>
+        <w:rPr>
+          <w:b/>
+        </w:rPr>
+        <w:t>evidence</w:t>
+      </w:r>
+      <w:r>
+        <w:rPr>
+          <w:b w:val="0"/>
+        </w:rPr>
+        <w:t xml:space="preserve"> that supports it.. Return to this week and explain what you changed.</w:t>
       </w:r>
     </w:p>
     <w:p>
@@ -1941,8 +3049,37 @@
       </w:r>
     </w:p>
     <w:p>
-      <w:r>
-        <w:t>Use Download completed work in the hosted lesson to export your answers, reflections, practice feedback and code-run evidence. Open the HTML copy to read or print it. Drafts stay in this browser when storage is available; clear drafts on a shared device.</w:t>
+      <w:pPr>
+        <w:spacing w:line="336" w:lineRule="auto" w:after="180"/>
+      </w:pPr>
+      <w:r>
+        <w:rPr>
+          <w:b w:val="0"/>
+        </w:rPr>
+        <w:t xml:space="preserve">Use Download completed work in the hosted lesson to export your answers, reflections, practice feedback and code-run </w:t>
+      </w:r>
+      <w:r>
+        <w:rPr>
+          <w:b/>
+        </w:rPr>
+        <w:t>evidence</w:t>
+      </w:r>
+      <w:r>
+        <w:rPr>
+          <w:b w:val="0"/>
+        </w:rPr>
+        <w:t>. Open the HTML copy to read or print it.</w:t>
+      </w:r>
+    </w:p>
+    <w:p>
+      <w:pPr>
+        <w:spacing w:line="336" w:lineRule="auto" w:after="180"/>
+      </w:pPr>
+      <w:r>
+        <w:rPr>
+          <w:b w:val="0"/>
+        </w:rPr>
+        <w:t>Drafts stay in this browser when storage is available; clear drafts on a shared device.</w:t>
       </w:r>
     </w:p>
     <w:p>
@@ -1956,6 +3093,926 @@
     <w:p>
       <w:r>
         <w:t>________________________________________________________________</w:t>
+      </w:r>
+    </w:p>
+    <w:p>
+      <w:r>
+        <w:t>________________________________________________________________</w:t>
+      </w:r>
+    </w:p>
+    <w:p>
+      <w:r>
+        <w:t>________________________________________________________________</w:t>
+      </w:r>
+    </w:p>
+    <w:p>
+      <w:r>
+        <w:t>________________________________________________________________</w:t>
+      </w:r>
+    </w:p>
+    <w:p>
+      <w:r>
+        <w:t>________________________________________________________________</w:t>
+      </w:r>
+    </w:p>
+    <w:p>
+      <w:pPr>
+        <w:pStyle w:val="Heading1"/>
+      </w:pPr>
+      <w:r>
+        <w:t>26. Visual concept journey</w:t>
+      </w:r>
+    </w:p>
+    <w:p>
+      <w:r>
+        <w:t>Explain each Evaluation Sets picture from its labels, then record a relevant limit.</w:t>
+      </w:r>
+    </w:p>
+    <w:p>
+      <w:pPr>
+        <w:pStyle w:val="Heading3"/>
+      </w:pPr>
+      <w:r>
+        <w:t>01. Evaluation Sets: the case</w:t>
+      </w:r>
+    </w:p>
+    <w:p>
+      <w:r>
+        <w:drawing>
+          <wp:inline xmlns:a="http://schemas.openxmlformats.org/drawingml/2006/main" xmlns:pic="http://schemas.openxmlformats.org/drawingml/2006/picture">
+            <wp:extent cx="5486400" cy="3142488"/>
+            <wp:docPr id="2" name="Picture 2" descr="Design an evaluation set that checks answering and appropriate uncertainty separately. Supplied facts: Six toy questions: three have source answers and three do not. Results: 2 supported answers out of 3; 3 correct “not in source” responses out of 3. All inputs and outcomes in this worked example are invented classroom data; no real model run is claimed."/>
+            <wp:cNvGraphicFramePr>
+              <a:graphicFrameLocks noChangeAspect="1"/>
+            </wp:cNvGraphicFramePr>
+            <a:graphic>
+              <a:graphicData uri="http://schemas.openxmlformats.org/drawingml/2006/picture">
+                <pic:pic>
+                  <pic:nvPicPr>
+                    <pic:cNvPr id="0" name="academy-story-ai-3-26-01.png"/>
+                    <pic:cNvPicPr/>
+                  </pic:nvPicPr>
+                  <pic:blipFill>
+                    <a:blip r:embed="rId10"/>
+                    <a:stretch>
+                      <a:fillRect/>
+                    </a:stretch>
+                  </pic:blipFill>
+                  <pic:spPr>
+                    <a:xfrm>
+                      <a:off x="0" y="0"/>
+                      <a:ext cx="5486400" cy="3142488"/>
+                    </a:xfrm>
+                    <a:prstGeom prst="rect"/>
+                  </pic:spPr>
+                </pic:pic>
+              </a:graphicData>
+            </a:graphic>
+          </wp:inline>
+        </w:drawing>
+      </w:r>
+    </w:p>
+    <w:p>
+      <w:pPr>
+        <w:spacing w:line="336" w:lineRule="auto" w:after="180"/>
+      </w:pPr>
+      <w:r>
+        <w:rPr>
+          <w:b w:val="0"/>
+        </w:rPr>
+        <w:t xml:space="preserve">Design an </w:t>
+      </w:r>
+      <w:r>
+        <w:rPr>
+          <w:b/>
+        </w:rPr>
+        <w:t>evaluation set</w:t>
+      </w:r>
+      <w:r>
+        <w:rPr>
+          <w:b w:val="0"/>
+        </w:rPr>
+        <w:t xml:space="preserve"> that checks answering and appropriate uncertainty separately. Supplied facts: Six toy questions: three have source answers and three do not.</w:t>
+      </w:r>
+    </w:p>
+    <w:p>
+      <w:pPr>
+        <w:spacing w:line="336" w:lineRule="auto" w:after="180"/>
+      </w:pPr>
+      <w:r>
+        <w:rPr>
+          <w:b w:val="0"/>
+        </w:rPr>
+        <w:t xml:space="preserve">Results: 2 supported answers out of 3; 3 correct “not in source” responses out of 3. All </w:t>
+      </w:r>
+      <w:r>
+        <w:rPr>
+          <w:b/>
+        </w:rPr>
+        <w:t>input</w:t>
+      </w:r>
+      <w:r>
+        <w:rPr>
+          <w:b w:val="0"/>
+        </w:rPr>
+        <w:t>s and outcomes in this worked example are invented classroom data; no real model run is claimed.</w:t>
+      </w:r>
+    </w:p>
+    <w:p>
+      <w:pPr>
+        <w:spacing w:line="336" w:lineRule="auto" w:after="180"/>
+        <w:shd w:fill="F5F1FB"/>
+      </w:pPr>
+      <w:r>
+        <w:rPr>
+          <w:b w:val="0"/>
+        </w:rPr>
+        <w:t>Point to the given fact that matters most. Explain why it matters.</w:t>
+      </w:r>
+    </w:p>
+    <w:p>
+      <w:pPr>
+        <w:pStyle w:val="Heading3"/>
+      </w:pPr>
+      <w:r>
+        <w:t>My picture explanation, deciding evidence and one limit</w:t>
+      </w:r>
+    </w:p>
+    <w:p>
+      <w:r>
+        <w:t>________________________________________________________________</w:t>
+      </w:r>
+    </w:p>
+    <w:p>
+      <w:r>
+        <w:t>________________________________________________________________</w:t>
+      </w:r>
+    </w:p>
+    <w:p>
+      <w:r>
+        <w:t>________________________________________________________________</w:t>
+      </w:r>
+    </w:p>
+    <w:p>
+      <w:r>
+        <w:t>________________________________________________________________</w:t>
+      </w:r>
+    </w:p>
+    <w:p>
+      <w:pPr>
+        <w:pStyle w:val="Heading3"/>
+      </w:pPr>
+      <w:r>
+        <w:t>02. Follow the deciding steps</w:t>
+      </w:r>
+    </w:p>
+    <w:p>
+      <w:r>
+        <w:drawing>
+          <wp:inline xmlns:a="http://schemas.openxmlformats.org/drawingml/2006/main" xmlns:pic="http://schemas.openxmlformats.org/drawingml/2006/picture">
+            <wp:extent cx="5486400" cy="3337560"/>
+            <wp:docPr id="3" name="Picture 3" descr="Separate cases: Keep answerable and missing-evidence cases as different groups. → Calculate rates: Answering: 2/3. Appropriate uncertainty: 3/3. → Report total: Five of six pass overall; the perfect missing-evidence group hides one answering failure if only totals are discussed."/>
+            <wp:cNvGraphicFramePr>
+              <a:graphicFrameLocks noChangeAspect="1"/>
+            </wp:cNvGraphicFramePr>
+            <a:graphic>
+              <a:graphicData uri="http://schemas.openxmlformats.org/drawingml/2006/picture">
+                <pic:pic>
+                  <pic:nvPicPr>
+                    <pic:cNvPr id="0" name="academy-story-ai-3-26-02.png"/>
+                    <pic:cNvPicPr/>
+                  </pic:nvPicPr>
+                  <pic:blipFill>
+                    <a:blip r:embed="rId11"/>
+                    <a:stretch>
+                      <a:fillRect/>
+                    </a:stretch>
+                  </pic:blipFill>
+                  <pic:spPr>
+                    <a:xfrm>
+                      <a:off x="0" y="0"/>
+                      <a:ext cx="5486400" cy="3337560"/>
+                    </a:xfrm>
+                    <a:prstGeom prst="rect"/>
+                  </pic:spPr>
+                </pic:pic>
+              </a:graphicData>
+            </a:graphic>
+          </wp:inline>
+        </w:drawing>
+      </w:r>
+    </w:p>
+    <w:p>
+      <w:pPr>
+        <w:spacing w:line="336" w:lineRule="auto" w:after="180"/>
+      </w:pPr>
+      <w:r>
+        <w:rPr>
+          <w:b w:val="0"/>
+        </w:rPr>
+        <w:t>Separate cases: Keep answerable and missing-</w:t>
+      </w:r>
+      <w:r>
+        <w:rPr>
+          <w:b/>
+        </w:rPr>
+        <w:t>evidence</w:t>
+      </w:r>
+      <w:r>
+        <w:rPr>
+          <w:b w:val="0"/>
+        </w:rPr>
+        <w:t xml:space="preserve"> cases as different groups. → Calculate rates: Answering: 2/3.</w:t>
+      </w:r>
+    </w:p>
+    <w:p>
+      <w:pPr>
+        <w:spacing w:line="336" w:lineRule="auto" w:after="180"/>
+      </w:pPr>
+      <w:r>
+        <w:rPr>
+          <w:b w:val="0"/>
+        </w:rPr>
+        <w:t>Appropriate uncertainty: 3/3. → Report total: Five of six pass overall; the perfect missing-</w:t>
+      </w:r>
+      <w:r>
+        <w:rPr>
+          <w:b/>
+        </w:rPr>
+        <w:t>evidence</w:t>
+      </w:r>
+      <w:r>
+        <w:rPr>
+          <w:b w:val="0"/>
+        </w:rPr>
+        <w:t xml:space="preserve"> group hides one answering failure if only totals are discussed.</w:t>
+      </w:r>
+    </w:p>
+    <w:p>
+      <w:pPr>
+        <w:spacing w:line="336" w:lineRule="auto" w:after="180"/>
+        <w:shd w:fill="F5F1FB"/>
+      </w:pPr>
+      <w:r>
+        <w:rPr>
+          <w:b w:val="0"/>
+        </w:rPr>
+        <w:t xml:space="preserve">Point to each numbered stage and explain which recorded </w:t>
+      </w:r>
+      <w:r>
+        <w:rPr>
+          <w:b/>
+        </w:rPr>
+        <w:t>input</w:t>
+      </w:r>
+      <w:r>
+        <w:rPr>
+          <w:b w:val="0"/>
+        </w:rPr>
+        <w:t xml:space="preserve"> it uses.</w:t>
+      </w:r>
+    </w:p>
+    <w:p>
+      <w:pPr>
+        <w:pStyle w:val="Heading3"/>
+      </w:pPr>
+      <w:r>
+        <w:t>My picture explanation, deciding evidence and one limit</w:t>
+      </w:r>
+    </w:p>
+    <w:p>
+      <w:r>
+        <w:t>________________________________________________________________</w:t>
+      </w:r>
+    </w:p>
+    <w:p>
+      <w:r>
+        <w:t>________________________________________________________________</w:t>
+      </w:r>
+    </w:p>
+    <w:p>
+      <w:r>
+        <w:t>________________________________________________________________</w:t>
+      </w:r>
+    </w:p>
+    <w:p>
+      <w:r>
+        <w:t>________________________________________________________________</w:t>
+      </w:r>
+    </w:p>
+    <w:p>
+      <w:pPr>
+        <w:pStyle w:val="Heading3"/>
+      </w:pPr>
+      <w:r>
+        <w:t>03. System evaluation sets — evidence trace</w:t>
+      </w:r>
+    </w:p>
+    <w:p>
+      <w:r>
+        <w:drawing>
+          <wp:inline xmlns:a="http://schemas.openxmlformats.org/drawingml/2006/main" xmlns:pic="http://schemas.openxmlformats.org/drawingml/2006/picture">
+            <wp:extent cx="5486400" cy="3145536"/>
+            <wp:docPr id="4" name="Picture 4" descr="System evaluation sets — evidence trace. Ten cases include six answerable and four missing-evidence cases. System answers five answerable correctly and abstains appropriately on three missing cases. | Record case ID, evidence version, expected claims or fallback, permitted actions and scoring rubric. Separate development from final cases. Aggregate metrics only after checking required conditions individually. | Answer correctness 5/6; appropriate fallback 3/4; combined contract passes 8/10 if each case has one required outcome. Different denominators answer different questions."/>
+            <wp:cNvGraphicFramePr>
+              <a:graphicFrameLocks noChangeAspect="1"/>
+            </wp:cNvGraphicFramePr>
+            <a:graphic>
+              <a:graphicData uri="http://schemas.openxmlformats.org/drawingml/2006/picture">
+                <pic:pic>
+                  <pic:nvPicPr>
+                    <pic:cNvPr id="0" name="academy-story-ai-3-26-03.png"/>
+                    <pic:cNvPicPr/>
+                  </pic:nvPicPr>
+                  <pic:blipFill>
+                    <a:blip r:embed="rId12"/>
+                    <a:stretch>
+                      <a:fillRect/>
+                    </a:stretch>
+                  </pic:blipFill>
+                  <pic:spPr>
+                    <a:xfrm>
+                      <a:off x="0" y="0"/>
+                      <a:ext cx="5486400" cy="3145536"/>
+                    </a:xfrm>
+                    <a:prstGeom prst="rect"/>
+                  </pic:spPr>
+                </pic:pic>
+              </a:graphicData>
+            </a:graphic>
+          </wp:inline>
+        </w:drawing>
+      </w:r>
+    </w:p>
+    <w:p>
+      <w:pPr>
+        <w:spacing w:line="336" w:lineRule="auto" w:after="180"/>
+      </w:pPr>
+      <w:r>
+        <w:rPr>
+          <w:b w:val="0"/>
+        </w:rPr>
+        <w:t xml:space="preserve">System </w:t>
+      </w:r>
+      <w:r>
+        <w:rPr>
+          <w:b/>
+        </w:rPr>
+        <w:t>evaluation set</w:t>
+      </w:r>
+      <w:r>
+        <w:rPr>
+          <w:b w:val="0"/>
+        </w:rPr>
+        <w:t xml:space="preserve">s — </w:t>
+      </w:r>
+      <w:r>
+        <w:rPr>
+          <w:b/>
+        </w:rPr>
+        <w:t>evidence</w:t>
+      </w:r>
+      <w:r>
+        <w:rPr>
+          <w:b w:val="0"/>
+        </w:rPr>
+        <w:t xml:space="preserve"> trace. Ten cases include six answerable and four missing-</w:t>
+      </w:r>
+      <w:r>
+        <w:rPr>
+          <w:b/>
+        </w:rPr>
+        <w:t>evidence</w:t>
+      </w:r>
+      <w:r>
+        <w:rPr>
+          <w:b w:val="0"/>
+        </w:rPr>
+        <w:t xml:space="preserve"> cases.</w:t>
+      </w:r>
+    </w:p>
+    <w:p>
+      <w:pPr>
+        <w:spacing w:line="336" w:lineRule="auto" w:after="180"/>
+      </w:pPr>
+      <w:r>
+        <w:rPr>
+          <w:b w:val="0"/>
+        </w:rPr>
+        <w:t xml:space="preserve">System answers five answerable correctly and abstains appropriately on three missing cases. | Record case ID, </w:t>
+      </w:r>
+      <w:r>
+        <w:rPr>
+          <w:b/>
+        </w:rPr>
+        <w:t>evidence</w:t>
+      </w:r>
+      <w:r>
+        <w:rPr>
+          <w:b w:val="0"/>
+        </w:rPr>
+        <w:t xml:space="preserve"> version, expected claims or fallback, permitted actions and scoring rubric.</w:t>
+      </w:r>
+    </w:p>
+    <w:p>
+      <w:pPr>
+        <w:spacing w:line="336" w:lineRule="auto" w:after="180"/>
+      </w:pPr>
+      <w:r>
+        <w:rPr>
+          <w:b w:val="0"/>
+        </w:rPr>
+        <w:t>Separate development from final cases.</w:t>
+      </w:r>
+    </w:p>
+    <w:p>
+      <w:pPr>
+        <w:spacing w:line="336" w:lineRule="auto" w:after="180"/>
+      </w:pPr>
+      <w:r>
+        <w:rPr>
+          <w:b w:val="0"/>
+        </w:rPr>
+        <w:t xml:space="preserve">Aggregate metrics only after checking required conditions individually. | Answer correctness 5/6; appropriate fallback 3/4; combined </w:t>
+      </w:r>
+      <w:r>
+        <w:rPr>
+          <w:b/>
+        </w:rPr>
+        <w:t>contract pass</w:t>
+      </w:r>
+      <w:r>
+        <w:rPr>
+          <w:b w:val="0"/>
+        </w:rPr>
+        <w:t>es 8/10 if each case has one required outcome.</w:t>
+      </w:r>
+    </w:p>
+    <w:p>
+      <w:pPr>
+        <w:spacing w:line="336" w:lineRule="auto" w:after="180"/>
+      </w:pPr>
+      <w:r>
+        <w:rPr>
+          <w:b w:val="0"/>
+        </w:rPr>
+        <w:t>Different denominators answer different questions.</w:t>
+      </w:r>
+    </w:p>
+    <w:p>
+      <w:pPr>
+        <w:spacing w:line="336" w:lineRule="auto" w:after="180"/>
+        <w:shd w:fill="F5F1FB"/>
+      </w:pPr>
+      <w:r>
+        <w:rPr>
+          <w:b w:val="0"/>
+        </w:rPr>
+        <w:t>Read the labels and values. Explain the relationship the model shows.</w:t>
+      </w:r>
+    </w:p>
+    <w:p>
+      <w:pPr>
+        <w:pStyle w:val="Heading3"/>
+      </w:pPr>
+      <w:r>
+        <w:t>My picture explanation, deciding evidence and one limit</w:t>
+      </w:r>
+    </w:p>
+    <w:p>
+      <w:r>
+        <w:t>________________________________________________________________</w:t>
+      </w:r>
+    </w:p>
+    <w:p>
+      <w:r>
+        <w:t>________________________________________________________________</w:t>
+      </w:r>
+    </w:p>
+    <w:p>
+      <w:r>
+        <w:t>________________________________________________________________</w:t>
+      </w:r>
+    </w:p>
+    <w:p>
+      <w:r>
+        <w:t>________________________________________________________________</w:t>
+      </w:r>
+    </w:p>
+    <w:p>
+      <w:pPr>
+        <w:pStyle w:val="Heading3"/>
+      </w:pPr>
+      <w:r>
+        <w:t>04. Change one thing. Trace what follows.</w:t>
+      </w:r>
+    </w:p>
+    <w:p>
+      <w:r>
+        <w:drawing>
+          <wp:inline xmlns:a="http://schemas.openxmlformats.org/drawingml/2006/main" xmlns:pic="http://schemas.openxmlformats.org/drawingml/2006/picture">
+            <wp:extent cx="5486400" cy="3343656"/>
+            <wp:docPr id="5" name="Picture 5" descr="Original case: Five of six pass overall; the perfect missing-evidence group hides one answering failure if only totals are discussed. Changed condition: Add three missing-evidence cases that all pass. Expected result: Overall becomes 8/9, but supported answering remains 2/3. Reason: Changing the case mixture raises the pooled rate without improving any existing answerable result."/>
+            <wp:cNvGraphicFramePr>
+              <a:graphicFrameLocks noChangeAspect="1"/>
+            </wp:cNvGraphicFramePr>
+            <a:graphic>
+              <a:graphicData uri="http://schemas.openxmlformats.org/drawingml/2006/picture">
+                <pic:pic>
+                  <pic:nvPicPr>
+                    <pic:cNvPr id="0" name="academy-story-ai-3-26-04.png"/>
+                    <pic:cNvPicPr/>
+                  </pic:nvPicPr>
+                  <pic:blipFill>
+                    <a:blip r:embed="rId13"/>
+                    <a:stretch>
+                      <a:fillRect/>
+                    </a:stretch>
+                  </pic:blipFill>
+                  <pic:spPr>
+                    <a:xfrm>
+                      <a:off x="0" y="0"/>
+                      <a:ext cx="5486400" cy="3343656"/>
+                    </a:xfrm>
+                    <a:prstGeom prst="rect"/>
+                  </pic:spPr>
+                </pic:pic>
+              </a:graphicData>
+            </a:graphic>
+          </wp:inline>
+        </w:drawing>
+      </w:r>
+    </w:p>
+    <w:p>
+      <w:pPr>
+        <w:spacing w:line="336" w:lineRule="auto" w:after="180"/>
+      </w:pPr>
+      <w:r>
+        <w:rPr>
+          <w:b w:val="0"/>
+        </w:rPr>
+        <w:t>Original case: Five of six pass overall; the perfect missing-</w:t>
+      </w:r>
+      <w:r>
+        <w:rPr>
+          <w:b/>
+        </w:rPr>
+        <w:t>evidence</w:t>
+      </w:r>
+      <w:r>
+        <w:rPr>
+          <w:b w:val="0"/>
+        </w:rPr>
+        <w:t xml:space="preserve"> group hides one answering failure if only totals are discussed. Changed condition: Add three missing-</w:t>
+      </w:r>
+      <w:r>
+        <w:rPr>
+          <w:b/>
+        </w:rPr>
+        <w:t>evidence</w:t>
+      </w:r>
+      <w:r>
+        <w:rPr>
+          <w:b w:val="0"/>
+        </w:rPr>
+        <w:t xml:space="preserve"> cases that all pass.</w:t>
+      </w:r>
+    </w:p>
+    <w:p>
+      <w:pPr>
+        <w:spacing w:line="336" w:lineRule="auto" w:after="180"/>
+      </w:pPr>
+      <w:r>
+        <w:rPr>
+          <w:b w:val="0"/>
+        </w:rPr>
+        <w:t>Expected result: Overall becomes 8/9, but supported answering remains 2/3. Reason: Changing the case mixture raises the pooled rate without improving any existing answerable result.</w:t>
+      </w:r>
+    </w:p>
+    <w:p>
+      <w:pPr>
+        <w:spacing w:line="336" w:lineRule="auto" w:after="180"/>
+        <w:shd w:fill="F5F1FB"/>
+      </w:pPr>
+      <w:r>
+        <w:rPr>
+          <w:b w:val="0"/>
+        </w:rPr>
+        <w:t>Predict before checking the worked changed-case result. Name what changed and what the supplied facts allow you to conclude.</w:t>
+      </w:r>
+    </w:p>
+    <w:p>
+      <w:pPr>
+        <w:pStyle w:val="Heading3"/>
+      </w:pPr>
+      <w:r>
+        <w:t>My picture explanation, deciding evidence and one limit</w:t>
+      </w:r>
+    </w:p>
+    <w:p>
+      <w:r>
+        <w:t>________________________________________________________________</w:t>
+      </w:r>
+    </w:p>
+    <w:p>
+      <w:r>
+        <w:t>________________________________________________________________</w:t>
+      </w:r>
+    </w:p>
+    <w:p>
+      <w:r>
+        <w:t>________________________________________________________________</w:t>
+      </w:r>
+    </w:p>
+    <w:p>
+      <w:r>
+        <w:t>________________________________________________________________</w:t>
+      </w:r>
+    </w:p>
+    <w:p>
+      <w:pPr>
+        <w:pStyle w:val="Heading3"/>
+      </w:pPr>
+      <w:r>
+        <w:t>05. Connect the explanation to its limit</w:t>
+      </w:r>
+    </w:p>
+    <w:p>
+      <w:r>
+        <w:drawing>
+          <wp:inline xmlns:a="http://schemas.openxmlformats.org/drawingml/2006/main" xmlns:pic="http://schemas.openxmlformats.org/drawingml/2006/picture">
+            <wp:extent cx="5486400" cy="2834640"/>
+            <wp:docPr id="6" name="Picture 6" descr="Read the picture in order. Five of six pass overall; the perfect missing-evidence group hides one answering failure if only totals are discussed. The arrows show which recorded input or intermediate result each decision uses. Explain the deciding step aloud before checking the changed case; pointing to the final answer alone does not show how it follows. Limit: A small constructed set probes specific behaviours; its pooled rate is not an estimate of every future classroom question."/>
+            <wp:cNvGraphicFramePr>
+              <a:graphicFrameLocks noChangeAspect="1"/>
+            </wp:cNvGraphicFramePr>
+            <a:graphic>
+              <a:graphicData uri="http://schemas.openxmlformats.org/drawingml/2006/picture">
+                <pic:pic>
+                  <pic:nvPicPr>
+                    <pic:cNvPr id="0" name="academy-story-ai-3-26-05.png"/>
+                    <pic:cNvPicPr/>
+                  </pic:nvPicPr>
+                  <pic:blipFill>
+                    <a:blip r:embed="rId14"/>
+                    <a:stretch>
+                      <a:fillRect/>
+                    </a:stretch>
+                  </pic:blipFill>
+                  <pic:spPr>
+                    <a:xfrm>
+                      <a:off x="0" y="0"/>
+                      <a:ext cx="5486400" cy="2834640"/>
+                    </a:xfrm>
+                    <a:prstGeom prst="rect"/>
+                  </pic:spPr>
+                </pic:pic>
+              </a:graphicData>
+            </a:graphic>
+          </wp:inline>
+        </w:drawing>
+      </w:r>
+    </w:p>
+    <w:p>
+      <w:pPr>
+        <w:spacing w:line="336" w:lineRule="auto" w:after="180"/>
+      </w:pPr>
+      <w:r>
+        <w:rPr>
+          <w:b w:val="0"/>
+        </w:rPr>
+        <w:t>Read the picture in order. Five of six pass overall; the perfect missing-</w:t>
+      </w:r>
+      <w:r>
+        <w:rPr>
+          <w:b/>
+        </w:rPr>
+        <w:t>evidence</w:t>
+      </w:r>
+      <w:r>
+        <w:rPr>
+          <w:b w:val="0"/>
+        </w:rPr>
+        <w:t xml:space="preserve"> group hides one answering failure if only totals are discussed. The arrows show which recorded </w:t>
+      </w:r>
+      <w:r>
+        <w:rPr>
+          <w:b/>
+        </w:rPr>
+        <w:t>input</w:t>
+      </w:r>
+      <w:r>
+        <w:rPr>
+          <w:b w:val="0"/>
+        </w:rPr>
+        <w:t xml:space="preserve"> or intermediate result each decision uses.</w:t>
+      </w:r>
+    </w:p>
+    <w:p>
+      <w:pPr>
+        <w:spacing w:line="336" w:lineRule="auto" w:after="180"/>
+      </w:pPr>
+      <w:r>
+        <w:rPr>
+          <w:b w:val="0"/>
+        </w:rPr>
+        <w:t>Explain the deciding step aloud before checking the changed case; pointing to the final answer alone does not show how it follows.</w:t>
+      </w:r>
+    </w:p>
+    <w:p>
+      <w:pPr>
+        <w:spacing w:line="336" w:lineRule="auto" w:after="180"/>
+      </w:pPr>
+      <w:r>
+        <w:rPr>
+          <w:b w:val="0"/>
+        </w:rPr>
+        <w:t>Limit: A small constructed set probes specific behaviours; its pooled rate is not an estimate of every future classroom question.</w:t>
+      </w:r>
+    </w:p>
+    <w:p>
+      <w:pPr>
+        <w:spacing w:line="336" w:lineRule="auto" w:after="180"/>
+        <w:shd w:fill="F5F1FB"/>
+      </w:pPr>
+      <w:r>
+        <w:rPr>
+          <w:b w:val="0"/>
+        </w:rPr>
+        <w:t>Explain the case, then point to a limit on the claim.</w:t>
+      </w:r>
+    </w:p>
+    <w:p>
+      <w:pPr>
+        <w:pStyle w:val="Heading3"/>
+      </w:pPr>
+      <w:r>
+        <w:t>My picture explanation, deciding evidence and one limit</w:t>
+      </w:r>
+    </w:p>
+    <w:p>
+      <w:r>
+        <w:t>________________________________________________________________</w:t>
+      </w:r>
+    </w:p>
+    <w:p>
+      <w:r>
+        <w:t>________________________________________________________________</w:t>
+      </w:r>
+    </w:p>
+    <w:p>
+      <w:r>
+        <w:t>________________________________________________________________</w:t>
+      </w:r>
+    </w:p>
+    <w:p>
+      <w:r>
+        <w:t>________________________________________________________________</w:t>
+      </w:r>
+    </w:p>
+    <w:p>
+      <w:pPr>
+        <w:pStyle w:val="Heading3"/>
+      </w:pPr>
+      <w:r>
+        <w:t>06. Make the idea visible in your project</w:t>
+      </w:r>
+    </w:p>
+    <w:p>
+      <w:r>
+        <w:drawing>
+          <wp:inline xmlns:a="http://schemas.openxmlformats.org/drawingml/2006/main" xmlns:pic="http://schemas.openxmlformats.org/drawingml/2006/picture">
+            <wp:extent cx="5486400" cy="3681984"/>
+            <wp:docPr id="7" name="Picture 7" descr="For your Verified Study Buddy, save the input, procedure, observed result and limitation of this check. Label this worked example as practice; use a different, previously unreviewed case when checking independent understanding. Draw your input, deciding step, result and limit. Supported question: Did the added cases demonstrate better answering? Point to the relevant step in the picture, then write the changed result and the rule or evidence that supports it."/>
+            <wp:cNvGraphicFramePr>
+              <a:graphicFrameLocks noChangeAspect="1"/>
+            </wp:cNvGraphicFramePr>
+            <a:graphic>
+              <a:graphicData uri="http://schemas.openxmlformats.org/drawingml/2006/picture">
+                <pic:pic>
+                  <pic:nvPicPr>
+                    <pic:cNvPr id="0" name="academy-story-ai-3-26-06.png"/>
+                    <pic:cNvPicPr/>
+                  </pic:nvPicPr>
+                  <pic:blipFill>
+                    <a:blip r:embed="rId15"/>
+                    <a:stretch>
+                      <a:fillRect/>
+                    </a:stretch>
+                  </pic:blipFill>
+                  <pic:spPr>
+                    <a:xfrm>
+                      <a:off x="0" y="0"/>
+                      <a:ext cx="5486400" cy="3681984"/>
+                    </a:xfrm>
+                    <a:prstGeom prst="rect"/>
+                  </pic:spPr>
+                </pic:pic>
+              </a:graphicData>
+            </a:graphic>
+          </wp:inline>
+        </w:drawing>
+      </w:r>
+    </w:p>
+    <w:p>
+      <w:pPr>
+        <w:spacing w:line="336" w:lineRule="auto" w:after="180"/>
+      </w:pPr>
+      <w:r>
+        <w:rPr>
+          <w:b w:val="0"/>
+        </w:rPr>
+        <w:t xml:space="preserve">For your Verified Study Buddy, save the </w:t>
+      </w:r>
+      <w:r>
+        <w:rPr>
+          <w:b/>
+        </w:rPr>
+        <w:t>input</w:t>
+      </w:r>
+      <w:r>
+        <w:rPr>
+          <w:b w:val="0"/>
+        </w:rPr>
+        <w:t>, procedure, observed result and limitation of this check.</w:t>
+      </w:r>
+    </w:p>
+    <w:p>
+      <w:pPr>
+        <w:spacing w:line="336" w:lineRule="auto" w:after="180"/>
+      </w:pPr>
+      <w:r>
+        <w:rPr>
+          <w:b w:val="0"/>
+        </w:rPr>
+        <w:t xml:space="preserve">Label this worked example as practice; use a different, previously unreviewed case when checking independent understanding. Draw your </w:t>
+      </w:r>
+      <w:r>
+        <w:rPr>
+          <w:b/>
+        </w:rPr>
+        <w:t>input</w:t>
+      </w:r>
+      <w:r>
+        <w:rPr>
+          <w:b w:val="0"/>
+        </w:rPr>
+        <w:t>, deciding step, result and limit.</w:t>
+      </w:r>
+    </w:p>
+    <w:p>
+      <w:pPr>
+        <w:spacing w:line="336" w:lineRule="auto" w:after="180"/>
+      </w:pPr>
+      <w:r>
+        <w:rPr>
+          <w:b w:val="0"/>
+        </w:rPr>
+        <w:t xml:space="preserve">Supported question: Did the added cases demonstrate better answering? Point to the relevant step in the picture, then write the changed result and the rule or </w:t>
+      </w:r>
+      <w:r>
+        <w:rPr>
+          <w:b/>
+        </w:rPr>
+        <w:t>evidence</w:t>
+      </w:r>
+      <w:r>
+        <w:rPr>
+          <w:b w:val="0"/>
+        </w:rPr>
+        <w:t xml:space="preserve"> that supports it.</w:t>
+      </w:r>
+    </w:p>
+    <w:p>
+      <w:pPr>
+        <w:spacing w:line="336" w:lineRule="auto" w:after="180"/>
+        <w:shd w:fill="F5F1FB"/>
+      </w:pPr>
+      <w:r>
+        <w:rPr>
+          <w:b w:val="0"/>
+        </w:rPr>
+        <w:t xml:space="preserve">Draw your project trace and justify the deciding step using </w:t>
+      </w:r>
+      <w:r>
+        <w:rPr>
+          <w:b/>
+        </w:rPr>
+        <w:t>evidence</w:t>
+      </w:r>
+      <w:r>
+        <w:rPr>
+          <w:b w:val="0"/>
+        </w:rPr>
+        <w:t>.</w:t>
+      </w:r>
+    </w:p>
+    <w:p>
+      <w:pPr>
+        <w:pStyle w:val="Heading3"/>
+      </w:pPr>
+      <w:r>
+        <w:t>My picture explanation, deciding evidence and one limit</w:t>
       </w:r>
     </w:p>
     <w:p>

--- a/downloads/workbook/ai-3-week-26.docx
+++ b/downloads/workbook/ai-3-week-26.docx
@@ -1054,6 +1054,26 @@
     </w:p>
     <w:p>
       <w:pPr>
+        <w:pStyle w:val="Heading3"/>
+      </w:pPr>
+      <w:r>
+        <w:t>Where to find the supplied example</w:t>
+      </w:r>
+    </w:p>
+    <w:p>
+      <w:pPr>
+        <w:spacing w:line="336" w:lineRule="auto" w:after="180"/>
+        <w:shd w:fill="F1F6F8"/>
+      </w:pPr>
+      <w:r>
+        <w:rPr>
+          <w:b w:val="0"/>
+        </w:rPr>
+        <w:t>Reference for this exercise: open this week’s student lesson, “Evaluation Sets”, at “See how it works” and “Follow a worked example”. Use the original worked values or code named in the question; the later pictorial case is a separate example. Keep this reference beside your workbook while practising.</w:t>
+      </w:r>
+    </w:p>
+    <w:p>
+      <w:pPr>
         <w:spacing w:line="336" w:lineRule="auto" w:after="180"/>
       </w:pPr>
       <w:r>
@@ -1384,6 +1404,26 @@
     <w:p>
       <w:r>
         <w:t>Design a revealing follow-up. Apply the supplied Evaluation Sets facts and keep your reasoning.</w:t>
+      </w:r>
+    </w:p>
+    <w:p>
+      <w:pPr>
+        <w:pStyle w:val="Heading3"/>
+      </w:pPr>
+      <w:r>
+        <w:t>Where to find the supplied example</w:t>
+      </w:r>
+    </w:p>
+    <w:p>
+      <w:pPr>
+        <w:spacing w:line="336" w:lineRule="auto" w:after="180"/>
+        <w:shd w:fill="F1F6F8"/>
+      </w:pPr>
+      <w:r>
+        <w:rPr>
+          <w:b w:val="0"/>
+        </w:rPr>
+        <w:t>Reference for this exercise: open this week’s student lesson, “Evaluation Sets”, at “See how it works” and “Follow a worked example”. Use the original worked values or code named in the question; the later pictorial case is a separate example. Keep this reference beside your workbook while practising.</w:t>
       </w:r>
     </w:p>
     <w:p>

--- a/downloads/workbook/ai-3-week-26.docx
+++ b/downloads/workbook/ai-3-week-26.docx
@@ -25,50 +25,224 @@
         <w:pStyle w:val="Heading1"/>
       </w:pPr>
       <w:r>
-        <w:t>01. Recall and choose your starting point</w:t>
-      </w:r>
-    </w:p>
-    <w:p>
-      <w:r>
-        <w:t>Record your starting explanation for Evaluation Sets before opening notes. Show any later correction separately.</w:t>
-      </w:r>
-    </w:p>
-    <w:p>
-      <w:pPr>
-        <w:spacing w:line="336" w:lineRule="auto" w:after="180"/>
-      </w:pPr>
-      <w:r>
-        <w:rPr>
-          <w:b w:val="0"/>
-        </w:rPr>
+        <w:t>One connected evaluation record with a ranking extension.</w:t>
+      </w:r>
+    </w:p>
+    <w:p>
+      <w:r>
+        <w:t>Explain a case, trace rates, audit coverage and design a fully specified check.</w:t>
+      </w:r>
+    </w:p>
+    <w:p>
+      <w:r>
+        <w:t>Retain source versions, expected behavior, observations, subgroup denominators and exposure history.</w:t>
+      </w:r>
+    </w:p>
+    <w:p>
+      <w:pPr>
+        <w:pStyle w:val="Heading1"/>
+      </w:pPr>
+      <w:r>
+        <w:t>01. Recall · Retrieve earlier ideas</w:t>
+      </w:r>
+    </w:p>
+    <w:p>
+      <w:r>
+        <w:t>Try before opening notes.</w:t>
+      </w:r>
+    </w:p>
+    <w:p>
+      <w:pPr>
+        <w:pStyle w:val="Heading2"/>
+      </w:pPr>
+      <w:r>
+        <w:t>Your evidence record</w:t>
+      </w:r>
+    </w:p>
+    <w:p>
+      <w:pPr>
+        <w:pStyle w:val="ListBullet"/>
+      </w:pPr>
+      <w:r>
         <w:t>Try the recall before opening notes. Then use a different colour or a labelled second line to correct your explanation.</w:t>
       </w:r>
     </w:p>
     <w:p>
       <w:pPr>
+        <w:pStyle w:val="ListBullet"/>
+      </w:pPr>
+      <w:r>
+        <w:t>Without opening the old lesson, explain one key idea from Quality Rubrics. Give an example and a mistake that the idea helps you avoid.</w:t>
+      </w:r>
+    </w:p>
+    <w:p>
+      <w:pPr>
         <w:pStyle w:val="Heading3"/>
       </w:pPr>
       <w:r>
+        <w:t>My remembered idea, example and correction</w:t>
+      </w:r>
+    </w:p>
+    <w:p>
+      <w:r>
+        <w:t>________________________________________________________________</w:t>
+      </w:r>
+    </w:p>
+    <w:p>
+      <w:r>
+        <w:t>________________________________________________________________</w:t>
+      </w:r>
+    </w:p>
+    <w:p>
+      <w:r>
+        <w:t>________________________________________________________________</w:t>
+      </w:r>
+    </w:p>
+    <w:p>
+      <w:pPr>
+        <w:pStyle w:val="ListBullet"/>
+      </w:pPr>
+      <w:r>
+        <w:t>Without opening the old lesson, explain one key idea from Block to Python Bridge. Give an example and a mistake that the idea helps you avoid.</w:t>
+      </w:r>
+    </w:p>
+    <w:p>
+      <w:pPr>
+        <w:pStyle w:val="Heading3"/>
+      </w:pPr>
+      <w:r>
+        <w:t>My remembered idea, example and correction</w:t>
+      </w:r>
+    </w:p>
+    <w:p>
+      <w:r>
+        <w:t>________________________________________________________________</w:t>
+      </w:r>
+    </w:p>
+    <w:p>
+      <w:r>
+        <w:t>________________________________________________________________</w:t>
+      </w:r>
+    </w:p>
+    <w:p>
+      <w:r>
+        <w:t>________________________________________________________________</w:t>
+      </w:r>
+    </w:p>
+    <w:p>
+      <w:pPr>
+        <w:pStyle w:val="ListBullet"/>
+      </w:pPr>
+      <w:r>
+        <w:t>Without opening the old lesson, explain one key idea from Conversation State and Memory. Give an example and a mistake that the idea helps you avoid.</w:t>
+      </w:r>
+    </w:p>
+    <w:p>
+      <w:pPr>
+        <w:pStyle w:val="Heading3"/>
+      </w:pPr>
+      <w:r>
+        <w:t>My remembered idea, example and correction</w:t>
+      </w:r>
+    </w:p>
+    <w:p>
+      <w:r>
+        <w:t>________________________________________________________________</w:t>
+      </w:r>
+    </w:p>
+    <w:p>
+      <w:r>
+        <w:t>________________________________________________________________</w:t>
+      </w:r>
+    </w:p>
+    <w:p>
+      <w:r>
+        <w:t>________________________________________________________________</w:t>
+      </w:r>
+    </w:p>
+    <w:p>
+      <w:pPr>
+        <w:pStyle w:val="Heading2"/>
+      </w:pPr>
+      <w:r>
+        <w:t>Earlier wording, alternatives and picture transcripts · reference / check after trying</w:t>
+      </w:r>
+    </w:p>
+    <w:p>
+      <w:pPr>
+        <w:pStyle w:val="Heading3"/>
+      </w:pPr>
+      <w:r>
         <w:t>Quality Rubrics</w:t>
       </w:r>
     </w:p>
     <w:p>
       <w:pPr>
-        <w:spacing w:line="336" w:lineRule="auto" w:after="180"/>
-      </w:pPr>
-      <w:r>
-        <w:rPr>
-          <w:b w:val="0"/>
-        </w:rPr>
-        <w:t>Without opening the old lesson, explain one key idea from Quality Rubrics. Give an example and a mistake that the idea helps you avoid.</w:t>
-      </w:r>
-    </w:p>
-    <w:p>
-      <w:pPr>
         <w:pStyle w:val="Heading3"/>
       </w:pPr>
       <w:r>
-        <w:t>My remembered idea, example and correction</w:t>
+        <w:t>Block to Python Bridge</w:t>
+      </w:r>
+    </w:p>
+    <w:p>
+      <w:pPr>
+        <w:pStyle w:val="Heading3"/>
+      </w:pPr>
+      <w:r>
+        <w:t>Conversation State and Memory</w:t>
+      </w:r>
+    </w:p>
+    <w:p>
+      <w:pPr>
+        <w:pStyle w:val="Heading1"/>
+      </w:pPr>
+      <w:r>
+        <w:t>12. W1 · Explain an evaluation case</w:t>
+      </w:r>
+    </w:p>
+    <w:p>
+      <w:r>
+        <w:t>Give input, permitted evidence, expected behavior and exposure.</w:t>
+      </w:r>
+    </w:p>
+    <w:p>
+      <w:pPr>
+        <w:pStyle w:val="Heading2"/>
+      </w:pPr>
+      <w:r>
+        <w:t>Your evidence record</w:t>
+      </w:r>
+    </w:p>
+    <w:p>
+      <w:pPr>
+        <w:pStyle w:val="ListBullet"/>
+      </w:pPr>
+      <w:r>
+        <w:t>Ten-case W2:6 answerable with 5 correct, 4 missing-evidence with 3 appropriate fallbacks; rates 5/6 and 3/4, pooled 8/10 when each case has one required outcome. Separate pictured record:2/3answering,3/3fallback,5/6overall; adding3fallback passes gives 8/9 overall but answering still 2/3. These supplied outcomes are fictional, not live model results. Preserve exposure and case groups.</w:t>
+      </w:r>
+    </w:p>
+    <w:p>
+      <w:pPr>
+        <w:pStyle w:val="ListBullet"/>
+      </w:pPr>
+      <w:r>
+        <w:t>Reference for this exercise: open this week’s student lesson, “Evaluation Sets”, at “See how it works” and “Follow a worked example”. Use the original worked values or code named in the question; the later pictorial case is a separate example. Keep this reference beside your workbook while practising.</w:t>
+      </w:r>
+    </w:p>
+    <w:p>
+      <w:pPr>
+        <w:pStyle w:val="ListBullet"/>
+      </w:pPr>
+      <w:r>
+        <w:t>Explain the weekly mechanism in your own words. Use the worked scenario to name its input, decision rule and output.</w:t>
+      </w:r>
+    </w:p>
+    <w:p>
+      <w:pPr>
+        <w:pStyle w:val="Heading3"/>
+      </w:pPr>
+      <w:r>
+        <w:t>My reasoning and evidence</w:t>
       </w:r>
     </w:p>
     <w:p>
@@ -87,22 +261,135 @@
       </w:r>
     </w:p>
     <w:p>
+      <w:r>
+        <w:t>________________________________________________________________</w:t>
+      </w:r>
+    </w:p>
+    <w:p>
+      <w:r>
+        <w:t>________________________________________________________________</w:t>
+      </w:r>
+    </w:p>
+    <w:p>
+      <w:r>
+        <w:t>________________________________________________________________</w:t>
+      </w:r>
+    </w:p>
+    <w:p>
+      <w:pPr>
+        <w:pStyle w:val="Heading1"/>
+      </w:pPr>
+      <w:r>
+        <w:t>13. W2 · Trace the ten-case rates</w:t>
+      </w:r>
+    </w:p>
+    <w:p>
+      <w:r>
+        <w:t>Use separate category denominators before pooling.</w:t>
+      </w:r>
+    </w:p>
+    <w:p>
+      <w:pPr>
+        <w:pStyle w:val="Heading2"/>
+      </w:pPr>
+      <w:r>
+        <w:t>Your evidence record</w:t>
+      </w:r>
+    </w:p>
+    <w:p>
+      <w:pPr>
+        <w:pStyle w:val="ListBullet"/>
+      </w:pPr>
+      <w:r>
+        <w:t>Ten-case W2:6 answerable with 5 correct, 4 missing-evidence with 3 appropriate fallbacks; rates 5/6 and 3/4, pooled 8/10 when each case has one required outcome. Separate pictured record:2/3answering,3/3fallback,5/6overall; adding3fallback passes gives 8/9 overall but answering still 2/3. These supplied outcomes are fictional, not live model results. Preserve exposure and case groups.</w:t>
+      </w:r>
+    </w:p>
+    <w:p>
+      <w:pPr>
+        <w:pStyle w:val="ListBullet"/>
+      </w:pPr>
+      <w:r>
+        <w:t>Ten cases include six answerable and four missing-evidence cases. System answers five answerable correctly and abstains appropriately on three missing cases. Show the intermediate steps and give the conclusion with its scope.</w:t>
+      </w:r>
+    </w:p>
+    <w:p>
       <w:pPr>
         <w:pStyle w:val="Heading3"/>
       </w:pPr>
       <w:r>
-        <w:t>Block to Python Bridge</w:t>
-      </w:r>
-    </w:p>
-    <w:p>
-      <w:pPr>
-        <w:spacing w:line="336" w:lineRule="auto" w:after="180"/>
-      </w:pPr>
-      <w:r>
-        <w:rPr>
-          <w:b w:val="0"/>
-        </w:rPr>
-        <w:t>Without opening the old lesson, explain one key idea from Block to Python Bridge. Give an example and a mistake that the idea helps you avoid.</w:t>
+        <w:t>My reasoning and evidence</w:t>
+      </w:r>
+    </w:p>
+    <w:p>
+      <w:r>
+        <w:t>________________________________________________________________</w:t>
+      </w:r>
+    </w:p>
+    <w:p>
+      <w:r>
+        <w:t>________________________________________________________________</w:t>
+      </w:r>
+    </w:p>
+    <w:p>
+      <w:r>
+        <w:t>________________________________________________________________</w:t>
+      </w:r>
+    </w:p>
+    <w:p>
+      <w:r>
+        <w:t>________________________________________________________________</w:t>
+      </w:r>
+    </w:p>
+    <w:p>
+      <w:r>
+        <w:t>________________________________________________________________</w:t>
+      </w:r>
+    </w:p>
+    <w:p>
+      <w:r>
+        <w:t>________________________________________________________________</w:t>
+      </w:r>
+    </w:p>
+    <w:p>
+      <w:r>
+        <w:t>________________________________________________________________</w:t>
+      </w:r>
+    </w:p>
+    <w:p>
+      <w:pPr>
+        <w:pStyle w:val="Heading1"/>
+      </w:pPr>
+      <w:r>
+        <w:t>14. W3 · Audit coverage and tuning limits</w:t>
+      </w:r>
+    </w:p>
+    <w:p>
+      <w:r>
+        <w:t>Visible reviewed cases do not establish final generalisation.</w:t>
+      </w:r>
+    </w:p>
+    <w:p>
+      <w:pPr>
+        <w:pStyle w:val="Heading2"/>
+      </w:pPr>
+      <w:r>
+        <w:t>Your evidence record</w:t>
+      </w:r>
+    </w:p>
+    <w:p>
+      <w:pPr>
+        <w:pStyle w:val="ListBullet"/>
+      </w:pPr>
+      <w:r>
+        <w:t>Ten-case W2:6 answerable with 5 correct, 4 missing-evidence with 3 appropriate fallbacks; rates 5/6 and 3/4, pooled 8/10 when each case has one required outcome. Separate pictured record:2/3answering,3/3fallback,5/6overall; adding3fallback passes gives 8/9 overall but answering still 2/3. These supplied outcomes are fictional, not live model results. Preserve exposure and case groups.</w:t>
+      </w:r>
+    </w:p>
+    <w:p>
+      <w:pPr>
+        <w:pStyle w:val="ListBullet"/>
+      </w:pPr>
+      <w:r>
+        <w:t>A report omits this qualification: Evaluation coverage limits the claim; prompts tuned on these cases need new reserved final cases. Explain how omitting it could change a reader's interpretation, and write an accurate replacement.</w:t>
       </w:r>
     </w:p>
     <w:p>
@@ -110,7 +397,7 @@
         <w:pStyle w:val="Heading3"/>
       </w:pPr>
       <w:r>
-        <w:t>My remembered idea, example and correction</w:t>
+        <w:t>My reasoning and evidence</w:t>
       </w:r>
     </w:p>
     <w:p>
@@ -129,22 +416,143 @@
       </w:r>
     </w:p>
     <w:p>
+      <w:r>
+        <w:t>________________________________________________________________</w:t>
+      </w:r>
+    </w:p>
+    <w:p>
+      <w:r>
+        <w:t>________________________________________________________________</w:t>
+      </w:r>
+    </w:p>
+    <w:p>
+      <w:r>
+        <w:t>________________________________________________________________</w:t>
+      </w:r>
+    </w:p>
+    <w:p>
+      <w:pPr>
+        <w:pStyle w:val="Heading1"/>
+      </w:pPr>
+      <w:r>
+        <w:t>16. W5 · Design a revealing evaluation case</w:t>
+      </w:r>
+    </w:p>
+    <w:p>
+      <w:r>
+        <w:t>Supply all records and expected behavior without invented observations.</w:t>
+      </w:r>
+    </w:p>
+    <w:p>
+      <w:pPr>
+        <w:pStyle w:val="Heading2"/>
+      </w:pPr>
+      <w:r>
+        <w:t>Your evidence record</w:t>
+      </w:r>
+    </w:p>
+    <w:p>
+      <w:pPr>
+        <w:pStyle w:val="ListBullet"/>
+      </w:pPr>
+      <w:r>
+        <w:t>Ten-case W2:6 answerable with 5 correct, 4 missing-evidence with 3 appropriate fallbacks; rates 5/6 and 3/4, pooled 8/10 when each case has one required outcome. Separate pictured record:2/3answering,3/3fallback,5/6overall; adding3fallback passes gives 8/9 overall but answering still 2/3. These supplied outcomes are fictional, not live model results. Preserve exposure and case groups.</w:t>
+      </w:r>
+    </w:p>
+    <w:p>
+      <w:pPr>
+        <w:pStyle w:val="ListBullet"/>
+      </w:pPr>
+      <w:r>
+        <w:t>Reference for this exercise: open this week’s student lesson, “Evaluation Sets”, at “See how it works” and “Follow a worked example”. Use the original worked values or code named in the question; the later pictorial case is a separate example. Keep this reference beside your workbook while practising.</w:t>
+      </w:r>
+    </w:p>
+    <w:p>
+      <w:pPr>
+        <w:pStyle w:val="ListBullet"/>
+      </w:pPr>
+      <w:r>
+        <w:t>For the worked scenario, propose one additional case that could reveal a failure, describe its expected outcome before running it, and explain what would need to remain fixed for a fair comparison. Do not reuse W4 as a new final test after receiving feedback.</w:t>
+      </w:r>
+    </w:p>
+    <w:p>
       <w:pPr>
         <w:pStyle w:val="Heading3"/>
       </w:pPr>
       <w:r>
-        <w:t>Conversation State and Memory</w:t>
-      </w:r>
-    </w:p>
-    <w:p>
-      <w:pPr>
-        <w:spacing w:line="336" w:lineRule="auto" w:after="180"/>
-      </w:pPr>
-      <w:r>
-        <w:rPr>
-          <w:b w:val="0"/>
-        </w:rPr>
-        <w:t>Without opening the old lesson, explain one key idea from Conversation State and Memory. Give an example and a mistake that the idea helps you avoid.</w:t>
+        <w:t>My reasoning and evidence</w:t>
+      </w:r>
+    </w:p>
+    <w:p>
+      <w:r>
+        <w:t>________________________________________________________________</w:t>
+      </w:r>
+    </w:p>
+    <w:p>
+      <w:r>
+        <w:t>________________________________________________________________</w:t>
+      </w:r>
+    </w:p>
+    <w:p>
+      <w:r>
+        <w:t>________________________________________________________________</w:t>
+      </w:r>
+    </w:p>
+    <w:p>
+      <w:r>
+        <w:t>________________________________________________________________</w:t>
+      </w:r>
+    </w:p>
+    <w:p>
+      <w:r>
+        <w:t>________________________________________________________________</w:t>
+      </w:r>
+    </w:p>
+    <w:p>
+      <w:r>
+        <w:t>________________________________________________________________</w:t>
+      </w:r>
+    </w:p>
+    <w:p>
+      <w:r>
+        <w:t>________________________________________________________________</w:t>
+      </w:r>
+    </w:p>
+    <w:p>
+      <w:pPr>
+        <w:pStyle w:val="Heading1"/>
+      </w:pPr>
+      <w:r>
+        <w:t>04. W4 · Design checks for the fresh club records independently</w:t>
+      </w:r>
+    </w:p>
+    <w:p>
+      <w:r>
+        <w:t>Keep the first attempt before hints.</w:t>
+      </w:r>
+    </w:p>
+    <w:p>
+      <w:pPr>
+        <w:pStyle w:val="Heading2"/>
+      </w:pPr>
+      <w:r>
+        <w:t>Your evidence record</w:t>
+      </w:r>
+    </w:p>
+    <w:p>
+      <w:pPr>
+        <w:pStyle w:val="ListBullet"/>
+      </w:pPr>
+      <w:r>
+        <w:t>Use only the supplied club notes and questions. The added unversioned note has no supplied precedence or authority rule. Do not assume a later-looking note overrides another, or invent a club leader. Design checks and expected responses; no actual system outcomes are supplied.</w:t>
+      </w:r>
+    </w:p>
+    <w:p>
+      <w:pPr>
+        <w:pStyle w:val="ListBullet"/>
+      </w:pPr>
+      <w:r>
+        <w:t>Approved notes: Robotics Tuesday Room2; Art Wednesday Room5. Requests: “Where does the club meet?” and “Who leads drama?” An unversioned added note says Robotics Room3. Design checks and safe responses.</w:t>
       </w:r>
     </w:p>
     <w:p>
@@ -152,7 +560,7 @@
         <w:pStyle w:val="Heading3"/>
       </w:pPr>
       <w:r>
-        <w:t>My remembered idea, example and correction</w:t>
+        <w:t>My independent explanation, trace and limits</w:t>
       </w:r>
     </w:p>
     <w:p>
@@ -171,139 +579,92 @@
       </w:r>
     </w:p>
     <w:p>
+      <w:r>
+        <w:t>________________________________________________________________</w:t>
+      </w:r>
+    </w:p>
+    <w:p>
+      <w:r>
+        <w:t>________________________________________________________________</w:t>
+      </w:r>
+    </w:p>
+    <w:p>
+      <w:r>
+        <w:t>________________________________________________________________</w:t>
+      </w:r>
+    </w:p>
+    <w:p>
+      <w:r>
+        <w:t>________________________________________________________________</w:t>
+      </w:r>
+    </w:p>
+    <w:p>
+      <w:pPr>
+        <w:pStyle w:val="ListBullet"/>
+      </w:pPr>
+      <w:r>
+        <w:t>Attempt this case before feedback. Record any help. Earlier examples below are further practice; a case already practised with feedback cannot establish fresh transfer.</w:t>
+      </w:r>
+    </w:p>
+    <w:p>
+      <w:pPr>
+        <w:pStyle w:val="Heading2"/>
+      </w:pPr>
+      <w:r>
+        <w:t>Earlier wording, alternatives and picture transcripts · reference / check after trying</w:t>
+      </w:r>
+    </w:p>
+    <w:p>
+      <w:pPr>
+        <w:pStyle w:val="Heading3"/>
+      </w:pPr>
+      <w:r>
+        <w:t>Independent case: Changed independent case</w:t>
+      </w:r>
+    </w:p>
+    <w:p>
       <w:pPr>
         <w:pStyle w:val="Heading1"/>
       </w:pPr>
       <w:r>
-        <w:t>02. Practise with fading help</w:t>
-      </w:r>
-    </w:p>
-    <w:p>
-      <w:r>
-        <w:t>Complete the supported Evaluation Sets trace and record the first step you can explain without help.</w:t>
-      </w:r>
-    </w:p>
-    <w:p>
-      <w:pPr>
-        <w:spacing w:line="336" w:lineRule="auto" w:after="180"/>
-      </w:pPr>
-      <w:r>
-        <w:rPr>
-          <w:b w:val="0"/>
-        </w:rPr>
-        <w:t xml:space="preserve">Use W2: Trace the worked case for System </w:t>
-      </w:r>
-      <w:r>
-        <w:rPr>
-          <w:b/>
-        </w:rPr>
-        <w:t>evaluation set</w:t>
-      </w:r>
-      <w:r>
-        <w:rPr>
-          <w:b w:val="0"/>
-        </w:rPr>
-        <w:t>s. Record the answer once; the lesson and workbook refer to the same attempt.</w:t>
-      </w:r>
-    </w:p>
-    <w:tbl>
-      <w:tblPr>
-        <w:tblStyle w:val="LightShading-Accent1"/>
-        <w:tblW w:type="auto" w:w="0"/>
-        <w:tblLook w:firstColumn="1" w:firstRow="1" w:lastColumn="0" w:lastRow="0" w:noHBand="0" w:noVBand="1" w:val="04A0"/>
-      </w:tblPr>
-      <w:tblGrid>
-        <w:gridCol w:w="2556"/>
-        <w:gridCol w:w="2556"/>
-        <w:gridCol w:w="2556"/>
-        <w:gridCol w:w="2556"/>
-      </w:tblGrid>
-      <w:tr>
-        <w:trPr>
-          <w:tblHeader/>
-        </w:trPr>
-        <w:tc>
-          <w:tcPr>
-            <w:tcW w:type="dxa" w:w="2556"/>
-          </w:tcPr>
-          <w:p>
-            <w:r>
-              <w:t>Given inputs</w:t>
-            </w:r>
-          </w:p>
-        </w:tc>
-        <w:tc>
-          <w:tcPr>
-            <w:tcW w:type="dxa" w:w="2556"/>
-          </w:tcPr>
-          <w:p>
-            <w:r>
-              <w:t>Procedure I chose</w:t>
-            </w:r>
-          </w:p>
-        </w:tc>
-        <w:tc>
-          <w:tcPr>
-            <w:tcW w:type="dxa" w:w="2556"/>
-          </w:tcPr>
-          <w:p>
-            <w:r>
-              <w:t>Middle steps</w:t>
-            </w:r>
-          </w:p>
-        </w:tc>
-        <w:tc>
-          <w:tcPr>
-            <w:tcW w:type="dxa" w:w="2556"/>
-          </w:tcPr>
-          <w:p>
-            <w:r>
-              <w:t>Result and check</w:t>
-            </w:r>
-          </w:p>
-        </w:tc>
-      </w:tr>
-      <w:tr>
-        <w:tc>
-          <w:tcPr>
-            <w:tcW w:type="dxa" w:w="2556"/>
-          </w:tcPr>
-          <w:p>
-            <w:r/>
-          </w:p>
-        </w:tc>
-        <w:tc>
-          <w:tcPr>
-            <w:tcW w:type="dxa" w:w="2556"/>
-          </w:tcPr>
-          <w:p>
-            <w:r/>
-          </w:p>
-        </w:tc>
-        <w:tc>
-          <w:tcPr>
-            <w:tcW w:type="dxa" w:w="2556"/>
-          </w:tcPr>
-          <w:p>
-            <w:r/>
-          </w:p>
-        </w:tc>
-        <w:tc>
-          <w:tcPr>
-            <w:tcW w:type="dxa" w:w="2556"/>
-          </w:tcPr>
-          <w:p>
-            <w:r/>
-          </w:p>
-        </w:tc>
-      </w:tr>
-    </w:tbl>
+        <w:t>09. Project · Keep the decision and evidence</w:t>
+      </w:r>
+    </w:p>
+    <w:p>
+      <w:r>
+        <w:t>Extend the existing project record.</w:t>
+      </w:r>
+    </w:p>
+    <w:p>
+      <w:pPr>
+        <w:pStyle w:val="Heading2"/>
+      </w:pPr>
+      <w:r>
+        <w:t>Your evidence record</w:t>
+      </w:r>
+    </w:p>
+    <w:p>
+      <w:pPr>
+        <w:pStyle w:val="ListBullet"/>
+      </w:pPr>
+      <w:r>
+        <w:t>Maintain a balanced eval set covering utility, grounding, format, privacy, and safety.</w:t>
+      </w:r>
+    </w:p>
+    <w:p>
+      <w:pPr>
+        <w:pStyle w:val="ListBullet"/>
+      </w:pPr>
+      <w:r>
+        <w:t>The project change and evidence I will keep</w:t>
+      </w:r>
+    </w:p>
     <w:p>
       <w:pPr>
         <w:pStyle w:val="Heading3"/>
       </w:pPr>
       <w:r>
-        <w:t>The step I completed without help, and the hint I needed</w:t>
+        <w:t>Write or draw your reasoning and evidence.</w:t>
       </w:r>
     </w:p>
     <w:p>
@@ -322,1586 +683,34 @@
       </w:r>
     </w:p>
     <w:p>
+      <w:r>
+        <w:t>________________________________________________________________</w:t>
+      </w:r>
+    </w:p>
+    <w:p>
+      <w:r>
+        <w:t>________________________________________________________________</w:t>
+      </w:r>
+    </w:p>
+    <w:p>
       <w:pPr>
         <w:pStyle w:val="Heading1"/>
       </w:pPr>
       <w:r>
-        <w:t>03. Individual reasoning check</w:t>
-      </w:r>
-    </w:p>
-    <w:p>
-      <w:r>
-        <w:t>Check the proposed Evaluation Sets explanation against the supplied facts before discussing it.</w:t>
-      </w:r>
-    </w:p>
-    <w:p>
-      <w:pPr>
-        <w:spacing w:line="336" w:lineRule="auto" w:after="180"/>
-      </w:pPr>
-      <w:r>
-        <w:rPr>
-          <w:b w:val="0"/>
-        </w:rPr>
-        <w:t xml:space="preserve">Use the worked case for System </w:t>
-      </w:r>
-      <w:r>
-        <w:rPr>
-          <w:b/>
-        </w:rPr>
-        <w:t>evaluation set</w:t>
-      </w:r>
-      <w:r>
-        <w:rPr>
-          <w:b w:val="0"/>
-        </w:rPr>
-        <w:t>s. Proposed explanation: “The worked result establishes every future case”. Decide whether this explanation is supported.</w:t>
-      </w:r>
-    </w:p>
-    <w:p>
-      <w:pPr>
-        <w:spacing w:line="336" w:lineRule="auto" w:after="180"/>
-      </w:pPr>
-      <w:r>
-        <w:rPr>
-          <w:b w:val="0"/>
-        </w:rPr>
-        <w:t>Point to the step or supplied fact that decides; explain your repair if needed.</w:t>
-      </w:r>
-    </w:p>
-    <w:p>
-      <w:pPr>
-        <w:pStyle w:val="Heading3"/>
-      </w:pPr>
-      <w:r>
-        <w:t>My explanation before partner discussion</w:t>
-      </w:r>
-    </w:p>
-    <w:p>
-      <w:r>
-        <w:t>________________________________________________________________</w:t>
-      </w:r>
-    </w:p>
-    <w:p>
-      <w:r>
-        <w:t>________________________________________________________________</w:t>
-      </w:r>
-    </w:p>
-    <w:p>
-      <w:r>
-        <w:t>________________________________________________________________</w:t>
-      </w:r>
-    </w:p>
-    <w:p>
-      <w:r>
-        <w:t>________________________________________________________________</w:t>
-      </w:r>
-    </w:p>
-    <w:p>
-      <w:pPr>
-        <w:pStyle w:val="Heading1"/>
-      </w:pPr>
-      <w:r>
-        <w:t>04. Independent transfer case</w:t>
-      </w:r>
-    </w:p>
-    <w:p>
-      <w:r>
-        <w:t>Write one first attempt at the reserved independent case before feedback. Repeated copies of that case refer to the same recorded attempt.</w:t>
-      </w:r>
-    </w:p>
-    <w:p>
-      <w:pPr>
-        <w:pStyle w:val="Heading3"/>
-      </w:pPr>
-      <w:r>
-        <w:t>Independent case: Changed independent case</w:t>
-      </w:r>
-    </w:p>
-    <w:p>
-      <w:pPr>
-        <w:spacing w:line="336" w:lineRule="auto" w:after="180"/>
-      </w:pPr>
-      <w:r>
-        <w:rPr>
-          <w:b w:val="0"/>
-        </w:rPr>
-        <w:t>Approved notes: Robotics Tuesday Room2; Art Wednesday Room5. Requests: “Where does the club meet?” and “Who leads drama?” An unversioned added note says Robotics Room3. Design checks and safe responses.</w:t>
-      </w:r>
-    </w:p>
-    <w:p>
-      <w:pPr>
-        <w:pStyle w:val="Heading3"/>
-      </w:pPr>
-      <w:r>
-        <w:t>My independent explanation, trace and limits</w:t>
-      </w:r>
-    </w:p>
-    <w:p>
-      <w:r>
-        <w:t>________________________________________________________________</w:t>
-      </w:r>
-    </w:p>
-    <w:p>
-      <w:r>
-        <w:t>________________________________________________________________</w:t>
-      </w:r>
-    </w:p>
-    <w:p>
-      <w:r>
-        <w:t>________________________________________________________________</w:t>
-      </w:r>
-    </w:p>
-    <w:p>
-      <w:r>
-        <w:t>________________________________________________________________</w:t>
-      </w:r>
-    </w:p>
-    <w:p>
-      <w:r>
-        <w:t>________________________________________________________________</w:t>
-      </w:r>
-    </w:p>
-    <w:p>
-      <w:r>
-        <w:t>________________________________________________________________</w:t>
-      </w:r>
-    </w:p>
-    <w:p>
-      <w:r>
-        <w:t>________________________________________________________________</w:t>
-      </w:r>
-    </w:p>
-    <w:p>
-      <w:pPr>
-        <w:spacing w:line="336" w:lineRule="auto" w:after="180"/>
-      </w:pPr>
-      <w:r>
-        <w:rPr>
-          <w:b w:val="0"/>
-        </w:rPr>
-        <w:t>Attempt this case before feedback. Record any help. Earlier examples below are further practice; a case already practised with feedback cannot establish fresh transfer.</w:t>
-      </w:r>
-    </w:p>
-    <w:p>
-      <w:pPr>
-        <w:pStyle w:val="Heading1"/>
-      </w:pPr>
-      <w:r>
-        <w:t>05. Your learning target</w:t>
-      </w:r>
-    </w:p>
-    <w:p>
-      <w:r>
-        <w:t>Connect the Evaluation Sets target to a trace and a justified conclusion.</w:t>
-      </w:r>
-    </w:p>
-    <w:p>
-      <w:pPr>
-        <w:spacing w:line="336" w:lineRule="auto" w:after="180"/>
-      </w:pPr>
-      <w:r>
-        <w:rPr>
-          <w:b w:val="0"/>
-        </w:rPr>
-        <w:t>A test set contains ten easy questions with direct answers in the notes. Add three different kinds of cases that probe fallback behaviour and define expected outcomes.</w:t>
-      </w:r>
-    </w:p>
-    <w:p>
-      <w:pPr>
-        <w:pStyle w:val="Heading1"/>
-      </w:pPr>
-      <w:r>
-        <w:t>06. Solve the given case</w:t>
-      </w:r>
-    </w:p>
-    <w:p>
-      <w:r>
-        <w:t>Solve the supplied Evaluation Sets case and show the deciding evidence.</w:t>
-      </w:r>
-    </w:p>
-    <w:p>
-      <w:pPr>
-        <w:spacing w:line="336" w:lineRule="auto" w:after="180"/>
-      </w:pPr>
-      <w:r>
-        <w:rPr>
-          <w:b w:val="0"/>
-        </w:rPr>
-        <w:t>Ten evaluation questions are easy definitions; none lacks a source.</w:t>
-      </w:r>
-    </w:p>
-    <w:p>
-      <w:pPr>
-        <w:spacing w:line="336" w:lineRule="auto" w:after="180"/>
-        <w:shd w:fill="F5F1FB"/>
-      </w:pPr>
-      <w:r>
-        <w:rPr>
-          <w:b w:val="0"/>
-        </w:rPr>
-        <w:t>What is untested?</w:t>
-      </w:r>
-    </w:p>
-    <w:p>
-      <w:pPr>
-        <w:spacing w:line="336" w:lineRule="auto" w:after="180"/>
-      </w:pPr>
-      <w:r>
-        <w:rPr>
-          <w:b w:val="0"/>
-        </w:rPr>
-        <w:t xml:space="preserve">Show your trace, calculation or </w:t>
-      </w:r>
-      <w:r>
-        <w:rPr>
-          <w:b/>
-        </w:rPr>
-        <w:t>evidence</w:t>
-      </w:r>
-    </w:p>
-    <w:p>
-      <w:pPr>
-        <w:pStyle w:val="Heading3"/>
-      </w:pPr>
-      <w:r>
-        <w:t>Write or draw your reasoning and evidence.</w:t>
-      </w:r>
-    </w:p>
-    <w:p>
-      <w:r>
-        <w:t>________________________________________________________________</w:t>
-      </w:r>
-    </w:p>
-    <w:p>
-      <w:r>
-        <w:t>________________________________________________________________</w:t>
-      </w:r>
-    </w:p>
-    <w:p>
-      <w:r>
-        <w:t>________________________________________________________________</w:t>
-      </w:r>
-    </w:p>
-    <w:p>
-      <w:r>
-        <w:t>________________________________________________________________</w:t>
-      </w:r>
-    </w:p>
-    <w:p>
-      <w:r>
-        <w:t>________________________________________________________________</w:t>
-      </w:r>
-    </w:p>
-    <w:p>
-      <w:pPr>
-        <w:pStyle w:val="Heading1"/>
-      </w:pPr>
-      <w:r>
-        <w:t>07. Check a changed case</w:t>
-      </w:r>
-    </w:p>
-    <w:p>
-      <w:r>
-        <w:t>Apply the procedure to the changed case and record why the conclusion follows.</w:t>
-      </w:r>
-    </w:p>
-    <w:p>
-      <w:pPr>
-        <w:spacing w:line="336" w:lineRule="auto" w:after="180"/>
-      </w:pPr>
-      <w:r>
-        <w:rPr>
-          <w:b w:val="0"/>
-        </w:rPr>
-        <w:t>You improve a prompt after reading every test question. Can those questions still provide an untouched final evaluation? Propose a repair.</w:t>
-      </w:r>
-    </w:p>
-    <w:p>
-      <w:pPr>
-        <w:spacing w:line="336" w:lineRule="auto" w:after="180"/>
-      </w:pPr>
-      <w:r>
-        <w:rPr>
-          <w:b w:val="0"/>
-        </w:rPr>
-        <w:t>My independent answer and reason</w:t>
-      </w:r>
-    </w:p>
-    <w:p>
-      <w:pPr>
-        <w:pStyle w:val="Heading3"/>
-      </w:pPr>
-      <w:r>
-        <w:t>Write or draw your reasoning and evidence.</w:t>
-      </w:r>
-    </w:p>
-    <w:p>
-      <w:r>
-        <w:t>________________________________________________________________</w:t>
-      </w:r>
-    </w:p>
-    <w:p>
-      <w:r>
-        <w:t>________________________________________________________________</w:t>
-      </w:r>
-    </w:p>
-    <w:p>
-      <w:r>
-        <w:t>________________________________________________________________</w:t>
-      </w:r>
-    </w:p>
-    <w:p>
-      <w:r>
-        <w:t>________________________________________________________________</w:t>
-      </w:r>
-    </w:p>
-    <w:p>
-      <w:r>
-        <w:t>________________________________________________________________</w:t>
-      </w:r>
-    </w:p>
-    <w:p>
-      <w:pPr>
-        <w:pStyle w:val="Heading3"/>
-      </w:pPr>
-      <w:r>
-        <w:t>Week 26 Test and reflect</w:t>
-      </w:r>
-    </w:p>
-    <w:p>
-      <w:pPr>
-        <w:pStyle w:val="Heading1"/>
-      </w:pPr>
-      <w:r>
-        <w:t>08. Design a revealing test</w:t>
-      </w:r>
-    </w:p>
-    <w:p>
-      <w:r>
-        <w:t>Specify a changed input, expected result and observation separately.</w:t>
-      </w:r>
-    </w:p>
-    <w:p>
-      <w:pPr>
-        <w:spacing w:line="336" w:lineRule="auto" w:after="180"/>
-      </w:pPr>
-      <w:r>
-        <w:rPr>
-          <w:b w:val="0"/>
-        </w:rPr>
-        <w:t xml:space="preserve">Create a changed </w:t>
-      </w:r>
-      <w:r>
-        <w:rPr>
-          <w:b/>
-        </w:rPr>
-        <w:t>input</w:t>
-      </w:r>
-      <w:r>
-        <w:rPr>
-          <w:b w:val="0"/>
-        </w:rPr>
-        <w:t>, boundary case or missing-information case. Write the expected answer or safe response before testing.</w:t>
-      </w:r>
-    </w:p>
-    <w:tbl>
-      <w:tblPr>
-        <w:tblStyle w:val="LightShading-Accent1"/>
-        <w:tblW w:type="auto" w:w="0"/>
-        <w:tblLook w:firstColumn="1" w:firstRow="1" w:lastColumn="0" w:lastRow="0" w:noHBand="0" w:noVBand="1" w:val="04A0"/>
-      </w:tblPr>
-      <w:tblGrid>
-        <w:gridCol w:w="5112"/>
-        <w:gridCol w:w="5112"/>
-      </w:tblGrid>
-      <w:tr>
-        <w:trPr>
-          <w:tblHeader/>
-        </w:trPr>
-        <w:tc>
-          <w:tcPr>
-            <w:tcW w:type="dxa" w:w="5112"/>
-          </w:tcPr>
-          <w:p>
-            <w:r>
-              <w:t>Test record</w:t>
-            </w:r>
-          </w:p>
-        </w:tc>
-        <w:tc>
-          <w:tcPr>
-            <w:tcW w:type="dxa" w:w="5112"/>
-          </w:tcPr>
-          <w:p>
-            <w:r>
-              <w:t>My evidence</w:t>
-            </w:r>
-          </w:p>
-        </w:tc>
-      </w:tr>
-      <w:tr>
-        <w:tc>
-          <w:tcPr>
-            <w:tcW w:type="dxa" w:w="5112"/>
-          </w:tcPr>
-          <w:p>
-            <w:r>
-              <w:t>Changed input or condition</w:t>
-            </w:r>
-          </w:p>
-        </w:tc>
-        <w:tc>
-          <w:tcPr>
-            <w:tcW w:type="dxa" w:w="5112"/>
-          </w:tcPr>
-          <w:p>
-            <w:r/>
-          </w:p>
-        </w:tc>
-      </w:tr>
-      <w:tr>
-        <w:tc>
-          <w:tcPr>
-            <w:tcW w:type="dxa" w:w="5112"/>
-          </w:tcPr>
-          <w:p>
-            <w:r>
-              <w:t>Expected answer or fallback</w:t>
-            </w:r>
-          </w:p>
-        </w:tc>
-        <w:tc>
-          <w:tcPr>
-            <w:tcW w:type="dxa" w:w="5112"/>
-          </w:tcPr>
-          <w:p>
-            <w:r/>
-          </w:p>
-        </w:tc>
-      </w:tr>
-      <w:tr>
-        <w:tc>
-          <w:tcPr>
-            <w:tcW w:type="dxa" w:w="5112"/>
-          </w:tcPr>
-          <w:p>
-            <w:r>
-              <w:t>Observed result</w:t>
-            </w:r>
-          </w:p>
-        </w:tc>
-        <w:tc>
-          <w:tcPr>
-            <w:tcW w:type="dxa" w:w="5112"/>
-          </w:tcPr>
-          <w:p>
-            <w:r/>
-          </w:p>
-        </w:tc>
-      </w:tr>
-      <w:tr>
-        <w:tc>
-          <w:tcPr>
-            <w:tcW w:type="dxa" w:w="5112"/>
-          </w:tcPr>
-          <w:p>
-            <w:r>
-              <w:t>Why the result occurred</w:t>
-            </w:r>
-          </w:p>
-        </w:tc>
-        <w:tc>
-          <w:tcPr>
-            <w:tcW w:type="dxa" w:w="5112"/>
-          </w:tcPr>
-          <w:p>
-            <w:r/>
-          </w:p>
-        </w:tc>
-      </w:tr>
-    </w:tbl>
-    <w:p>
-      <w:pPr>
-        <w:pStyle w:val="Heading1"/>
-      </w:pPr>
-      <w:r>
-        <w:t>09. Project checkpoint</w:t>
-      </w:r>
-    </w:p>
-    <w:p>
-      <w:r>
-        <w:t>Justify what Evaluation Sets adds to Verified Study Buddy and keep the evidence.</w:t>
-      </w:r>
-    </w:p>
-    <w:p>
-      <w:pPr>
-        <w:spacing w:line="336" w:lineRule="auto" w:after="180"/>
-      </w:pPr>
-      <w:r>
-        <w:rPr>
-          <w:b w:val="0"/>
-        </w:rPr>
-        <w:t>Maintain a balanced eval set covering utility, grounding, format, privacy, and safety.</w:t>
-      </w:r>
-    </w:p>
-    <w:p>
-      <w:pPr>
-        <w:spacing w:line="336" w:lineRule="auto" w:after="180"/>
-      </w:pPr>
-      <w:r>
-        <w:rPr>
-          <w:b w:val="0"/>
-        </w:rPr>
-        <w:t xml:space="preserve">The project change and </w:t>
-      </w:r>
-      <w:r>
-        <w:rPr>
-          <w:b/>
-        </w:rPr>
-        <w:t>evidence</w:t>
-      </w:r>
-      <w:r>
-        <w:rPr>
-          <w:b w:val="0"/>
-        </w:rPr>
-        <w:t xml:space="preserve"> I will keep</w:t>
-      </w:r>
-    </w:p>
-    <w:p>
-      <w:pPr>
-        <w:pStyle w:val="Heading3"/>
-      </w:pPr>
-      <w:r>
-        <w:t>Write or draw your reasoning and evidence.</w:t>
-      </w:r>
-    </w:p>
-    <w:p>
-      <w:r>
-        <w:t>________________________________________________________________</w:t>
-      </w:r>
-    </w:p>
-    <w:p>
-      <w:r>
-        <w:t>________________________________________________________________</w:t>
-      </w:r>
-    </w:p>
-    <w:p>
-      <w:r>
-        <w:t>________________________________________________________________</w:t>
-      </w:r>
-    </w:p>
-    <w:p>
-      <w:r>
-        <w:t>________________________________________________________________</w:t>
-      </w:r>
-    </w:p>
-    <w:p>
-      <w:r>
-        <w:t>________________________________________________________________</w:t>
-      </w:r>
-    </w:p>
-    <w:p>
-      <w:pPr>
-        <w:pStyle w:val="Heading1"/>
-      </w:pPr>
-      <w:r>
-        <w:t>10. Self check</w:t>
-      </w:r>
-    </w:p>
-    <w:p>
-      <w:r>
-        <w:t>Judge explanation, evidence, transfer and limits separately; attach the work behind your judgement.</w:t>
-      </w:r>
-    </w:p>
-    <w:p>
-      <w:pPr>
-        <w:pStyle w:val="ListBullet"/>
-      </w:pPr>
-      <w:r>
-        <w:t>I can explain the mechanism.</w:t>
-      </w:r>
-    </w:p>
-    <w:p>
-      <w:pPr>
-        <w:pStyle w:val="ListBullet"/>
-      </w:pPr>
-      <w:r>
-        <w:t>I can show evidence.</w:t>
-      </w:r>
-    </w:p>
-    <w:p>
-      <w:pPr>
-        <w:pStyle w:val="ListBullet"/>
-      </w:pPr>
-      <w:r>
-        <w:t>I can handle a changed case.</w:t>
-      </w:r>
-    </w:p>
-    <w:p>
-      <w:pPr>
-        <w:pStyle w:val="ListBullet"/>
-      </w:pPr>
-      <w:r>
-        <w:t>I can name a limit.</w:t>
-      </w:r>
-    </w:p>
-    <w:p>
-      <w:r>
-        <w:t>Mark each as not yet, with help or independently, and attach supporting work.</w:t>
-      </w:r>
-    </w:p>
-    <w:p>
-      <w:pPr>
-        <w:spacing w:line="336" w:lineRule="auto" w:after="180"/>
-      </w:pPr>
-      <w:r>
-        <w:rPr>
-          <w:b w:val="0"/>
-        </w:rPr>
-        <w:t>Teacher review ____________________  Next step ____________________</w:t>
-      </w:r>
-    </w:p>
-    <w:p>
-      <w:pPr>
-        <w:pStyle w:val="Heading1"/>
-      </w:pPr>
-      <w:r>
-        <w:t>11. Transfer practice from the original programme</w:t>
-      </w:r>
-    </w:p>
-    <w:p>
-      <w:r>
-        <w:t>Use this earlier case as transfer practice. A case already discussed with feedback is not fresh assessment evidence.</w:t>
-      </w:r>
-    </w:p>
-    <w:p>
-      <w:pPr>
-        <w:spacing w:line="336" w:lineRule="auto" w:after="180"/>
-      </w:pPr>
-      <w:r>
-        <w:rPr>
-          <w:b w:val="0"/>
-        </w:rPr>
-        <w:t>A test set contains ten easy questions with direct answers in the notes. Add three different kinds of cases that probe fallback behaviour and define expected outcomes.</w:t>
-      </w:r>
-    </w:p>
-    <w:p>
-      <w:pPr>
-        <w:pStyle w:val="Heading3"/>
-      </w:pPr>
-      <w:r>
-        <w:t>My independently reasoned answer</w:t>
-      </w:r>
-    </w:p>
-    <w:p>
-      <w:r>
-        <w:t>________________________________________________________________</w:t>
-      </w:r>
-    </w:p>
-    <w:p>
-      <w:r>
-        <w:t>________________________________________________________________</w:t>
-      </w:r>
-    </w:p>
-    <w:p>
-      <w:r>
-        <w:t>________________________________________________________________</w:t>
-      </w:r>
-    </w:p>
-    <w:p>
-      <w:r>
-        <w:t>________________________________________________________________</w:t>
-      </w:r>
-    </w:p>
-    <w:p>
-      <w:r>
-        <w:t>________________________________________________________________</w:t>
-      </w:r>
-    </w:p>
-    <w:p>
-      <w:r>
-        <w:t>________________________________________________________________</w:t>
-      </w:r>
-    </w:p>
-    <w:p>
-      <w:r>
-        <w:t>________________________________________________________________</w:t>
-      </w:r>
-    </w:p>
-    <w:p>
-      <w:pPr>
-        <w:spacing w:line="336" w:lineRule="auto" w:after="180"/>
-      </w:pPr>
-      <w:r>
-        <w:rPr>
-          <w:b w:val="0"/>
-        </w:rPr>
-        <w:t>Record support used: none, hint or teacher explanation.</w:t>
-      </w:r>
-    </w:p>
-    <w:p>
-      <w:pPr>
-        <w:pStyle w:val="Heading1"/>
-      </w:pPr>
-      <w:r>
-        <w:t>12. W1 Explain the mechanism</w:t>
-      </w:r>
-    </w:p>
-    <w:p>
-      <w:r>
-        <w:t>Explain the mechanism. Apply the supplied Evaluation Sets facts and keep your reasoning.</w:t>
-      </w:r>
-    </w:p>
-    <w:p>
-      <w:pPr>
-        <w:pStyle w:val="Heading3"/>
-      </w:pPr>
-      <w:r>
-        <w:t>Where to find the supplied example</w:t>
-      </w:r>
-    </w:p>
-    <w:p>
-      <w:pPr>
-        <w:spacing w:line="336" w:lineRule="auto" w:after="180"/>
-        <w:shd w:fill="F1F6F8"/>
-      </w:pPr>
-      <w:r>
-        <w:rPr>
-          <w:b w:val="0"/>
-        </w:rPr>
-        <w:t>Reference for this exercise: open this week’s student lesson, “Evaluation Sets”, at “See how it works” and “Follow a worked example”. Use the original worked values or code named in the question; the later pictorial case is a separate example. Keep this reference beside your workbook while practising.</w:t>
-      </w:r>
-    </w:p>
-    <w:p>
-      <w:pPr>
-        <w:spacing w:line="336" w:lineRule="auto" w:after="180"/>
-      </w:pPr>
-      <w:r>
-        <w:rPr>
-          <w:b w:val="0"/>
-        </w:rPr>
-        <w:t xml:space="preserve">Explain the weekly </w:t>
-      </w:r>
-      <w:r>
-        <w:rPr>
-          <w:b/>
-        </w:rPr>
-        <w:t>mechanism</w:t>
-      </w:r>
-      <w:r>
-        <w:rPr>
-          <w:b w:val="0"/>
-        </w:rPr>
-        <w:t xml:space="preserve"> in your own words. Use the worked scenario to name its </w:t>
-      </w:r>
-      <w:r>
-        <w:rPr>
-          <w:b/>
-        </w:rPr>
-        <w:t>input</w:t>
-      </w:r>
-      <w:r>
-        <w:rPr>
-          <w:b w:val="0"/>
-        </w:rPr>
-        <w:t xml:space="preserve">, decision rule and </w:t>
-      </w:r>
-      <w:r>
-        <w:rPr>
-          <w:b/>
-        </w:rPr>
-        <w:t>output</w:t>
-      </w:r>
-      <w:r>
-        <w:rPr>
-          <w:b w:val="0"/>
-        </w:rPr>
-        <w:t>.</w:t>
-      </w:r>
-    </w:p>
-    <w:p>
-      <w:pPr>
-        <w:pStyle w:val="Heading3"/>
-      </w:pPr>
-      <w:r>
-        <w:t>My reasoning and evidence</w:t>
-      </w:r>
-    </w:p>
-    <w:p>
-      <w:r>
-        <w:t>________________________________________________________________</w:t>
-      </w:r>
-    </w:p>
-    <w:p>
-      <w:r>
-        <w:t>________________________________________________________________</w:t>
-      </w:r>
-    </w:p>
-    <w:p>
-      <w:r>
-        <w:t>________________________________________________________________</w:t>
-      </w:r>
-    </w:p>
-    <w:p>
-      <w:r>
-        <w:t>________________________________________________________________</w:t>
-      </w:r>
-    </w:p>
-    <w:p>
-      <w:r>
-        <w:t>________________________________________________________________</w:t>
-      </w:r>
-    </w:p>
-    <w:p>
-      <w:r>
-        <w:t>________________________________________________________________</w:t>
-      </w:r>
-    </w:p>
-    <w:p>
-      <w:pPr>
-        <w:pStyle w:val="Heading1"/>
-      </w:pPr>
-      <w:r>
-        <w:t>13. W2 Trace the worked case</w:t>
-      </w:r>
-    </w:p>
-    <w:p>
-      <w:r>
-        <w:t>Trace the worked case. Apply the supplied Evaluation Sets facts and keep your reasoning.</w:t>
-      </w:r>
-    </w:p>
-    <w:p>
-      <w:pPr>
-        <w:spacing w:line="336" w:lineRule="auto" w:after="180"/>
-      </w:pPr>
-      <w:r>
-        <w:rPr>
-          <w:b w:val="0"/>
-        </w:rPr>
-        <w:t>Ten cases include six answerable and four missing-</w:t>
-      </w:r>
-      <w:r>
-        <w:rPr>
-          <w:b/>
-        </w:rPr>
-        <w:t>evidence</w:t>
-      </w:r>
-      <w:r>
-        <w:rPr>
-          <w:b w:val="0"/>
-        </w:rPr>
-        <w:t xml:space="preserve"> cases. System answers five answerable correctly and abstains appropriately on three missing cases. Show the intermediate steps and give the conclusion with its scope.</w:t>
-      </w:r>
-    </w:p>
-    <w:p>
-      <w:pPr>
-        <w:pStyle w:val="Heading3"/>
-      </w:pPr>
-      <w:r>
-        <w:t>My reasoning and evidence</w:t>
-      </w:r>
-    </w:p>
-    <w:p>
-      <w:r>
-        <w:t>________________________________________________________________</w:t>
-      </w:r>
-    </w:p>
-    <w:p>
-      <w:r>
-        <w:t>________________________________________________________________</w:t>
-      </w:r>
-    </w:p>
-    <w:p>
-      <w:r>
-        <w:t>________________________________________________________________</w:t>
-      </w:r>
-    </w:p>
-    <w:p>
-      <w:r>
-        <w:t>________________________________________________________________</w:t>
-      </w:r>
-    </w:p>
-    <w:p>
-      <w:r>
-        <w:t>________________________________________________________________</w:t>
-      </w:r>
-    </w:p>
-    <w:p>
-      <w:r>
-        <w:t>________________________________________________________________</w:t>
-      </w:r>
-    </w:p>
-    <w:p>
-      <w:r>
-        <w:t>________________________________________________________________</w:t>
-      </w:r>
-    </w:p>
-    <w:p>
-      <w:pPr>
-        <w:pStyle w:val="Heading1"/>
-      </w:pPr>
-      <w:r>
-        <w:t>14. W3 Audit the limit</w:t>
-      </w:r>
-    </w:p>
-    <w:p>
-      <w:r>
-        <w:t>Audit the limit. Apply the supplied Evaluation Sets facts and keep your reasoning.</w:t>
-      </w:r>
-    </w:p>
-    <w:p>
-      <w:pPr>
-        <w:spacing w:line="336" w:lineRule="auto" w:after="180"/>
-      </w:pPr>
-      <w:r>
-        <w:rPr>
-          <w:b w:val="0"/>
-        </w:rPr>
-        <w:t xml:space="preserve">A report omits this qualification: Evaluation </w:t>
-      </w:r>
-      <w:r>
-        <w:rPr>
-          <w:b/>
-        </w:rPr>
-        <w:t>coverage</w:t>
-      </w:r>
-      <w:r>
-        <w:rPr>
-          <w:b w:val="0"/>
-        </w:rPr>
-        <w:t xml:space="preserve"> limits the claim; prompts tuned on these cases need new reserved final cases.</w:t>
-      </w:r>
-    </w:p>
-    <w:p>
-      <w:pPr>
-        <w:spacing w:line="336" w:lineRule="auto" w:after="180"/>
-      </w:pPr>
-      <w:r>
-        <w:rPr>
-          <w:b w:val="0"/>
-        </w:rPr>
-        <w:t>Explain how omitting it could change a reader's interpretation, and write an accurate replacement.</w:t>
-      </w:r>
-    </w:p>
-    <w:p>
-      <w:pPr>
-        <w:pStyle w:val="Heading3"/>
-      </w:pPr>
-      <w:r>
-        <w:t>My reasoning and evidence</w:t>
-      </w:r>
-    </w:p>
-    <w:p>
-      <w:r>
-        <w:t>________________________________________________________________</w:t>
-      </w:r>
-    </w:p>
-    <w:p>
-      <w:r>
-        <w:t>________________________________________________________________</w:t>
-      </w:r>
-    </w:p>
-    <w:p>
-      <w:r>
-        <w:t>________________________________________________________________</w:t>
-      </w:r>
-    </w:p>
-    <w:p>
-      <w:r>
-        <w:t>________________________________________________________________</w:t>
-      </w:r>
-    </w:p>
-    <w:p>
-      <w:r>
-        <w:t>________________________________________________________________</w:t>
-      </w:r>
-    </w:p>
-    <w:p>
-      <w:r>
-        <w:t>________________________________________________________________</w:t>
-      </w:r>
-    </w:p>
-    <w:p>
-      <w:pPr>
-        <w:pStyle w:val="Heading1"/>
-      </w:pPr>
-      <w:r>
-        <w:t>15. W4 Apply a new case independently</w:t>
-      </w:r>
-    </w:p>
-    <w:p>
-      <w:r>
-        <w:t>Attempt before feedback. If this repeats the selected independent case, reuse that first attempt; otherwise keep a separate record. Apply a new case independently. Apply the supplied Evaluation Sets facts and keep your reasoning.</w:t>
-      </w:r>
-    </w:p>
-    <w:p>
-      <w:pPr>
-        <w:spacing w:line="336" w:lineRule="auto" w:after="180"/>
-      </w:pPr>
-      <w:r>
-        <w:rPr>
-          <w:b w:val="0"/>
-        </w:rPr>
-        <w:t>Twelve cases: eight answerable, four unanswerable. Correct answers six; appropriate abstentions two. Compute separate and combined pass rates.</w:t>
-      </w:r>
-    </w:p>
-    <w:p>
-      <w:pPr>
-        <w:pStyle w:val="Heading3"/>
-      </w:pPr>
-      <w:r>
-        <w:t>My reasoning and evidence</w:t>
-      </w:r>
-    </w:p>
-    <w:p>
-      <w:r>
-        <w:t>________________________________________________________________</w:t>
-      </w:r>
-    </w:p>
-    <w:p>
-      <w:r>
-        <w:t>________________________________________________________________</w:t>
-      </w:r>
-    </w:p>
-    <w:p>
-      <w:r>
-        <w:t>________________________________________________________________</w:t>
-      </w:r>
-    </w:p>
-    <w:p>
-      <w:r>
-        <w:t>________________________________________________________________</w:t>
-      </w:r>
-    </w:p>
-    <w:p>
-      <w:r>
-        <w:t>________________________________________________________________</w:t>
-      </w:r>
-    </w:p>
-    <w:p>
-      <w:r>
-        <w:t>________________________________________________________________</w:t>
-      </w:r>
-    </w:p>
-    <w:p>
-      <w:r>
-        <w:t>________________________________________________________________</w:t>
-      </w:r>
-    </w:p>
-    <w:p>
-      <w:r>
-        <w:t>________________________________________________________________</w:t>
-      </w:r>
-    </w:p>
-    <w:p>
-      <w:pPr>
-        <w:pStyle w:val="Heading1"/>
-      </w:pPr>
-      <w:r>
-        <w:t>16. W5 Design a revealing follow-up</w:t>
-      </w:r>
-    </w:p>
-    <w:p>
-      <w:r>
-        <w:t>Design a revealing follow-up. Apply the supplied Evaluation Sets facts and keep your reasoning.</w:t>
-      </w:r>
-    </w:p>
-    <w:p>
-      <w:pPr>
-        <w:pStyle w:val="Heading3"/>
-      </w:pPr>
-      <w:r>
-        <w:t>Where to find the supplied example</w:t>
-      </w:r>
-    </w:p>
-    <w:p>
-      <w:pPr>
-        <w:spacing w:line="336" w:lineRule="auto" w:after="180"/>
-        <w:shd w:fill="F1F6F8"/>
-      </w:pPr>
-      <w:r>
-        <w:rPr>
-          <w:b w:val="0"/>
-        </w:rPr>
-        <w:t>Reference for this exercise: open this week’s student lesson, “Evaluation Sets”, at “See how it works” and “Follow a worked example”. Use the original worked values or code named in the question; the later pictorial case is a separate example. Keep this reference beside your workbook while practising.</w:t>
-      </w:r>
-    </w:p>
-    <w:p>
-      <w:pPr>
-        <w:spacing w:line="336" w:lineRule="auto" w:after="180"/>
-      </w:pPr>
-      <w:r>
-        <w:rPr>
-          <w:b w:val="0"/>
-        </w:rPr>
-        <w:t>For the worked scenario, propose one additional case that could reveal a failure, describe its expected outcome before running it, and explain what would need to remain fixed for a fair comparison.</w:t>
-      </w:r>
-    </w:p>
-    <w:p>
-      <w:pPr>
-        <w:spacing w:line="336" w:lineRule="auto" w:after="180"/>
-      </w:pPr>
-      <w:r>
-        <w:rPr>
-          <w:b w:val="0"/>
-        </w:rPr>
-        <w:t>Do not reuse W4 as a new final test after receiving feedback.</w:t>
-      </w:r>
-    </w:p>
-    <w:p>
-      <w:pPr>
-        <w:pStyle w:val="Heading3"/>
-      </w:pPr>
-      <w:r>
-        <w:t>My reasoning and evidence</w:t>
-      </w:r>
-    </w:p>
-    <w:p>
-      <w:r>
-        <w:t>________________________________________________________________</w:t>
-      </w:r>
-    </w:p>
-    <w:p>
-      <w:r>
-        <w:t>________________________________________________________________</w:t>
-      </w:r>
-    </w:p>
-    <w:p>
-      <w:r>
-        <w:t>________________________________________________________________</w:t>
-      </w:r>
-    </w:p>
-    <w:p>
-      <w:r>
-        <w:t>________________________________________________________________</w:t>
-      </w:r>
-    </w:p>
-    <w:p>
-      <w:r>
-        <w:t>________________________________________________________________</w:t>
-      </w:r>
-    </w:p>
-    <w:p>
-      <w:r>
-        <w:t>________________________________________________________________</w:t>
-      </w:r>
-    </w:p>
-    <w:p>
-      <w:r>
-        <w:t>________________________________________________________________</w:t>
-      </w:r>
-    </w:p>
-    <w:p>
-      <w:pPr>
-        <w:pStyle w:val="Heading1"/>
-      </w:pPr>
-      <w:r>
-        <w:t>17. Ranking and retrieval evaluation — W1 Explain the mechanism</w:t>
-      </w:r>
-    </w:p>
-    <w:p>
-      <w:r>
-        <w:t>Use the supplied Evaluation Sets task to record your reasoning, evidence and next step.</w:t>
-      </w:r>
-    </w:p>
-    <w:p>
-      <w:pPr>
-        <w:spacing w:line="336" w:lineRule="auto" w:after="180"/>
-      </w:pPr>
-      <w:r>
-        <w:rPr>
-          <w:b w:val="0"/>
-        </w:rPr>
-        <w:t xml:space="preserve">Explain the weekly </w:t>
-      </w:r>
-      <w:r>
-        <w:rPr>
-          <w:b/>
-        </w:rPr>
-        <w:t>mechanism</w:t>
-      </w:r>
-      <w:r>
-        <w:rPr>
-          <w:b w:val="0"/>
-        </w:rPr>
-        <w:t xml:space="preserve"> in your own words. Use the worked scenario to name its </w:t>
-      </w:r>
-      <w:r>
-        <w:rPr>
-          <w:b/>
-        </w:rPr>
-        <w:t>input</w:t>
-      </w:r>
-      <w:r>
-        <w:rPr>
-          <w:b w:val="0"/>
-        </w:rPr>
-        <w:t xml:space="preserve">, decision rule and </w:t>
-      </w:r>
-      <w:r>
-        <w:rPr>
-          <w:b/>
-        </w:rPr>
-        <w:t>output</w:t>
-      </w:r>
-      <w:r>
-        <w:rPr>
-          <w:b w:val="0"/>
-        </w:rPr>
-        <w:t>.</w:t>
-      </w:r>
-    </w:p>
-    <w:p>
-      <w:pPr>
-        <w:pStyle w:val="Heading3"/>
-      </w:pPr>
-      <w:r>
-        <w:t>My reasoning and evidence</w:t>
-      </w:r>
-    </w:p>
-    <w:p>
-      <w:r>
-        <w:t>________________________________________________________________</w:t>
-      </w:r>
-    </w:p>
-    <w:p>
-      <w:r>
-        <w:t>________________________________________________________________</w:t>
-      </w:r>
-    </w:p>
-    <w:p>
-      <w:r>
-        <w:t>________________________________________________________________</w:t>
-      </w:r>
-    </w:p>
-    <w:p>
-      <w:r>
-        <w:t>________________________________________________________________</w:t>
-      </w:r>
-    </w:p>
-    <w:p>
-      <w:r>
-        <w:t>________________________________________________________________</w:t>
-      </w:r>
-    </w:p>
-    <w:p>
-      <w:r>
-        <w:t>________________________________________________________________</w:t>
-      </w:r>
-    </w:p>
-    <w:p>
-      <w:pPr>
-        <w:pStyle w:val="Heading1"/>
-      </w:pPr>
-      <w:r>
-        <w:t>18. Ranking and retrieval evaluation — W2 Trace the worked case</w:t>
-      </w:r>
-    </w:p>
-    <w:p>
-      <w:r>
-        <w:t>Use the supplied Evaluation Sets task to record your reasoning, evidence and next step.</w:t>
-      </w:r>
-    </w:p>
-    <w:p>
-      <w:pPr>
-        <w:spacing w:line="336" w:lineRule="auto" w:after="180"/>
-      </w:pPr>
-      <w:r>
-        <w:rPr>
-          <w:b w:val="0"/>
-        </w:rPr>
-        <w:t>Relevant documents are A, C, E. Top three results A, B, C contain two relevant items. Show the intermediate steps and give the conclusion with its scope.</w:t>
-      </w:r>
-    </w:p>
-    <w:p>
-      <w:pPr>
-        <w:pStyle w:val="Heading3"/>
-      </w:pPr>
-      <w:r>
-        <w:t>My reasoning and evidence</w:t>
-      </w:r>
-    </w:p>
-    <w:p>
-      <w:r>
-        <w:t>________________________________________________________________</w:t>
-      </w:r>
-    </w:p>
-    <w:p>
-      <w:r>
-        <w:t>________________________________________________________________</w:t>
-      </w:r>
-    </w:p>
-    <w:p>
-      <w:r>
-        <w:t>________________________________________________________________</w:t>
-      </w:r>
-    </w:p>
-    <w:p>
-      <w:r>
-        <w:t>________________________________________________________________</w:t>
-      </w:r>
-    </w:p>
-    <w:p>
-      <w:r>
-        <w:t>________________________________________________________________</w:t>
-      </w:r>
-    </w:p>
-    <w:p>
-      <w:r>
-        <w:t>________________________________________________________________</w:t>
-      </w:r>
-    </w:p>
-    <w:p>
-      <w:r>
-        <w:t>________________________________________________________________</w:t>
-      </w:r>
-    </w:p>
-    <w:p>
-      <w:pPr>
-        <w:pStyle w:val="Heading1"/>
-      </w:pPr>
-      <w:r>
-        <w:t>19. Ranking and retrieval evaluation — W3 Audit the limit</w:t>
-      </w:r>
-    </w:p>
-    <w:p>
-      <w:r>
-        <w:t>Use the supplied Evaluation Sets task to record your reasoning, evidence and next step.</w:t>
-      </w:r>
-    </w:p>
-    <w:p>
-      <w:pPr>
-        <w:spacing w:line="336" w:lineRule="auto" w:after="180"/>
-      </w:pPr>
-      <w:r>
-        <w:rPr>
-          <w:b w:val="0"/>
-        </w:rPr>
-        <w:t xml:space="preserve">A report omits this qualification: Known judgments may be incomplete; a score over one query does not establish </w:t>
-      </w:r>
-      <w:r>
-        <w:rPr>
-          <w:b/>
-        </w:rPr>
-        <w:t>coverage</w:t>
-      </w:r>
-      <w:r>
-        <w:rPr>
-          <w:b w:val="0"/>
-        </w:rPr>
-        <w:t xml:space="preserve"> over all queries.</w:t>
-      </w:r>
-    </w:p>
-    <w:p>
-      <w:pPr>
-        <w:spacing w:line="336" w:lineRule="auto" w:after="180"/>
-      </w:pPr>
-      <w:r>
-        <w:rPr>
-          <w:b w:val="0"/>
-        </w:rPr>
-        <w:t>Explain how omitting it could change a reader's interpretation, and write an accurate replacement.</w:t>
-      </w:r>
-    </w:p>
-    <w:p>
-      <w:pPr>
-        <w:pStyle w:val="Heading3"/>
-      </w:pPr>
-      <w:r>
-        <w:t>My reasoning and evidence</w:t>
-      </w:r>
-    </w:p>
-    <w:p>
-      <w:r>
-        <w:t>________________________________________________________________</w:t>
-      </w:r>
-    </w:p>
-    <w:p>
-      <w:r>
-        <w:t>________________________________________________________________</w:t>
-      </w:r>
-    </w:p>
-    <w:p>
-      <w:r>
-        <w:t>________________________________________________________________</w:t>
-      </w:r>
-    </w:p>
-    <w:p>
-      <w:r>
-        <w:t>________________________________________________________________</w:t>
-      </w:r>
-    </w:p>
-    <w:p>
-      <w:r>
-        <w:t>________________________________________________________________</w:t>
-      </w:r>
-    </w:p>
-    <w:p>
-      <w:r>
-        <w:t>________________________________________________________________</w:t>
-      </w:r>
-    </w:p>
-    <w:p>
-      <w:pPr>
-        <w:pStyle w:val="Heading1"/>
-      </w:pPr>
-      <w:r>
-        <w:t>20. Ranking and retrieval evaluation — W4 Apply a new case independently</w:t>
-      </w:r>
-    </w:p>
-    <w:p>
-      <w:r>
-        <w:t>Use the supplied Evaluation Sets task to record your reasoning, evidence and next step.</w:t>
-      </w:r>
-    </w:p>
-    <w:p>
-      <w:pPr>
-        <w:spacing w:line="336" w:lineRule="auto" w:after="180"/>
-      </w:pPr>
-      <w:r>
-        <w:rPr>
-          <w:b w:val="0"/>
-        </w:rPr>
-        <w:t>Relevant set A, D, F, G; top three A, B, D. Compute precision and recall. Explain which omitted records affect recall.</w:t>
-      </w:r>
-    </w:p>
-    <w:p>
-      <w:pPr>
-        <w:pStyle w:val="Heading3"/>
-      </w:pPr>
-      <w:r>
-        <w:t>My reasoning and evidence</w:t>
-      </w:r>
-    </w:p>
-    <w:p>
-      <w:r>
-        <w:t>________________________________________________________________</w:t>
-      </w:r>
-    </w:p>
-    <w:p>
-      <w:r>
-        <w:t>________________________________________________________________</w:t>
-      </w:r>
-    </w:p>
-    <w:p>
-      <w:r>
-        <w:t>________________________________________________________________</w:t>
-      </w:r>
-    </w:p>
-    <w:p>
-      <w:r>
-        <w:t>________________________________________________________________</w:t>
-      </w:r>
-    </w:p>
-    <w:p>
-      <w:r>
-        <w:t>________________________________________________________________</w:t>
-      </w:r>
-    </w:p>
-    <w:p>
-      <w:r>
-        <w:t>________________________________________________________________</w:t>
-      </w:r>
-    </w:p>
-    <w:p>
-      <w:r>
-        <w:t>________________________________________________________________</w:t>
-      </w:r>
-    </w:p>
-    <w:p>
-      <w:r>
-        <w:t>________________________________________________________________</w:t>
-      </w:r>
-    </w:p>
-    <w:p>
-      <w:pPr>
-        <w:pStyle w:val="Heading1"/>
-      </w:pPr>
-      <w:r>
-        <w:t>21. Ranking and retrieval evaluation — W5 Design a revealing follow-up</w:t>
-      </w:r>
-    </w:p>
-    <w:p>
-      <w:r>
-        <w:t>Use the supplied Evaluation Sets task to record your reasoning, evidence and next step.</w:t>
-      </w:r>
-    </w:p>
-    <w:p>
-      <w:pPr>
-        <w:spacing w:line="336" w:lineRule="auto" w:after="180"/>
-      </w:pPr>
-      <w:r>
-        <w:rPr>
-          <w:b w:val="0"/>
-        </w:rPr>
-        <w:t>For the worked scenario, propose one additional case that could reveal a failure, describe its expected outcome before running it, and explain what would need to remain fixed for a fair comparison.</w:t>
-      </w:r>
-    </w:p>
-    <w:p>
-      <w:pPr>
-        <w:spacing w:line="336" w:lineRule="auto" w:after="180"/>
-      </w:pPr>
-      <w:r>
-        <w:rPr>
-          <w:b w:val="0"/>
-        </w:rPr>
-        <w:t>Do not reuse W4 as a new final test after receiving feedback.</w:t>
-      </w:r>
-    </w:p>
-    <w:p>
-      <w:pPr>
-        <w:pStyle w:val="Heading3"/>
-      </w:pPr>
-      <w:r>
-        <w:t>My reasoning and evidence</w:t>
-      </w:r>
-    </w:p>
-    <w:p>
-      <w:r>
-        <w:t>________________________________________________________________</w:t>
-      </w:r>
-    </w:p>
-    <w:p>
-      <w:r>
-        <w:t>________________________________________________________________</w:t>
-      </w:r>
-    </w:p>
-    <w:p>
-      <w:r>
-        <w:t>________________________________________________________________</w:t>
-      </w:r>
-    </w:p>
-    <w:p>
-      <w:r>
-        <w:t>________________________________________________________________</w:t>
-      </w:r>
-    </w:p>
-    <w:p>
-      <w:r>
-        <w:t>________________________________________________________________</w:t>
-      </w:r>
-    </w:p>
-    <w:p>
-      <w:r>
-        <w:t>________________________________________________________________</w:t>
-      </w:r>
-    </w:p>
-    <w:p>
-      <w:r>
-        <w:t>________________________________________________________________</w:t>
-      </w:r>
-    </w:p>
-    <w:p>
-      <w:pPr>
-        <w:pStyle w:val="Heading1"/>
-      </w:pPr>
-      <w:r>
-        <w:t>22. Feedback, return check and learning record</w:t>
-      </w:r>
-    </w:p>
-    <w:p>
-      <w:r>
-        <w:t>Record the first repaired step and a different case to revisit after a delay.</w:t>
+        <w:t>22. Feedback · Repair and return</w:t>
+      </w:r>
+    </w:p>
+    <w:p>
+      <w:r>
+        <w:t>Keep first attempt, repair and a changed-case check.</w:t>
+      </w:r>
+    </w:p>
+    <w:p>
+      <w:pPr>
+        <w:pStyle w:val="Heading2"/>
+      </w:pPr>
+      <w:r>
+        <w:t>Your evidence record</w:t>
       </w:r>
     </w:p>
     <w:tbl>
@@ -2042,13 +851,214 @@
     </w:tbl>
     <w:p>
       <w:pPr>
+        <w:pStyle w:val="ListBullet"/>
+      </w:pPr>
+      <w:r>
+        <w:t>Revisit this idea with your teacher after a delay. Familiarity is different from explaining and using it on a changed case.</w:t>
+      </w:r>
+    </w:p>
+    <w:p>
+      <w:pPr>
+        <w:pStyle w:val="Heading1"/>
+      </w:pPr>
+      <w:r>
+        <w:t>10. Finish · Judge your evidence</w:t>
+      </w:r>
+    </w:p>
+    <w:p>
+      <w:r>
+        <w:t>Point to work that supports your judgement.</w:t>
+      </w:r>
+    </w:p>
+    <w:p>
+      <w:pPr>
+        <w:pStyle w:val="Heading2"/>
+      </w:pPr>
+      <w:r>
+        <w:t>Your evidence record</w:t>
+      </w:r>
+    </w:p>
+    <w:p>
+      <w:pPr>
+        <w:pStyle w:val="ListBullet"/>
+      </w:pPr>
+      <w:r>
+        <w:t>I can explain the mechanism. I can show evidence. I can handle a changed case. I can name a limit. Mark each as not yet, with help or independently, and attach supporting work.</w:t>
+      </w:r>
+    </w:p>
+    <w:p>
+      <w:pPr>
+        <w:pStyle w:val="ListBullet"/>
+      </w:pPr>
+      <w:r>
+        <w:t>Teacher review ____________________  Next step ____________________</w:t>
+      </w:r>
+    </w:p>
+    <w:p>
+      <w:pPr>
+        <w:pStyle w:val="Heading1"/>
+      </w:pPr>
+      <w:r>
+        <w:t>Reference bank and extra practice</w:t>
+      </w:r>
+    </w:p>
+    <w:p>
+      <w:pPr>
+        <w:pStyle w:val="Heading1"/>
+      </w:pPr>
+      <w:r>
+        <w:t>02. Reference · Supported W2 record</w:t>
+      </w:r>
+    </w:p>
+    <w:p>
+      <w:r>
+        <w:t>Use when helpful; keep this practice separate from the selected first attempt.</w:t>
+      </w:r>
+    </w:p>
+    <w:p>
+      <w:pPr>
+        <w:pStyle w:val="Heading2"/>
+      </w:pPr>
+      <w:r>
+        <w:t>Additional evidence</w:t>
+      </w:r>
+    </w:p>
+    <w:p>
+      <w:pPr>
         <w:spacing w:line="336" w:lineRule="auto" w:after="180"/>
       </w:pPr>
       <w:r>
         <w:rPr>
           <w:b w:val="0"/>
         </w:rPr>
-        <w:t>Revisit this idea with your teacher after a delay. Familiarity is different from explaining and using it on a changed case.</w:t>
+        <w:t xml:space="preserve">Use W2: Trace the worked case for System </w:t>
+      </w:r>
+      <w:r>
+        <w:rPr>
+          <w:b/>
+        </w:rPr>
+        <w:t>evaluation set</w:t>
+      </w:r>
+      <w:r>
+        <w:rPr>
+          <w:b w:val="0"/>
+        </w:rPr>
+        <w:t>s. Record the answer once; the lesson and workbook refer to the same attempt.</w:t>
+      </w:r>
+    </w:p>
+    <w:tbl>
+      <w:tblPr>
+        <w:tblStyle w:val="LightShading-Accent1"/>
+        <w:tblW w:type="auto" w:w="0"/>
+        <w:tblLook w:firstColumn="1" w:firstRow="1" w:lastColumn="0" w:lastRow="0" w:noHBand="0" w:noVBand="1" w:val="04A0"/>
+      </w:tblPr>
+      <w:tblGrid>
+        <w:gridCol w:w="2556"/>
+        <w:gridCol w:w="2556"/>
+        <w:gridCol w:w="2556"/>
+        <w:gridCol w:w="2556"/>
+      </w:tblGrid>
+      <w:tr>
+        <w:trPr>
+          <w:tblHeader/>
+        </w:trPr>
+        <w:tc>
+          <w:tcPr>
+            <w:tcW w:type="dxa" w:w="2556"/>
+          </w:tcPr>
+          <w:p>
+            <w:r>
+              <w:t>Given inputs</w:t>
+            </w:r>
+          </w:p>
+        </w:tc>
+        <w:tc>
+          <w:tcPr>
+            <w:tcW w:type="dxa" w:w="2556"/>
+          </w:tcPr>
+          <w:p>
+            <w:r>
+              <w:t>Procedure I chose</w:t>
+            </w:r>
+          </w:p>
+        </w:tc>
+        <w:tc>
+          <w:tcPr>
+            <w:tcW w:type="dxa" w:w="2556"/>
+          </w:tcPr>
+          <w:p>
+            <w:r>
+              <w:t>Middle steps</w:t>
+            </w:r>
+          </w:p>
+        </w:tc>
+        <w:tc>
+          <w:tcPr>
+            <w:tcW w:type="dxa" w:w="2556"/>
+          </w:tcPr>
+          <w:p>
+            <w:r>
+              <w:t>Result and check</w:t>
+            </w:r>
+          </w:p>
+        </w:tc>
+      </w:tr>
+      <w:tr>
+        <w:tc>
+          <w:tcPr>
+            <w:tcW w:type="dxa" w:w="2556"/>
+          </w:tcPr>
+          <w:p>
+            <w:r/>
+          </w:p>
+        </w:tc>
+        <w:tc>
+          <w:tcPr>
+            <w:tcW w:type="dxa" w:w="2556"/>
+          </w:tcPr>
+          <w:p>
+            <w:r/>
+          </w:p>
+        </w:tc>
+        <w:tc>
+          <w:tcPr>
+            <w:tcW w:type="dxa" w:w="2556"/>
+          </w:tcPr>
+          <w:p>
+            <w:r/>
+          </w:p>
+        </w:tc>
+        <w:tc>
+          <w:tcPr>
+            <w:tcW w:type="dxa" w:w="2556"/>
+          </w:tcPr>
+          <w:p>
+            <w:r/>
+          </w:p>
+        </w:tc>
+      </w:tr>
+    </w:tbl>
+    <w:p>
+      <w:pPr>
+        <w:pStyle w:val="Heading3"/>
+      </w:pPr>
+      <w:r>
+        <w:t>The step I completed without help, and the hint I needed</w:t>
+      </w:r>
+    </w:p>
+    <w:p>
+      <w:r>
+        <w:t>________________________________________________________________</w:t>
+      </w:r>
+    </w:p>
+    <w:p>
+      <w:r>
+        <w:t>________________________________________________________________</w:t>
+      </w:r>
+    </w:p>
+    <w:p>
+      <w:r>
+        <w:t>________________________________________________________________</w:t>
       </w:r>
     </w:p>
     <w:p>
@@ -2056,12 +1066,1110 @@
         <w:pStyle w:val="Heading1"/>
       </w:pPr>
       <w:r>
-        <w:t>23. Pictorial case practice: Evaluation Sets</w:t>
-      </w:r>
-    </w:p>
-    <w:p>
-      <w:r>
-        <w:t>Design an evaluation set that checks answering and appropriate uncertainty separately. Explain the labelled step before checking the changed condition.</w:t>
+        <w:t>03. Extra practice · Repair a claim</w:t>
+      </w:r>
+    </w:p>
+    <w:p>
+      <w:r>
+        <w:t>Use when helpful; keep this practice separate from the selected first attempt.</w:t>
+      </w:r>
+    </w:p>
+    <w:p>
+      <w:pPr>
+        <w:pStyle w:val="Heading2"/>
+      </w:pPr>
+      <w:r>
+        <w:t>Additional evidence</w:t>
+      </w:r>
+    </w:p>
+    <w:p>
+      <w:pPr>
+        <w:spacing w:line="336" w:lineRule="auto" w:after="180"/>
+      </w:pPr>
+      <w:r>
+        <w:rPr>
+          <w:b w:val="0"/>
+        </w:rPr>
+        <w:t xml:space="preserve">Use the worked case for System </w:t>
+      </w:r>
+      <w:r>
+        <w:rPr>
+          <w:b/>
+        </w:rPr>
+        <w:t>evaluation set</w:t>
+      </w:r>
+      <w:r>
+        <w:rPr>
+          <w:b w:val="0"/>
+        </w:rPr>
+        <w:t>s. Proposed explanation: “The worked result establishes every future case”. Decide whether this explanation is supported.</w:t>
+      </w:r>
+    </w:p>
+    <w:p>
+      <w:pPr>
+        <w:spacing w:line="336" w:lineRule="auto" w:after="180"/>
+      </w:pPr>
+      <w:r>
+        <w:rPr>
+          <w:b w:val="0"/>
+        </w:rPr>
+        <w:t>Point to the step or supplied fact that decides; explain your repair if needed.</w:t>
+      </w:r>
+    </w:p>
+    <w:p>
+      <w:pPr>
+        <w:pStyle w:val="Heading3"/>
+      </w:pPr>
+      <w:r>
+        <w:t>My explanation before partner discussion</w:t>
+      </w:r>
+    </w:p>
+    <w:p>
+      <w:r>
+        <w:t>________________________________________________________________</w:t>
+      </w:r>
+    </w:p>
+    <w:p>
+      <w:r>
+        <w:t>________________________________________________________________</w:t>
+      </w:r>
+    </w:p>
+    <w:p>
+      <w:r>
+        <w:t>________________________________________________________________</w:t>
+      </w:r>
+    </w:p>
+    <w:p>
+      <w:r>
+        <w:t>________________________________________________________________</w:t>
+      </w:r>
+    </w:p>
+    <w:p>
+      <w:pPr>
+        <w:pStyle w:val="Heading1"/>
+      </w:pPr>
+      <w:r>
+        <w:t>05. Reference · Earlier target</w:t>
+      </w:r>
+    </w:p>
+    <w:p>
+      <w:r>
+        <w:t>Use when helpful; keep this practice separate from the selected first attempt.</w:t>
+      </w:r>
+    </w:p>
+    <w:p>
+      <w:pPr>
+        <w:pStyle w:val="Heading2"/>
+      </w:pPr>
+      <w:r>
+        <w:t>Additional evidence</w:t>
+      </w:r>
+    </w:p>
+    <w:p>
+      <w:pPr>
+        <w:spacing w:line="336" w:lineRule="auto" w:after="180"/>
+      </w:pPr>
+      <w:r>
+        <w:rPr>
+          <w:b w:val="0"/>
+        </w:rPr>
+        <w:t>A test set contains ten easy questions with direct answers in the notes. Add three different kinds of cases that probe fallback behaviour and define expected outcomes.</w:t>
+      </w:r>
+    </w:p>
+    <w:p>
+      <w:pPr>
+        <w:pStyle w:val="Heading1"/>
+      </w:pPr>
+      <w:r>
+        <w:t>06. Extra practice · Earlier worked case</w:t>
+      </w:r>
+    </w:p>
+    <w:p>
+      <w:r>
+        <w:t>Use when helpful; keep this practice separate from the selected first attempt.</w:t>
+      </w:r>
+    </w:p>
+    <w:p>
+      <w:pPr>
+        <w:pStyle w:val="Heading2"/>
+      </w:pPr>
+      <w:r>
+        <w:t>Additional evidence</w:t>
+      </w:r>
+    </w:p>
+    <w:p>
+      <w:pPr>
+        <w:spacing w:line="336" w:lineRule="auto" w:after="180"/>
+      </w:pPr>
+      <w:r>
+        <w:rPr>
+          <w:b w:val="0"/>
+        </w:rPr>
+        <w:t>Ten evaluation questions are easy definitions; none lacks a source.</w:t>
+      </w:r>
+    </w:p>
+    <w:p>
+      <w:pPr>
+        <w:spacing w:line="336" w:lineRule="auto" w:after="180"/>
+      </w:pPr>
+      <w:r>
+        <w:rPr>
+          <w:b w:val="0"/>
+        </w:rPr>
+        <w:t>What is untested?</w:t>
+      </w:r>
+    </w:p>
+    <w:p>
+      <w:pPr>
+        <w:spacing w:line="336" w:lineRule="auto" w:after="180"/>
+      </w:pPr>
+      <w:r>
+        <w:rPr>
+          <w:b w:val="0"/>
+        </w:rPr>
+        <w:t xml:space="preserve">Show your trace, calculation or </w:t>
+      </w:r>
+      <w:r>
+        <w:rPr>
+          <w:b/>
+        </w:rPr>
+        <w:t>evidence</w:t>
+      </w:r>
+    </w:p>
+    <w:p>
+      <w:pPr>
+        <w:pStyle w:val="Heading3"/>
+      </w:pPr>
+      <w:r>
+        <w:t>Write or draw your reasoning and evidence.</w:t>
+      </w:r>
+    </w:p>
+    <w:p>
+      <w:r>
+        <w:t>________________________________________________________________</w:t>
+      </w:r>
+    </w:p>
+    <w:p>
+      <w:r>
+        <w:t>________________________________________________________________</w:t>
+      </w:r>
+    </w:p>
+    <w:p>
+      <w:r>
+        <w:t>________________________________________________________________</w:t>
+      </w:r>
+    </w:p>
+    <w:p>
+      <w:r>
+        <w:t>________________________________________________________________</w:t>
+      </w:r>
+    </w:p>
+    <w:p>
+      <w:r>
+        <w:t>________________________________________________________________</w:t>
+      </w:r>
+    </w:p>
+    <w:p>
+      <w:pPr>
+        <w:pStyle w:val="Heading1"/>
+      </w:pPr>
+      <w:r>
+        <w:t>07. Extra practice · Changed case</w:t>
+      </w:r>
+    </w:p>
+    <w:p>
+      <w:r>
+        <w:t>Use when helpful; keep this practice separate from the selected first attempt.</w:t>
+      </w:r>
+    </w:p>
+    <w:p>
+      <w:pPr>
+        <w:pStyle w:val="Heading2"/>
+      </w:pPr>
+      <w:r>
+        <w:t>Additional evidence</w:t>
+      </w:r>
+    </w:p>
+    <w:p>
+      <w:pPr>
+        <w:spacing w:line="336" w:lineRule="auto" w:after="180"/>
+      </w:pPr>
+      <w:r>
+        <w:rPr>
+          <w:b w:val="0"/>
+        </w:rPr>
+        <w:t>You improve a prompt after reading every test question. Can those questions still provide an untouched final evaluation? Propose a repair.</w:t>
+      </w:r>
+    </w:p>
+    <w:p>
+      <w:pPr>
+        <w:spacing w:line="336" w:lineRule="auto" w:after="180"/>
+      </w:pPr>
+      <w:r>
+        <w:rPr>
+          <w:b w:val="0"/>
+        </w:rPr>
+        <w:t>My practice reasoning</w:t>
+      </w:r>
+    </w:p>
+    <w:p>
+      <w:pPr>
+        <w:pStyle w:val="Heading3"/>
+      </w:pPr>
+      <w:r>
+        <w:t>Write or draw your reasoning and evidence.</w:t>
+      </w:r>
+    </w:p>
+    <w:p>
+      <w:r>
+        <w:t>________________________________________________________________</w:t>
+      </w:r>
+    </w:p>
+    <w:p>
+      <w:r>
+        <w:t>________________________________________________________________</w:t>
+      </w:r>
+    </w:p>
+    <w:p>
+      <w:r>
+        <w:t>________________________________________________________________</w:t>
+      </w:r>
+    </w:p>
+    <w:p>
+      <w:r>
+        <w:t>________________________________________________________________</w:t>
+      </w:r>
+    </w:p>
+    <w:p>
+      <w:r>
+        <w:t>________________________________________________________________</w:t>
+      </w:r>
+    </w:p>
+    <w:p>
+      <w:pPr>
+        <w:pStyle w:val="Heading3"/>
+      </w:pPr>
+      <w:r>
+        <w:t>Week 26 Test and reflect</w:t>
+      </w:r>
+    </w:p>
+    <w:p>
+      <w:pPr>
+        <w:pStyle w:val="Heading1"/>
+      </w:pPr>
+      <w:r>
+        <w:t>08. Extra practice · A revealing test</w:t>
+      </w:r>
+    </w:p>
+    <w:p>
+      <w:r>
+        <w:t>Use when helpful; keep this practice separate from the selected first attempt.</w:t>
+      </w:r>
+    </w:p>
+    <w:p>
+      <w:pPr>
+        <w:pStyle w:val="Heading2"/>
+      </w:pPr>
+      <w:r>
+        <w:t>Additional evidence</w:t>
+      </w:r>
+    </w:p>
+    <w:p>
+      <w:pPr>
+        <w:spacing w:line="336" w:lineRule="auto" w:after="180"/>
+      </w:pPr>
+      <w:r>
+        <w:rPr>
+          <w:b w:val="0"/>
+        </w:rPr>
+        <w:t xml:space="preserve">Create a changed </w:t>
+      </w:r>
+      <w:r>
+        <w:rPr>
+          <w:b/>
+        </w:rPr>
+        <w:t>input</w:t>
+      </w:r>
+      <w:r>
+        <w:rPr>
+          <w:b w:val="0"/>
+        </w:rPr>
+        <w:t>, boundary case or missing-information case. Write the expected answer or safe response before testing.</w:t>
+      </w:r>
+    </w:p>
+    <w:tbl>
+      <w:tblPr>
+        <w:tblStyle w:val="LightShading-Accent1"/>
+        <w:tblW w:type="auto" w:w="0"/>
+        <w:tblLook w:firstColumn="1" w:firstRow="1" w:lastColumn="0" w:lastRow="0" w:noHBand="0" w:noVBand="1" w:val="04A0"/>
+      </w:tblPr>
+      <w:tblGrid>
+        <w:gridCol w:w="5112"/>
+        <w:gridCol w:w="5112"/>
+      </w:tblGrid>
+      <w:tr>
+        <w:trPr>
+          <w:tblHeader/>
+        </w:trPr>
+        <w:tc>
+          <w:tcPr>
+            <w:tcW w:type="dxa" w:w="5112"/>
+          </w:tcPr>
+          <w:p>
+            <w:r>
+              <w:t>Test record</w:t>
+            </w:r>
+          </w:p>
+        </w:tc>
+        <w:tc>
+          <w:tcPr>
+            <w:tcW w:type="dxa" w:w="5112"/>
+          </w:tcPr>
+          <w:p>
+            <w:r>
+              <w:t>My evidence</w:t>
+            </w:r>
+          </w:p>
+        </w:tc>
+      </w:tr>
+      <w:tr>
+        <w:tc>
+          <w:tcPr>
+            <w:tcW w:type="dxa" w:w="5112"/>
+          </w:tcPr>
+          <w:p>
+            <w:r>
+              <w:t>Changed input or condition</w:t>
+            </w:r>
+          </w:p>
+        </w:tc>
+        <w:tc>
+          <w:tcPr>
+            <w:tcW w:type="dxa" w:w="5112"/>
+          </w:tcPr>
+          <w:p>
+            <w:r/>
+          </w:p>
+        </w:tc>
+      </w:tr>
+      <w:tr>
+        <w:tc>
+          <w:tcPr>
+            <w:tcW w:type="dxa" w:w="5112"/>
+          </w:tcPr>
+          <w:p>
+            <w:r>
+              <w:t>Expected answer or fallback</w:t>
+            </w:r>
+          </w:p>
+        </w:tc>
+        <w:tc>
+          <w:tcPr>
+            <w:tcW w:type="dxa" w:w="5112"/>
+          </w:tcPr>
+          <w:p>
+            <w:r/>
+          </w:p>
+        </w:tc>
+      </w:tr>
+      <w:tr>
+        <w:tc>
+          <w:tcPr>
+            <w:tcW w:type="dxa" w:w="5112"/>
+          </w:tcPr>
+          <w:p>
+            <w:r>
+              <w:t>Observed result</w:t>
+            </w:r>
+          </w:p>
+        </w:tc>
+        <w:tc>
+          <w:tcPr>
+            <w:tcW w:type="dxa" w:w="5112"/>
+          </w:tcPr>
+          <w:p>
+            <w:r/>
+          </w:p>
+        </w:tc>
+      </w:tr>
+      <w:tr>
+        <w:tc>
+          <w:tcPr>
+            <w:tcW w:type="dxa" w:w="5112"/>
+          </w:tcPr>
+          <w:p>
+            <w:r>
+              <w:t>Why the result occurred</w:t>
+            </w:r>
+          </w:p>
+        </w:tc>
+        <w:tc>
+          <w:tcPr>
+            <w:tcW w:type="dxa" w:w="5112"/>
+          </w:tcPr>
+          <w:p>
+            <w:r/>
+          </w:p>
+        </w:tc>
+      </w:tr>
+    </w:tbl>
+    <w:p>
+      <w:pPr>
+        <w:pStyle w:val="Heading1"/>
+      </w:pPr>
+      <w:r>
+        <w:t>11. Extra practice · Earlier transfer</w:t>
+      </w:r>
+    </w:p>
+    <w:p>
+      <w:r>
+        <w:t>Use when helpful; keep this practice separate from the selected first attempt.</w:t>
+      </w:r>
+    </w:p>
+    <w:p>
+      <w:pPr>
+        <w:pStyle w:val="Heading2"/>
+      </w:pPr>
+      <w:r>
+        <w:t>Additional evidence</w:t>
+      </w:r>
+    </w:p>
+    <w:p>
+      <w:pPr>
+        <w:spacing w:line="336" w:lineRule="auto" w:after="180"/>
+      </w:pPr>
+      <w:r>
+        <w:rPr>
+          <w:b w:val="0"/>
+        </w:rPr>
+        <w:t>A test set contains ten easy questions with direct answers in the notes. Add three different kinds of cases that probe fallback behaviour and define expected outcomes.</w:t>
+      </w:r>
+    </w:p>
+    <w:p>
+      <w:pPr>
+        <w:pStyle w:val="Heading3"/>
+      </w:pPr>
+      <w:r>
+        <w:t>My explanation after practice</w:t>
+      </w:r>
+    </w:p>
+    <w:p>
+      <w:r>
+        <w:t>________________________________________________________________</w:t>
+      </w:r>
+    </w:p>
+    <w:p>
+      <w:r>
+        <w:t>________________________________________________________________</w:t>
+      </w:r>
+    </w:p>
+    <w:p>
+      <w:r>
+        <w:t>________________________________________________________________</w:t>
+      </w:r>
+    </w:p>
+    <w:p>
+      <w:r>
+        <w:t>________________________________________________________________</w:t>
+      </w:r>
+    </w:p>
+    <w:p>
+      <w:r>
+        <w:t>________________________________________________________________</w:t>
+      </w:r>
+    </w:p>
+    <w:p>
+      <w:r>
+        <w:t>________________________________________________________________</w:t>
+      </w:r>
+    </w:p>
+    <w:p>
+      <w:r>
+        <w:t>________________________________________________________________</w:t>
+      </w:r>
+    </w:p>
+    <w:p>
+      <w:pPr>
+        <w:spacing w:line="336" w:lineRule="auto" w:after="180"/>
+      </w:pPr>
+      <w:r>
+        <w:rPr>
+          <w:b w:val="0"/>
+        </w:rPr>
+        <w:t>Record support used: none, hint or teacher explanation.</w:t>
+      </w:r>
+    </w:p>
+    <w:p>
+      <w:pPr>
+        <w:pStyle w:val="Heading1"/>
+      </w:pPr>
+      <w:r>
+        <w:t>15. Additional practice · Earlier twelve-case rate calculation</w:t>
+      </w:r>
+    </w:p>
+    <w:p>
+      <w:r>
+        <w:t>This retained task differs from the selected club-record assessment.</w:t>
+      </w:r>
+    </w:p>
+    <w:p>
+      <w:pPr>
+        <w:pStyle w:val="Heading2"/>
+      </w:pPr>
+      <w:r>
+        <w:t>Earlier task and response</w:t>
+      </w:r>
+    </w:p>
+    <w:p>
+      <w:pPr>
+        <w:pStyle w:val="ListBullet"/>
+      </w:pPr>
+      <w:r>
+        <w:t>Twelve cases: eight answerable, four unanswerable. Correct answers six; appropriate abstentions two. Compute separate and combined pass rates.</w:t>
+      </w:r>
+    </w:p>
+    <w:p>
+      <w:pPr>
+        <w:pStyle w:val="Heading3"/>
+      </w:pPr>
+      <w:r>
+        <w:t>My reasoning and evidence</w:t>
+      </w:r>
+    </w:p>
+    <w:p>
+      <w:r>
+        <w:t>________________________________________________________________</w:t>
+      </w:r>
+    </w:p>
+    <w:p>
+      <w:r>
+        <w:t>________________________________________________________________</w:t>
+      </w:r>
+    </w:p>
+    <w:p>
+      <w:r>
+        <w:t>________________________________________________________________</w:t>
+      </w:r>
+    </w:p>
+    <w:p>
+      <w:r>
+        <w:t>________________________________________________________________</w:t>
+      </w:r>
+    </w:p>
+    <w:p>
+      <w:r>
+        <w:t>________________________________________________________________</w:t>
+      </w:r>
+    </w:p>
+    <w:p>
+      <w:r>
+        <w:t>________________________________________________________________</w:t>
+      </w:r>
+    </w:p>
+    <w:p>
+      <w:r>
+        <w:t>________________________________________________________________</w:t>
+      </w:r>
+    </w:p>
+    <w:p>
+      <w:r>
+        <w:t>________________________________________________________________</w:t>
+      </w:r>
+    </w:p>
+    <w:p>
+      <w:pPr>
+        <w:pStyle w:val="Heading1"/>
+      </w:pPr>
+      <w:r>
+        <w:t>17. Extension · Ranking and retrieval evaluation — W1 Explain the mechanism</w:t>
+      </w:r>
+    </w:p>
+    <w:p>
+      <w:r>
+        <w:t>Keep the cutoff, eligible judged set and denominator beside the task.</w:t>
+      </w:r>
+    </w:p>
+    <w:p>
+      <w:pPr>
+        <w:pStyle w:val="Heading2"/>
+      </w:pPr>
+      <w:r>
+        <w:t>Complete ranking procedure</w:t>
+      </w:r>
+    </w:p>
+    <w:p>
+      <w:pPr>
+        <w:spacing w:line="336" w:lineRule="auto" w:after="180"/>
+      </w:pPr>
+      <w:r>
+        <w:rPr>
+          <w:b w:val="0"/>
+        </w:rPr>
+        <w:t>Ranking extension: known relevant eligible documents A,C,E; exactly three distinct top results A,B,C. Relevant returned 2 gives precision@3=2/3 and recall@3=2/3. Count document IDs once; a duplicate-filled list does not meet this exact-three-distinct-results contract. If the full relevant set is unknown, recall is unavailable.</w:t>
+      </w:r>
+    </w:p>
+    <w:p>
+      <w:pPr>
+        <w:spacing w:line="336" w:lineRule="auto" w:after="180"/>
+      </w:pPr>
+      <w:r>
+        <w:rPr>
+          <w:b w:val="0"/>
+        </w:rPr>
+        <w:t>If no relevant eligible documents exist, state denominator 0 and use an explicit unavailable policy rather than divide by 0. Independent ranking tasks use their own supplied sets.</w:t>
+      </w:r>
+    </w:p>
+    <w:p>
+      <w:pPr>
+        <w:pStyle w:val="Heading2"/>
+      </w:pPr>
+      <w:r>
+        <w:t>Extension question and response</w:t>
+      </w:r>
+    </w:p>
+    <w:p>
+      <w:pPr>
+        <w:pStyle w:val="ListBullet"/>
+      </w:pPr>
+      <w:r>
+        <w:t>Explain the weekly mechanism in your own words. Use the worked scenario to name its input, decision rule and output.</w:t>
+      </w:r>
+    </w:p>
+    <w:p>
+      <w:pPr>
+        <w:pStyle w:val="Heading3"/>
+      </w:pPr>
+      <w:r>
+        <w:t>My reasoning and evidence</w:t>
+      </w:r>
+    </w:p>
+    <w:p>
+      <w:r>
+        <w:t>________________________________________________________________</w:t>
+      </w:r>
+    </w:p>
+    <w:p>
+      <w:r>
+        <w:t>________________________________________________________________</w:t>
+      </w:r>
+    </w:p>
+    <w:p>
+      <w:r>
+        <w:t>________________________________________________________________</w:t>
+      </w:r>
+    </w:p>
+    <w:p>
+      <w:r>
+        <w:t>________________________________________________________________</w:t>
+      </w:r>
+    </w:p>
+    <w:p>
+      <w:r>
+        <w:t>________________________________________________________________</w:t>
+      </w:r>
+    </w:p>
+    <w:p>
+      <w:r>
+        <w:t>________________________________________________________________</w:t>
+      </w:r>
+    </w:p>
+    <w:p>
+      <w:pPr>
+        <w:pStyle w:val="Heading1"/>
+      </w:pPr>
+      <w:r>
+        <w:t>18. Extension · Ranking and retrieval evaluation — W2 Trace the worked case</w:t>
+      </w:r>
+    </w:p>
+    <w:p>
+      <w:r>
+        <w:t>Keep the cutoff, eligible judged set and denominator beside the task.</w:t>
+      </w:r>
+    </w:p>
+    <w:p>
+      <w:pPr>
+        <w:pStyle w:val="Heading2"/>
+      </w:pPr>
+      <w:r>
+        <w:t>Complete ranking procedure</w:t>
+      </w:r>
+    </w:p>
+    <w:p>
+      <w:pPr>
+        <w:spacing w:line="336" w:lineRule="auto" w:after="180"/>
+      </w:pPr>
+      <w:r>
+        <w:rPr>
+          <w:b w:val="0"/>
+        </w:rPr>
+        <w:t>Ranking extension: known relevant eligible documents A,C,E; exactly three distinct top results A,B,C. Relevant returned 2 gives precision@3=2/3 and recall@3=2/3. Count document IDs once; a duplicate-filled list does not meet this exact-three-distinct-results contract. If the full relevant set is unknown, recall is unavailable.</w:t>
+      </w:r>
+    </w:p>
+    <w:p>
+      <w:pPr>
+        <w:spacing w:line="336" w:lineRule="auto" w:after="180"/>
+      </w:pPr>
+      <w:r>
+        <w:rPr>
+          <w:b w:val="0"/>
+        </w:rPr>
+        <w:t>If no relevant eligible documents exist, state denominator 0 and use an explicit unavailable policy rather than divide by 0. Independent ranking tasks use their own supplied sets.</w:t>
+      </w:r>
+    </w:p>
+    <w:p>
+      <w:pPr>
+        <w:pStyle w:val="Heading2"/>
+      </w:pPr>
+      <w:r>
+        <w:t>Extension question and response</w:t>
+      </w:r>
+    </w:p>
+    <w:p>
+      <w:pPr>
+        <w:pStyle w:val="ListBullet"/>
+      </w:pPr>
+      <w:r>
+        <w:t>Relevant documents are A, C, E. Top three results A, B, C contain two relevant items. Show the intermediate steps and give the conclusion with its scope.</w:t>
+      </w:r>
+    </w:p>
+    <w:p>
+      <w:pPr>
+        <w:pStyle w:val="Heading3"/>
+      </w:pPr>
+      <w:r>
+        <w:t>My reasoning and evidence</w:t>
+      </w:r>
+    </w:p>
+    <w:p>
+      <w:r>
+        <w:t>________________________________________________________________</w:t>
+      </w:r>
+    </w:p>
+    <w:p>
+      <w:r>
+        <w:t>________________________________________________________________</w:t>
+      </w:r>
+    </w:p>
+    <w:p>
+      <w:r>
+        <w:t>________________________________________________________________</w:t>
+      </w:r>
+    </w:p>
+    <w:p>
+      <w:r>
+        <w:t>________________________________________________________________</w:t>
+      </w:r>
+    </w:p>
+    <w:p>
+      <w:r>
+        <w:t>________________________________________________________________</w:t>
+      </w:r>
+    </w:p>
+    <w:p>
+      <w:r>
+        <w:t>________________________________________________________________</w:t>
+      </w:r>
+    </w:p>
+    <w:p>
+      <w:r>
+        <w:t>________________________________________________________________</w:t>
+      </w:r>
+    </w:p>
+    <w:p>
+      <w:pPr>
+        <w:pStyle w:val="Heading1"/>
+      </w:pPr>
+      <w:r>
+        <w:t>19. Extension · Ranking and retrieval evaluation — W3 Audit the limit</w:t>
+      </w:r>
+    </w:p>
+    <w:p>
+      <w:r>
+        <w:t>Keep the cutoff, eligible judged set and denominator beside the task.</w:t>
+      </w:r>
+    </w:p>
+    <w:p>
+      <w:pPr>
+        <w:pStyle w:val="Heading2"/>
+      </w:pPr>
+      <w:r>
+        <w:t>Complete ranking procedure</w:t>
+      </w:r>
+    </w:p>
+    <w:p>
+      <w:pPr>
+        <w:spacing w:line="336" w:lineRule="auto" w:after="180"/>
+      </w:pPr>
+      <w:r>
+        <w:rPr>
+          <w:b w:val="0"/>
+        </w:rPr>
+        <w:t>Ranking extension: known relevant eligible documents A,C,E; exactly three distinct top results A,B,C. Relevant returned 2 gives precision@3=2/3 and recall@3=2/3. Count document IDs once; a duplicate-filled list does not meet this exact-three-distinct-results contract. If the full relevant set is unknown, recall is unavailable.</w:t>
+      </w:r>
+    </w:p>
+    <w:p>
+      <w:pPr>
+        <w:spacing w:line="336" w:lineRule="auto" w:after="180"/>
+      </w:pPr>
+      <w:r>
+        <w:rPr>
+          <w:b w:val="0"/>
+        </w:rPr>
+        <w:t>If no relevant eligible documents exist, state denominator 0 and use an explicit unavailable policy rather than divide by 0. Independent ranking tasks use their own supplied sets.</w:t>
+      </w:r>
+    </w:p>
+    <w:p>
+      <w:pPr>
+        <w:pStyle w:val="Heading2"/>
+      </w:pPr>
+      <w:r>
+        <w:t>Extension question and response</w:t>
+      </w:r>
+    </w:p>
+    <w:p>
+      <w:pPr>
+        <w:pStyle w:val="ListBullet"/>
+      </w:pPr>
+      <w:r>
+        <w:t>A report omits this qualification: Known judgments may be incomplete; a score over one query does not establish coverage over all queries. Explain how omitting it could change a reader's interpretation, and write an accurate replacement.</w:t>
+      </w:r>
+    </w:p>
+    <w:p>
+      <w:pPr>
+        <w:pStyle w:val="Heading3"/>
+      </w:pPr>
+      <w:r>
+        <w:t>My reasoning and evidence</w:t>
+      </w:r>
+    </w:p>
+    <w:p>
+      <w:r>
+        <w:t>________________________________________________________________</w:t>
+      </w:r>
+    </w:p>
+    <w:p>
+      <w:r>
+        <w:t>________________________________________________________________</w:t>
+      </w:r>
+    </w:p>
+    <w:p>
+      <w:r>
+        <w:t>________________________________________________________________</w:t>
+      </w:r>
+    </w:p>
+    <w:p>
+      <w:r>
+        <w:t>________________________________________________________________</w:t>
+      </w:r>
+    </w:p>
+    <w:p>
+      <w:r>
+        <w:t>________________________________________________________________</w:t>
+      </w:r>
+    </w:p>
+    <w:p>
+      <w:r>
+        <w:t>________________________________________________________________</w:t>
+      </w:r>
+    </w:p>
+    <w:p>
+      <w:pPr>
+        <w:pStyle w:val="Heading1"/>
+      </w:pPr>
+      <w:r>
+        <w:t>20. Extension · Ranking and retrieval evaluation — W4 Apply a new case independently</w:t>
+      </w:r>
+    </w:p>
+    <w:p>
+      <w:r>
+        <w:t>Retained extension task with its own teacher key and response.</w:t>
+      </w:r>
+    </w:p>
+    <w:p>
+      <w:pPr>
+        <w:pStyle w:val="Heading2"/>
+      </w:pPr>
+      <w:r>
+        <w:t>Extension question and record</w:t>
+      </w:r>
+    </w:p>
+    <w:p>
+      <w:pPr>
+        <w:pStyle w:val="ListBullet"/>
+      </w:pPr>
+      <w:r>
+        <w:t>Relevant set A, D, F, G; top three A, B, D. Compute precision and recall. Explain which omitted records affect recall.</w:t>
+      </w:r>
+    </w:p>
+    <w:p>
+      <w:pPr>
+        <w:pStyle w:val="Heading3"/>
+      </w:pPr>
+      <w:r>
+        <w:t>My reasoning and evidence</w:t>
+      </w:r>
+    </w:p>
+    <w:p>
+      <w:r>
+        <w:t>________________________________________________________________</w:t>
+      </w:r>
+    </w:p>
+    <w:p>
+      <w:r>
+        <w:t>________________________________________________________________</w:t>
+      </w:r>
+    </w:p>
+    <w:p>
+      <w:r>
+        <w:t>________________________________________________________________</w:t>
+      </w:r>
+    </w:p>
+    <w:p>
+      <w:r>
+        <w:t>________________________________________________________________</w:t>
+      </w:r>
+    </w:p>
+    <w:p>
+      <w:r>
+        <w:t>________________________________________________________________</w:t>
+      </w:r>
+    </w:p>
+    <w:p>
+      <w:r>
+        <w:t>________________________________________________________________</w:t>
+      </w:r>
+    </w:p>
+    <w:p>
+      <w:r>
+        <w:t>________________________________________________________________</w:t>
+      </w:r>
+    </w:p>
+    <w:p>
+      <w:r>
+        <w:t>________________________________________________________________</w:t>
+      </w:r>
+    </w:p>
+    <w:p>
+      <w:pPr>
+        <w:pStyle w:val="Heading1"/>
+      </w:pPr>
+      <w:r>
+        <w:t>21. Extension · Ranking and retrieval evaluation — W5 Design a revealing follow-up</w:t>
+      </w:r>
+    </w:p>
+    <w:p>
+      <w:r>
+        <w:t>Keep the cutoff, eligible judged set and denominator beside the task.</w:t>
+      </w:r>
+    </w:p>
+    <w:p>
+      <w:pPr>
+        <w:pStyle w:val="Heading2"/>
+      </w:pPr>
+      <w:r>
+        <w:t>Complete ranking procedure</w:t>
+      </w:r>
+    </w:p>
+    <w:p>
+      <w:pPr>
+        <w:spacing w:line="336" w:lineRule="auto" w:after="180"/>
+      </w:pPr>
+      <w:r>
+        <w:rPr>
+          <w:b w:val="0"/>
+        </w:rPr>
+        <w:t>Ranking extension: known relevant eligible documents A,C,E; exactly three distinct top results A,B,C. Relevant returned 2 gives precision@3=2/3 and recall@3=2/3. Count document IDs once; a duplicate-filled list does not meet this exact-three-distinct-results contract. If the full relevant set is unknown, recall is unavailable.</w:t>
+      </w:r>
+    </w:p>
+    <w:p>
+      <w:pPr>
+        <w:spacing w:line="336" w:lineRule="auto" w:after="180"/>
+      </w:pPr>
+      <w:r>
+        <w:rPr>
+          <w:b w:val="0"/>
+        </w:rPr>
+        <w:t>If no relevant eligible documents exist, state denominator 0 and use an explicit unavailable policy rather than divide by 0. Independent ranking tasks use their own supplied sets.</w:t>
+      </w:r>
+    </w:p>
+    <w:p>
+      <w:pPr>
+        <w:pStyle w:val="Heading2"/>
+      </w:pPr>
+      <w:r>
+        <w:t>Extension question and response</w:t>
+      </w:r>
+    </w:p>
+    <w:p>
+      <w:pPr>
+        <w:pStyle w:val="ListBullet"/>
+      </w:pPr>
+      <w:r>
+        <w:t>For the worked scenario, propose one additional case that could reveal a failure, describe its expected outcome before running it, and explain what would need to remain fixed for a fair comparison. Do not reuse W4 as a new final test after receiving feedback.</w:t>
+      </w:r>
+    </w:p>
+    <w:p>
+      <w:pPr>
+        <w:pStyle w:val="Heading3"/>
+      </w:pPr>
+      <w:r>
+        <w:t>My reasoning and evidence</w:t>
+      </w:r>
+    </w:p>
+    <w:p>
+      <w:r>
+        <w:t>________________________________________________________________</w:t>
+      </w:r>
+    </w:p>
+    <w:p>
+      <w:r>
+        <w:t>________________________________________________________________</w:t>
+      </w:r>
+    </w:p>
+    <w:p>
+      <w:r>
+        <w:t>________________________________________________________________</w:t>
+      </w:r>
+    </w:p>
+    <w:p>
+      <w:r>
+        <w:t>________________________________________________________________</w:t>
+      </w:r>
+    </w:p>
+    <w:p>
+      <w:r>
+        <w:t>________________________________________________________________</w:t>
+      </w:r>
+    </w:p>
+    <w:p>
+      <w:r>
+        <w:t>________________________________________________________________</w:t>
+      </w:r>
+    </w:p>
+    <w:p>
+      <w:r>
+        <w:t>________________________________________________________________</w:t>
+      </w:r>
+    </w:p>
+    <w:p>
+      <w:pPr>
+        <w:pStyle w:val="Heading1"/>
+      </w:pPr>
+      <w:r>
+        <w:t>23. Extra practice · Pictured case</w:t>
+      </w:r>
+    </w:p>
+    <w:p>
+      <w:r>
+        <w:t>Use when helpful; keep this practice separate from the selected first attempt.</w:t>
+      </w:r>
+    </w:p>
+    <w:p>
+      <w:pPr>
+        <w:pStyle w:val="Heading2"/>
+      </w:pPr>
+      <w:r>
+        <w:t>Additional evidence</w:t>
       </w:r>
     </w:p>
     <w:p>
@@ -2220,16 +2328,7 @@
     </w:p>
     <w:p>
       <w:pPr>
-        <w:pStyle w:val="Heading3"/>
-      </w:pPr>
-      <w:r>
-        <w:t>Record the help used</w:t>
-      </w:r>
-    </w:p>
-    <w:p>
-      <w:pPr>
         <w:spacing w:line="336" w:lineRule="auto" w:after="180"/>
-        <w:shd w:fill="F1F6F8"/>
       </w:pPr>
       <w:r>
         <w:rPr>
@@ -2289,12 +2388,20 @@
         <w:pStyle w:val="Heading1"/>
       </w:pPr>
       <w:r>
-        <w:t>24. Project portfolio milestone</w:t>
-      </w:r>
-    </w:p>
-    <w:p>
-      <w:r>
-        <w:t>Keep this week’s input, deciding step, result and limit together in the Verified Study Buddy record.</w:t>
+        <w:t>24. Reference · Project milestone</w:t>
+      </w:r>
+    </w:p>
+    <w:p>
+      <w:r>
+        <w:t>Use when helpful; keep this practice separate from the selected first attempt.</w:t>
+      </w:r>
+    </w:p>
+    <w:p>
+      <w:pPr>
+        <w:pStyle w:val="Heading2"/>
+      </w:pPr>
+      <w:r>
+        <w:t>Additional evidence</w:t>
       </w:r>
     </w:p>
     <w:p>
@@ -2519,12 +2626,424 @@
         <w:pStyle w:val="Heading1"/>
       </w:pPr>
       <w:r>
-        <w:t>25. Supported practice and learning evidence</w:t>
-      </w:r>
-    </w:p>
-    <w:p>
-      <w:r>
-        <w:t>Try the supported questions before comparing with hints and feedback. Record what you repaired and the evidence you retained.</w:t>
+        <w:t>25. Extra practice · Pictures, feedback and repair</w:t>
+      </w:r>
+    </w:p>
+    <w:p>
+      <w:r>
+        <w:t>Try before opening feedback; keep the selected independent task separate.</w:t>
+      </w:r>
+    </w:p>
+    <w:p>
+      <w:pPr>
+        <w:pStyle w:val="Heading2"/>
+      </w:pPr>
+      <w:r>
+        <w:t>First supported question</w:t>
+      </w:r>
+    </w:p>
+    <w:p>
+      <w:pPr>
+        <w:pStyle w:val="ListBullet"/>
+      </w:pPr>
+      <w:r>
+        <w:t>Design an evaluation set that checks answering and appropriate uncertainty separately.</w:t>
+      </w:r>
+    </w:p>
+    <w:p>
+      <w:pPr>
+        <w:pStyle w:val="Heading3"/>
+      </w:pPr>
+      <w:r>
+        <w:t>Practice 1: explain the deciding evidence</w:t>
+      </w:r>
+    </w:p>
+    <w:p>
+      <w:pPr>
+        <w:pStyle w:val="ListBullet"/>
+      </w:pPr>
+      <w:r>
+        <w:t>Which labelled step matches this detail? Five of six pass overall; the perfect missing-evidence group hides one answering failure if only totals are discussed.</w:t>
+      </w:r>
+    </w:p>
+    <w:p>
+      <w:pPr>
+        <w:pStyle w:val="ListBullet"/>
+      </w:pPr>
+      <w:r>
+        <w:t>1. Separate cases</w:t>
+      </w:r>
+    </w:p>
+    <w:p>
+      <w:pPr>
+        <w:pStyle w:val="ListBullet"/>
+      </w:pPr>
+      <w:r>
+        <w:t>2. Calculate rates</w:t>
+      </w:r>
+    </w:p>
+    <w:p>
+      <w:pPr>
+        <w:pStyle w:val="ListBullet"/>
+      </w:pPr>
+      <w:r>
+        <w:t>3. Report total</w:t>
+      </w:r>
+    </w:p>
+    <w:p>
+      <w:pPr>
+        <w:pStyle w:val="Heading3"/>
+      </w:pPr>
+      <w:r>
+        <w:t>My selected conclusion, deciding fact and explanation</w:t>
+      </w:r>
+    </w:p>
+    <w:p>
+      <w:r>
+        <w:t>________________________________________________________________</w:t>
+      </w:r>
+    </w:p>
+    <w:p>
+      <w:r>
+        <w:t>________________________________________________________________</w:t>
+      </w:r>
+    </w:p>
+    <w:p>
+      <w:r>
+        <w:t>________________________________________________________________</w:t>
+      </w:r>
+    </w:p>
+    <w:p>
+      <w:r>
+        <w:t>________________________________________________________________</w:t>
+      </w:r>
+    </w:p>
+    <w:p>
+      <w:r>
+        <w:t>________________________________________________________________</w:t>
+      </w:r>
+    </w:p>
+    <w:p>
+      <w:pPr>
+        <w:pStyle w:val="ListBullet"/>
+      </w:pPr>
+      <w:r>
+        <w:t>Hint if needed: Read the steps in the pictorial case. Match the supplied detail to the stage that performs or records it.</w:t>
+      </w:r>
+    </w:p>
+    <w:p>
+      <w:pPr>
+        <w:pStyle w:val="ListBullet"/>
+      </w:pPr>
+      <w:r>
+        <w:t>After your attempt, compare with the supported explanation: Report total Five of six pass overall; the perfect missing-evidence group hides one answering failure if only totals are discussed. Read the picture in order. Five of six pass overall; the perfect missing-evidence group hides one answering failure if only totals are discussed. The arrows show which recorded input or intermediate result each decision uses. Explain the deciding step aloud before checking the changed case; pointing to the final answer alone does not show how it follows.</w:t>
+      </w:r>
+    </w:p>
+    <w:p>
+      <w:pPr>
+        <w:pStyle w:val="Heading2"/>
+      </w:pPr>
+      <w:r>
+        <w:t>Check after trying · reference / check after trying</w:t>
+      </w:r>
+    </w:p>
+    <w:p>
+      <w:pPr>
+        <w:pStyle w:val="Heading3"/>
+      </w:pPr>
+      <w:r>
+        <w:t>Practice 2: explain the deciding evidence</w:t>
+      </w:r>
+    </w:p>
+    <w:p>
+      <w:pPr>
+        <w:pStyle w:val="Heading2"/>
+      </w:pPr>
+      <w:r>
+        <w:t>Changed-case question</w:t>
+      </w:r>
+    </w:p>
+    <w:p>
+      <w:pPr>
+        <w:pStyle w:val="ListBullet"/>
+      </w:pPr>
+      <w:r>
+        <w:t>Changed-case practice: Add three missing-evidence cases that all pass. Which conclusion is supported by the supplied facts?</w:t>
+      </w:r>
+    </w:p>
+    <w:p>
+      <w:pPr>
+        <w:pStyle w:val="ListBullet"/>
+      </w:pPr>
+      <w:r>
+        <w:t>1. We can decide the result without examining the changed input or the procedure.</w:t>
+      </w:r>
+    </w:p>
+    <w:p>
+      <w:pPr>
+        <w:pStyle w:val="ListBullet"/>
+      </w:pPr>
+      <w:r>
+        <w:t>2. Overall becomes 8/9, but supported answering remains 2/3.</w:t>
+      </w:r>
+    </w:p>
+    <w:p>
+      <w:pPr>
+        <w:pStyle w:val="ListBullet"/>
+      </w:pPr>
+      <w:r>
+        <w:t>3. This one example guarantees correct results for every future input.</w:t>
+      </w:r>
+    </w:p>
+    <w:p>
+      <w:pPr>
+        <w:pStyle w:val="Heading3"/>
+      </w:pPr>
+      <w:r>
+        <w:t>My selected conclusion, deciding fact and explanation</w:t>
+      </w:r>
+    </w:p>
+    <w:p>
+      <w:r>
+        <w:t>________________________________________________________________</w:t>
+      </w:r>
+    </w:p>
+    <w:p>
+      <w:r>
+        <w:t>________________________________________________________________</w:t>
+      </w:r>
+    </w:p>
+    <w:p>
+      <w:r>
+        <w:t>________________________________________________________________</w:t>
+      </w:r>
+    </w:p>
+    <w:p>
+      <w:r>
+        <w:t>________________________________________________________________</w:t>
+      </w:r>
+    </w:p>
+    <w:p>
+      <w:r>
+        <w:t>________________________________________________________________</w:t>
+      </w:r>
+    </w:p>
+    <w:p>
+      <w:pPr>
+        <w:pStyle w:val="ListBullet"/>
+      </w:pPr>
+      <w:r>
+        <w:t>Hint if needed: Use the changed condition and the deciding step in the pictorial trace. The answer must say what follows from those facts.</w:t>
+      </w:r>
+    </w:p>
+    <w:p>
+      <w:pPr>
+        <w:pStyle w:val="ListBullet"/>
+      </w:pPr>
+      <w:r>
+        <w:t>After your attempt, compare with the supported explanation: Overall becomes 8/9, but supported answering remains 2/3. Changing the case mixture raises the pooled rate without improving any existing answerable result.</w:t>
+      </w:r>
+    </w:p>
+    <w:p>
+      <w:pPr>
+        <w:pStyle w:val="Heading2"/>
+      </w:pPr>
+      <w:r>
+        <w:t>Check changed case · reference / check after trying</w:t>
+      </w:r>
+    </w:p>
+    <w:p>
+      <w:pPr>
+        <w:pStyle w:val="Heading3"/>
+      </w:pPr>
+      <w:r>
+        <w:t>Repair a missing building block</w:t>
+      </w:r>
+    </w:p>
+    <w:p>
+      <w:pPr>
+        <w:pStyle w:val="Heading2"/>
+      </w:pPr>
+      <w:r>
+        <w:t>Repair and keep evidence</w:t>
+      </w:r>
+    </w:p>
+    <w:p>
+      <w:pPr>
+        <w:spacing w:line="336" w:lineRule="auto" w:after="180"/>
+      </w:pPr>
+      <w:r>
+        <w:rPr>
+          <w:b w:val="0"/>
+        </w:rPr>
+        <w:t xml:space="preserve">Review Quality Rubrics (ai-3/25). Goal: Judge an output using separate observable rubric criteria. Short practice: Why is “one out of two checks passed” an insufficient release decision? Point to the relevant step in the picture, then write the changed result and the rule or </w:t>
+      </w:r>
+      <w:r>
+        <w:rPr>
+          <w:b/>
+        </w:rPr>
+        <w:t>evidence</w:t>
+      </w:r>
+      <w:r>
+        <w:rPr>
+          <w:b w:val="0"/>
+        </w:rPr>
+        <w:t xml:space="preserve"> that supports it.. Return to this week and explain what you changed.</w:t>
+      </w:r>
+    </w:p>
+    <w:p>
+      <w:pPr>
+        <w:spacing w:line="336" w:lineRule="auto" w:after="180"/>
+      </w:pPr>
+      <w:r>
+        <w:rPr>
+          <w:b w:val="0"/>
+        </w:rPr>
+        <w:t>Review Block to Python Bridge (ai-3/23). Goal: Translate a short paper calculation into a Python script. Short practice: Trace the changed list and identify where the result differs.</w:t>
+      </w:r>
+    </w:p>
+    <w:p>
+      <w:pPr>
+        <w:spacing w:line="336" w:lineRule="auto" w:after="180"/>
+      </w:pPr>
+      <w:r>
+        <w:rPr>
+          <w:b w:val="0"/>
+        </w:rPr>
+        <w:t xml:space="preserve">Point to the relevant step in the picture, then write the changed result and the rule or </w:t>
+      </w:r>
+      <w:r>
+        <w:rPr>
+          <w:b/>
+        </w:rPr>
+        <w:t>evidence</w:t>
+      </w:r>
+      <w:r>
+        <w:rPr>
+          <w:b w:val="0"/>
+        </w:rPr>
+        <w:t xml:space="preserve"> that supports it.. Return to this week and explain what you changed.</w:t>
+      </w:r>
+    </w:p>
+    <w:p>
+      <w:pPr>
+        <w:spacing w:line="336" w:lineRule="auto" w:after="180"/>
+      </w:pPr>
+      <w:r>
+        <w:rPr>
+          <w:b w:val="0"/>
+        </w:rPr>
+        <w:t xml:space="preserve">Review Conversation State and Memory (ai-3/20). Goal: Explain the </w:t>
+      </w:r>
+      <w:r>
+        <w:rPr>
+          <w:b/>
+        </w:rPr>
+        <w:t>mechanism</w:t>
+      </w:r>
+      <w:r>
+        <w:rPr>
+          <w:b w:val="0"/>
+        </w:rPr>
+        <w:t xml:space="preserve"> and terminology of conversation state and retention. Short practice: What is selected_book after the correction and after exit?</w:t>
+      </w:r>
+    </w:p>
+    <w:p>
+      <w:pPr>
+        <w:spacing w:line="336" w:lineRule="auto" w:after="180"/>
+      </w:pPr>
+      <w:r>
+        <w:rPr>
+          <w:b w:val="0"/>
+        </w:rPr>
+        <w:t xml:space="preserve">Point to the relevant step in the picture, then write the changed result and the rule or </w:t>
+      </w:r>
+      <w:r>
+        <w:rPr>
+          <w:b/>
+        </w:rPr>
+        <w:t>evidence</w:t>
+      </w:r>
+      <w:r>
+        <w:rPr>
+          <w:b w:val="0"/>
+        </w:rPr>
+        <w:t xml:space="preserve"> that supports it.. Return to this week and explain what you changed.</w:t>
+      </w:r>
+    </w:p>
+    <w:p>
+      <w:pPr>
+        <w:spacing w:line="336" w:lineRule="auto" w:after="180"/>
+      </w:pPr>
+      <w:r>
+        <w:rPr>
+          <w:b w:val="0"/>
+        </w:rPr>
+        <w:t xml:space="preserve">Use Download completed work in the hosted lesson to export your answers, reflections, practice feedback and code-run </w:t>
+      </w:r>
+      <w:r>
+        <w:rPr>
+          <w:b/>
+        </w:rPr>
+        <w:t>evidence</w:t>
+      </w:r>
+      <w:r>
+        <w:rPr>
+          <w:b w:val="0"/>
+        </w:rPr>
+        <w:t>. Open the HTML copy to read or print it.</w:t>
+      </w:r>
+    </w:p>
+    <w:p>
+      <w:pPr>
+        <w:spacing w:line="336" w:lineRule="auto" w:after="180"/>
+      </w:pPr>
+      <w:r>
+        <w:rPr>
+          <w:b w:val="0"/>
+        </w:rPr>
+        <w:t>Drafts stay in this browser when storage is available; clear drafts on a shared device.</w:t>
+      </w:r>
+    </w:p>
+    <w:p>
+      <w:pPr>
+        <w:pStyle w:val="Heading3"/>
+      </w:pPr>
+      <w:r>
+        <w:t>What I repaired, the evidence I kept and the next test</w:t>
+      </w:r>
+    </w:p>
+    <w:p>
+      <w:r>
+        <w:t>________________________________________________________________</w:t>
+      </w:r>
+    </w:p>
+    <w:p>
+      <w:r>
+        <w:t>________________________________________________________________</w:t>
+      </w:r>
+    </w:p>
+    <w:p>
+      <w:r>
+        <w:t>________________________________________________________________</w:t>
+      </w:r>
+    </w:p>
+    <w:p>
+      <w:r>
+        <w:t>________________________________________________________________</w:t>
+      </w:r>
+    </w:p>
+    <w:p>
+      <w:r>
+        <w:t>________________________________________________________________</w:t>
+      </w:r>
+    </w:p>
+    <w:p>
+      <w:pPr>
+        <w:pStyle w:val="Heading2"/>
+      </w:pPr>
+      <w:r>
+        <w:t>Earlier wording, alternatives and picture transcripts · reference / check after trying</w:t>
       </w:r>
     </w:p>
     <w:p>
@@ -2540,637 +3059,28 @@
     </w:p>
     <w:p>
       <w:pPr>
-        <w:spacing w:line="336" w:lineRule="auto" w:after="180"/>
-      </w:pPr>
-      <w:r>
-        <w:rPr>
-          <w:b w:val="0"/>
-        </w:rPr>
-        <w:t xml:space="preserve">Design an </w:t>
-      </w:r>
-      <w:r>
-        <w:rPr>
-          <w:b/>
-        </w:rPr>
-        <w:t>evaluation set</w:t>
-      </w:r>
-      <w:r>
-        <w:rPr>
-          <w:b w:val="0"/>
-        </w:rPr>
-        <w:t xml:space="preserve"> that checks answering and appropriate uncertainty separately.</w:t>
-      </w:r>
-    </w:p>
-    <w:p>
-      <w:pPr>
         <w:pStyle w:val="Heading3"/>
       </w:pPr>
       <w:r>
-        <w:t>Practice 1: explain the deciding evidence</w:t>
-      </w:r>
-    </w:p>
-    <w:p>
-      <w:pPr>
-        <w:spacing w:line="336" w:lineRule="auto" w:after="180"/>
-      </w:pPr>
-      <w:r>
-        <w:rPr>
-          <w:b w:val="0"/>
-        </w:rPr>
-        <w:t>Which labelled step matches this detail? Five of six pass overall; the perfect missing-</w:t>
-      </w:r>
-      <w:r>
-        <w:rPr>
-          <w:b/>
-        </w:rPr>
-        <w:t>evidence</w:t>
-      </w:r>
-      <w:r>
-        <w:rPr>
-          <w:b w:val="0"/>
-        </w:rPr>
-        <w:t xml:space="preserve"> group hides one answering failure if only totals are discussed.</w:t>
-      </w:r>
-    </w:p>
-    <w:p>
-      <w:pPr>
-        <w:spacing w:line="336" w:lineRule="auto" w:after="180"/>
-        <w:shd w:fill="F4F9FC"/>
-      </w:pPr>
-      <w:r>
-        <w:rPr>
-          <w:b w:val="0"/>
-        </w:rPr>
-        <w:t>1. Separate cases</w:t>
-      </w:r>
-    </w:p>
-    <w:p>
-      <w:pPr>
-        <w:spacing w:line="336" w:lineRule="auto" w:after="180"/>
-        <w:shd w:fill="F4F9FC"/>
-      </w:pPr>
-      <w:r>
-        <w:rPr>
-          <w:b w:val="0"/>
-        </w:rPr>
-        <w:t>2. Calculate rates</w:t>
-      </w:r>
-    </w:p>
-    <w:p>
-      <w:pPr>
-        <w:spacing w:line="336" w:lineRule="auto" w:after="180"/>
-        <w:shd w:fill="F4F9FC"/>
-      </w:pPr>
-      <w:r>
-        <w:rPr>
-          <w:b w:val="0"/>
-        </w:rPr>
-        <w:t>3. Report total</w:t>
-      </w:r>
-    </w:p>
-    <w:p>
-      <w:pPr>
-        <w:pStyle w:val="Heading3"/>
-      </w:pPr>
-      <w:r>
-        <w:t>My selected conclusion, deciding fact and explanation</w:t>
-      </w:r>
-    </w:p>
-    <w:p>
-      <w:r>
-        <w:t>________________________________________________________________</w:t>
-      </w:r>
-    </w:p>
-    <w:p>
-      <w:r>
-        <w:t>________________________________________________________________</w:t>
-      </w:r>
-    </w:p>
-    <w:p>
-      <w:r>
-        <w:t>________________________________________________________________</w:t>
-      </w:r>
-    </w:p>
-    <w:p>
-      <w:r>
-        <w:t>________________________________________________________________</w:t>
-      </w:r>
-    </w:p>
-    <w:p>
-      <w:r>
-        <w:t>________________________________________________________________</w:t>
-      </w:r>
-    </w:p>
-    <w:p>
-      <w:pPr>
-        <w:pStyle w:val="Heading3"/>
-      </w:pPr>
-      <w:r>
-        <w:t>Hint · try first</w:t>
-      </w:r>
-    </w:p>
-    <w:p>
-      <w:pPr>
-        <w:spacing w:line="336" w:lineRule="auto" w:after="180"/>
-        <w:shd w:fill="F1F6F8"/>
-      </w:pPr>
-      <w:r>
-        <w:rPr>
-          <w:b w:val="0"/>
-        </w:rPr>
-        <w:t>Hint if needed: Read the steps in the pictorial case. Match the supplied detail to the stage that performs or records it.</w:t>
-      </w:r>
-    </w:p>
-    <w:p>
-      <w:pPr>
-        <w:pStyle w:val="Heading3"/>
-      </w:pPr>
-      <w:r>
-        <w:t>Feedback · compare after trying</w:t>
-      </w:r>
-    </w:p>
-    <w:p>
-      <w:pPr>
-        <w:spacing w:line="336" w:lineRule="auto" w:after="180"/>
-        <w:shd w:fill="F1F6FC"/>
-      </w:pPr>
-      <w:r>
-        <w:rPr>
-          <w:b w:val="0"/>
-        </w:rPr>
-        <w:t>After your attempt, compare with the supported explanation: Report total Five of six pass overall; the perfect missing-</w:t>
-      </w:r>
-      <w:r>
-        <w:rPr>
-          <w:b/>
-        </w:rPr>
-        <w:t>evidence</w:t>
-      </w:r>
-      <w:r>
-        <w:rPr>
-          <w:b w:val="0"/>
-        </w:rPr>
-        <w:t xml:space="preserve"> group hides one answering failure if only totals are discussed. Read the picture in order.</w:t>
-      </w:r>
-    </w:p>
-    <w:p>
-      <w:pPr>
-        <w:spacing w:line="336" w:lineRule="auto" w:after="180"/>
-        <w:shd w:fill="F1F6FC"/>
-      </w:pPr>
-      <w:r>
-        <w:rPr>
-          <w:b w:val="0"/>
-        </w:rPr>
-        <w:t>Five of six pass overall; the perfect missing-</w:t>
-      </w:r>
-      <w:r>
-        <w:rPr>
-          <w:b/>
-        </w:rPr>
-        <w:t>evidence</w:t>
-      </w:r>
-      <w:r>
-        <w:rPr>
-          <w:b w:val="0"/>
-        </w:rPr>
-        <w:t xml:space="preserve"> group hides one answering failure if only totals are discussed. The arrows show which recorded </w:t>
-      </w:r>
-      <w:r>
-        <w:rPr>
-          <w:b/>
-        </w:rPr>
-        <w:t>input</w:t>
-      </w:r>
-      <w:r>
-        <w:rPr>
-          <w:b w:val="0"/>
-        </w:rPr>
-        <w:t xml:space="preserve"> or intermediate result each decision uses.</w:t>
-      </w:r>
-    </w:p>
-    <w:p>
-      <w:pPr>
-        <w:spacing w:line="336" w:lineRule="auto" w:after="180"/>
-        <w:shd w:fill="F1F6FC"/>
-      </w:pPr>
-      <w:r>
-        <w:rPr>
-          <w:b w:val="0"/>
-        </w:rPr>
-        <w:t>Explain the deciding step aloud before checking the changed case; pointing to the final answer alone does not show how it follows.</w:t>
-      </w:r>
-    </w:p>
-    <w:p>
-      <w:pPr>
-        <w:pStyle w:val="Heading3"/>
-      </w:pPr>
-      <w:r>
-        <w:t>Practice 2: explain the deciding evidence</w:t>
-      </w:r>
-    </w:p>
-    <w:p>
-      <w:pPr>
-        <w:pStyle w:val="Heading3"/>
-      </w:pPr>
-      <w:r>
-        <w:t>Changed case · predict first</w:t>
-      </w:r>
-    </w:p>
-    <w:p>
-      <w:pPr>
-        <w:spacing w:line="336" w:lineRule="auto" w:after="180"/>
-        <w:shd w:fill="F5F1FB"/>
-      </w:pPr>
-      <w:r>
-        <w:rPr>
-          <w:b w:val="0"/>
-        </w:rPr>
-        <w:t>Changed-case practice: Add three missing-</w:t>
-      </w:r>
-      <w:r>
-        <w:rPr>
-          <w:b/>
-        </w:rPr>
-        <w:t>evidence</w:t>
-      </w:r>
-      <w:r>
-        <w:rPr>
-          <w:b w:val="0"/>
-        </w:rPr>
-        <w:t xml:space="preserve"> cases that all pass. Which conclusion is supported by the supplied facts?</w:t>
-      </w:r>
-    </w:p>
-    <w:p>
-      <w:pPr>
-        <w:spacing w:line="336" w:lineRule="auto" w:after="180"/>
-        <w:shd w:fill="F4F9FC"/>
-      </w:pPr>
-      <w:r>
-        <w:rPr>
-          <w:b w:val="0"/>
-        </w:rPr>
-        <w:t xml:space="preserve">1. We can decide the result without examining the changed </w:t>
-      </w:r>
-      <w:r>
-        <w:rPr>
-          <w:b/>
-        </w:rPr>
-        <w:t>input</w:t>
-      </w:r>
-      <w:r>
-        <w:rPr>
-          <w:b w:val="0"/>
-        </w:rPr>
-        <w:t xml:space="preserve"> or the procedure.</w:t>
-      </w:r>
-    </w:p>
-    <w:p>
-      <w:pPr>
-        <w:spacing w:line="336" w:lineRule="auto" w:after="180"/>
-        <w:shd w:fill="F4F9FC"/>
-      </w:pPr>
-      <w:r>
-        <w:rPr>
-          <w:b w:val="0"/>
-        </w:rPr>
-        <w:t>2. Overall becomes 8/9, but supported answering remains 2/3.</w:t>
-      </w:r>
-    </w:p>
-    <w:p>
-      <w:pPr>
-        <w:spacing w:line="336" w:lineRule="auto" w:after="180"/>
-        <w:shd w:fill="F4F9FC"/>
-      </w:pPr>
-      <w:r>
-        <w:rPr>
-          <w:b w:val="0"/>
-        </w:rPr>
-        <w:t xml:space="preserve">3. This one example guarantees correct results for every future </w:t>
-      </w:r>
-      <w:r>
-        <w:rPr>
-          <w:b/>
-        </w:rPr>
-        <w:t>input</w:t>
-      </w:r>
-      <w:r>
-        <w:rPr>
-          <w:b w:val="0"/>
-        </w:rPr>
-        <w:t>.</w:t>
-      </w:r>
-    </w:p>
-    <w:p>
-      <w:pPr>
-        <w:pStyle w:val="Heading3"/>
-      </w:pPr>
-      <w:r>
-        <w:t>My selected conclusion, deciding fact and explanation</w:t>
-      </w:r>
-    </w:p>
-    <w:p>
-      <w:r>
-        <w:t>________________________________________________________________</w:t>
-      </w:r>
-    </w:p>
-    <w:p>
-      <w:r>
-        <w:t>________________________________________________________________</w:t>
-      </w:r>
-    </w:p>
-    <w:p>
-      <w:r>
-        <w:t>________________________________________________________________</w:t>
-      </w:r>
-    </w:p>
-    <w:p>
-      <w:r>
-        <w:t>________________________________________________________________</w:t>
-      </w:r>
-    </w:p>
-    <w:p>
-      <w:r>
-        <w:t>________________________________________________________________</w:t>
-      </w:r>
-    </w:p>
-    <w:p>
-      <w:pPr>
-        <w:pStyle w:val="Heading3"/>
-      </w:pPr>
-      <w:r>
-        <w:t>Hint · try first</w:t>
-      </w:r>
-    </w:p>
-    <w:p>
-      <w:pPr>
-        <w:spacing w:line="336" w:lineRule="auto" w:after="180"/>
-        <w:shd w:fill="F1F6F8"/>
-      </w:pPr>
-      <w:r>
-        <w:rPr>
-          <w:b w:val="0"/>
-        </w:rPr>
-        <w:t>Hint if needed: Use the changed condition and the deciding step in the pictorial trace. The answer must say what follows from those facts.</w:t>
-      </w:r>
-    </w:p>
-    <w:p>
-      <w:pPr>
-        <w:pStyle w:val="Heading3"/>
-      </w:pPr>
-      <w:r>
-        <w:t>Feedback · compare after trying</w:t>
-      </w:r>
-    </w:p>
-    <w:p>
-      <w:pPr>
-        <w:spacing w:line="336" w:lineRule="auto" w:after="180"/>
-        <w:shd w:fill="F1F6FC"/>
-      </w:pPr>
-      <w:r>
-        <w:rPr>
-          <w:b w:val="0"/>
-        </w:rPr>
-        <w:t>After your attempt, compare with the supported explanation: Overall becomes 8/9, but supported answering remains 2/3. Changing the case mixture raises the pooled rate without improving any existing answerable result.</w:t>
-      </w:r>
-    </w:p>
-    <w:p>
-      <w:pPr>
-        <w:pStyle w:val="Heading3"/>
-      </w:pPr>
-      <w:r>
-        <w:t>Repair a missing building block</w:t>
-      </w:r>
-    </w:p>
-    <w:p>
-      <w:pPr>
-        <w:spacing w:line="336" w:lineRule="auto" w:after="180"/>
-      </w:pPr>
-      <w:r>
-        <w:rPr>
-          <w:b w:val="0"/>
-        </w:rPr>
-        <w:t xml:space="preserve">Review Quality Rubrics (ai-3/25). Goal: Explain the </w:t>
-      </w:r>
-      <w:r>
-        <w:rPr>
-          <w:b/>
-        </w:rPr>
-        <w:t>mechanism</w:t>
-      </w:r>
-      <w:r>
-        <w:rPr>
-          <w:b w:val="0"/>
-        </w:rPr>
-        <w:t xml:space="preserve"> and terminology of system </w:t>
-      </w:r>
-      <w:r>
-        <w:rPr>
-          <w:b/>
-        </w:rPr>
-        <w:t>evaluation set</w:t>
-      </w:r>
-      <w:r>
-        <w:rPr>
-          <w:b w:val="0"/>
-        </w:rPr>
-        <w:t>s. Short practice: Why is “one out of two checks passed” an insufficient release decision?</w:t>
-      </w:r>
-    </w:p>
-    <w:p>
-      <w:pPr>
-        <w:spacing w:line="336" w:lineRule="auto" w:after="180"/>
-      </w:pPr>
-      <w:r>
-        <w:rPr>
-          <w:b w:val="0"/>
-        </w:rPr>
-        <w:t xml:space="preserve">Point to the relevant step in the picture, then write the changed result and the rule or </w:t>
-      </w:r>
-      <w:r>
-        <w:rPr>
-          <w:b/>
-        </w:rPr>
-        <w:t>evidence</w:t>
-      </w:r>
-      <w:r>
-        <w:rPr>
-          <w:b w:val="0"/>
-        </w:rPr>
-        <w:t xml:space="preserve"> that supports it.. Return to this week and explain what you changed.</w:t>
-      </w:r>
-    </w:p>
-    <w:p>
-      <w:pPr>
-        <w:spacing w:line="336" w:lineRule="auto" w:after="180"/>
-      </w:pPr>
-      <w:r>
-        <w:rPr>
-          <w:b w:val="0"/>
-        </w:rPr>
-        <w:t>Review Block to Python Bridge (ai-3/23). Goal: Translate a short paper calculation into a Python script. Short practice: Trace the changed list and identify where the result differs.</w:t>
-      </w:r>
-    </w:p>
-    <w:p>
-      <w:pPr>
-        <w:spacing w:line="336" w:lineRule="auto" w:after="180"/>
-      </w:pPr>
-      <w:r>
-        <w:rPr>
-          <w:b w:val="0"/>
-        </w:rPr>
-        <w:t xml:space="preserve">Point to the relevant step in the picture, then write the changed result and the rule or </w:t>
-      </w:r>
-      <w:r>
-        <w:rPr>
-          <w:b/>
-        </w:rPr>
-        <w:t>evidence</w:t>
-      </w:r>
-      <w:r>
-        <w:rPr>
-          <w:b w:val="0"/>
-        </w:rPr>
-        <w:t xml:space="preserve"> that supports it.. Return to this week and explain what you changed.</w:t>
-      </w:r>
-    </w:p>
-    <w:p>
-      <w:pPr>
-        <w:spacing w:line="336" w:lineRule="auto" w:after="180"/>
-      </w:pPr>
-      <w:r>
-        <w:rPr>
-          <w:b w:val="0"/>
-        </w:rPr>
-        <w:t xml:space="preserve">Review Conversation State and Memory (ai-3/20). Goal: Explain the </w:t>
-      </w:r>
-      <w:r>
-        <w:rPr>
-          <w:b/>
-        </w:rPr>
-        <w:t>mechanism</w:t>
-      </w:r>
-      <w:r>
-        <w:rPr>
-          <w:b w:val="0"/>
-        </w:rPr>
-        <w:t xml:space="preserve"> and terminology of conversation state and retention. Short practice: What is selected_book after the correction and after exit?</w:t>
-      </w:r>
-    </w:p>
-    <w:p>
-      <w:pPr>
-        <w:spacing w:line="336" w:lineRule="auto" w:after="180"/>
-      </w:pPr>
-      <w:r>
-        <w:rPr>
-          <w:b w:val="0"/>
-        </w:rPr>
-        <w:t xml:space="preserve">Point to the relevant step in the picture, then write the changed result and the rule or </w:t>
-      </w:r>
-      <w:r>
-        <w:rPr>
-          <w:b/>
-        </w:rPr>
-        <w:t>evidence</w:t>
-      </w:r>
-      <w:r>
-        <w:rPr>
-          <w:b w:val="0"/>
-        </w:rPr>
-        <w:t xml:space="preserve"> that supports it.. Return to this week and explain what you changed.</w:t>
-      </w:r>
-    </w:p>
-    <w:p>
-      <w:pPr>
-        <w:pStyle w:val="Heading3"/>
-      </w:pPr>
-      <w:r>
         <w:t>Keep your completed work</w:t>
       </w:r>
     </w:p>
     <w:p>
       <w:pPr>
-        <w:spacing w:line="336" w:lineRule="auto" w:after="180"/>
-      </w:pPr>
-      <w:r>
-        <w:rPr>
-          <w:b w:val="0"/>
-        </w:rPr>
-        <w:t xml:space="preserve">Use Download completed work in the hosted lesson to export your answers, reflections, practice feedback and code-run </w:t>
-      </w:r>
-      <w:r>
-        <w:rPr>
-          <w:b/>
-        </w:rPr>
-        <w:t>evidence</w:t>
-      </w:r>
-      <w:r>
-        <w:rPr>
-          <w:b w:val="0"/>
-        </w:rPr>
-        <w:t>. Open the HTML copy to read or print it.</w:t>
-      </w:r>
-    </w:p>
-    <w:p>
-      <w:pPr>
-        <w:spacing w:line="336" w:lineRule="auto" w:after="180"/>
-      </w:pPr>
-      <w:r>
-        <w:rPr>
-          <w:b w:val="0"/>
-        </w:rPr>
-        <w:t>Drafts stay in this browser when storage is available; clear drafts on a shared device.</w:t>
-      </w:r>
-    </w:p>
-    <w:p>
-      <w:pPr>
-        <w:pStyle w:val="Heading3"/>
-      </w:pPr>
-      <w:r>
-        <w:t>What I repaired, the evidence I kept and the next test</w:t>
-      </w:r>
-    </w:p>
-    <w:p>
-      <w:r>
-        <w:t>________________________________________________________________</w:t>
-      </w:r>
-    </w:p>
-    <w:p>
-      <w:r>
-        <w:t>________________________________________________________________</w:t>
-      </w:r>
-    </w:p>
-    <w:p>
-      <w:r>
-        <w:t>________________________________________________________________</w:t>
-      </w:r>
-    </w:p>
-    <w:p>
-      <w:r>
-        <w:t>________________________________________________________________</w:t>
-      </w:r>
-    </w:p>
-    <w:p>
-      <w:r>
-        <w:t>________________________________________________________________</w:t>
-      </w:r>
-    </w:p>
-    <w:p>
-      <w:pPr>
         <w:pStyle w:val="Heading1"/>
       </w:pPr>
       <w:r>
-        <w:t>26. Visual concept journey</w:t>
-      </w:r>
-    </w:p>
-    <w:p>
-      <w:r>
-        <w:t>Explain each Evaluation Sets picture from its labels, then record a relevant limit.</w:t>
-      </w:r>
-    </w:p>
-    <w:p>
-      <w:pPr>
-        <w:pStyle w:val="Heading3"/>
+        <w:t>26. Reference · Six-picture response sheets</w:t>
+      </w:r>
+    </w:p>
+    <w:p>
+      <w:r>
+        <w:t>Choose the relevant picture rather than repeating every task.</w:t>
+      </w:r>
+    </w:p>
+    <w:p>
+      <w:pPr>
+        <w:pStyle w:val="Heading2"/>
       </w:pPr>
       <w:r>
         <w:t>01. Evaluation Sets: the case</w:t>
@@ -3261,7 +3171,6 @@
     <w:p>
       <w:pPr>
         <w:spacing w:line="336" w:lineRule="auto" w:after="180"/>
-        <w:shd w:fill="F5F1FB"/>
       </w:pPr>
       <w:r>
         <w:rPr>
@@ -3300,7 +3209,7 @@
     </w:p>
     <w:p>
       <w:pPr>
-        <w:pStyle w:val="Heading3"/>
+        <w:pStyle w:val="Heading2"/>
       </w:pPr>
       <w:r>
         <w:t>02. Follow the deciding steps</w:t>
@@ -3391,7 +3300,6 @@
     <w:p>
       <w:pPr>
         <w:spacing w:line="336" w:lineRule="auto" w:after="180"/>
-        <w:shd w:fill="F5F1FB"/>
       </w:pPr>
       <w:r>
         <w:rPr>
@@ -3442,7 +3350,7 @@
     </w:p>
     <w:p>
       <w:pPr>
-        <w:pStyle w:val="Heading3"/>
+        <w:pStyle w:val="Heading2"/>
       </w:pPr>
       <w:r>
         <w:t>03. System evaluation sets — evidence trace</w:t>
@@ -3602,7 +3510,6 @@
     <w:p>
       <w:pPr>
         <w:spacing w:line="336" w:lineRule="auto" w:after="180"/>
-        <w:shd w:fill="F5F1FB"/>
       </w:pPr>
       <w:r>
         <w:rPr>
@@ -3641,7 +3548,7 @@
     </w:p>
     <w:p>
       <w:pPr>
-        <w:pStyle w:val="Heading3"/>
+        <w:pStyle w:val="Heading2"/>
       </w:pPr>
       <w:r>
         <w:t>04. Change one thing. Trace what follows.</w:t>
@@ -3732,7 +3639,6 @@
     <w:p>
       <w:pPr>
         <w:spacing w:line="336" w:lineRule="auto" w:after="180"/>
-        <w:shd w:fill="F5F1FB"/>
       </w:pPr>
       <w:r>
         <w:rPr>
@@ -3771,7 +3677,7 @@
     </w:p>
     <w:p>
       <w:pPr>
-        <w:pStyle w:val="Heading3"/>
+        <w:pStyle w:val="Heading2"/>
       </w:pPr>
       <w:r>
         <w:t>05. Connect the explanation to its limit</w:t>
@@ -3873,7 +3779,6 @@
     <w:p>
       <w:pPr>
         <w:spacing w:line="336" w:lineRule="auto" w:after="180"/>
-        <w:shd w:fill="F5F1FB"/>
       </w:pPr>
       <w:r>
         <w:rPr>
@@ -3912,7 +3817,7 @@
     </w:p>
     <w:p>
       <w:pPr>
-        <w:pStyle w:val="Heading3"/>
+        <w:pStyle w:val="Heading2"/>
       </w:pPr>
       <w:r>
         <w:t>06. Make the idea visible in your project</w:t>
@@ -4026,7 +3931,6 @@
     <w:p>
       <w:pPr>
         <w:spacing w:line="336" w:lineRule="auto" w:after="180"/>
-        <w:shd w:fill="F5F1FB"/>
       </w:pPr>
       <w:r>
         <w:rPr>
@@ -4073,6 +3977,62 @@
     <w:p>
       <w:r>
         <w:t>________________________________________________________________</w:t>
+      </w:r>
+    </w:p>
+    <w:p>
+      <w:pPr>
+        <w:pStyle w:val="Heading2"/>
+      </w:pPr>
+      <w:r>
+        <w:t>Earlier wording, alternatives and picture transcripts · reference / check after trying</w:t>
+      </w:r>
+    </w:p>
+    <w:p>
+      <w:pPr>
+        <w:pStyle w:val="Heading3"/>
+      </w:pPr>
+      <w:r>
+        <w:t>01. Evaluation Sets: the case</w:t>
+      </w:r>
+    </w:p>
+    <w:p>
+      <w:pPr>
+        <w:pStyle w:val="Heading3"/>
+      </w:pPr>
+      <w:r>
+        <w:t>02. Follow the deciding steps</w:t>
+      </w:r>
+    </w:p>
+    <w:p>
+      <w:pPr>
+        <w:pStyle w:val="Heading3"/>
+      </w:pPr>
+      <w:r>
+        <w:t>03. System evaluation sets — evidence trace</w:t>
+      </w:r>
+    </w:p>
+    <w:p>
+      <w:pPr>
+        <w:pStyle w:val="Heading3"/>
+      </w:pPr>
+      <w:r>
+        <w:t>04. Change one thing. Trace what follows.</w:t>
+      </w:r>
+    </w:p>
+    <w:p>
+      <w:pPr>
+        <w:pStyle w:val="Heading3"/>
+      </w:pPr>
+      <w:r>
+        <w:t>05. Connect the explanation to its limit</w:t>
+      </w:r>
+    </w:p>
+    <w:p>
+      <w:pPr>
+        <w:pStyle w:val="Heading3"/>
+      </w:pPr>
+      <w:r>
+        <w:t>06. Make the idea visible in your project</w:t>
       </w:r>
     </w:p>
     <w:sectPr>
